--- a/DisTicaretRepo/Raporlar/akreditif_analiz_raporu.docx
+++ b/DisTicaretRepo/Raporlar/akreditif_analiz_raporu.docx
@@ -25,7 +25,7 @@
           <w:i/>
           <w:sz w:val="18"/>
         </w:rPr>
-        <w:t>Rapor Tarihi: 09.06.2026 00:56 | Altyapı Sürümü: UCP 600 Hukuk Motoru v3.0</w:t>
+        <w:t>Rapor Tarihi: 09.06.2026 01:10 | Altyapı Sürümü: UCP 600 Hukuk Motoru v3.0</w:t>
       </w:r>
     </w:p>
     <w:p>
@@ -80,22 +80,6 @@
           <w:sz w:val="26"/>
         </w:rPr>
         <w:t>3. Incoterms ve Sigorta Hukuku (ICC 2020)</w:t>
-      </w:r>
-    </w:p>
-    <w:p>
-      <w:pPr>
-        <w:pStyle w:val="ListBullet"/>
-      </w:pPr>
-      <w:r>
-        <w:t>Incoterms Standardı: CIF (ICC 2020 Rules)</w:t>
-      </w:r>
-    </w:p>
-    <w:p>
-      <w:pPr>
-        <w:pStyle w:val="ListBullet"/>
-      </w:pPr>
-      <w:r>
-        <w:t>&lt;span style='color:red; font-weight:bold;'&gt;[HUKUKİ REZERV RİSKİ]&lt;/span&gt; Teslim şekli CIF olmasına rağmen Sigorta Poliçesi bulunamadı! (UCP 600 Art 28)</w:t>
       </w:r>
     </w:p>
     <w:p>
@@ -540,7 +524,7 @@
           </w:tcPr>
           <w:p>
             <w:r>
-              <w:t>YÜKSEK RİSK</w:t>
+              <w:t>UYGULANMAZ</w:t>
             </w:r>
           </w:p>
         </w:tc>
@@ -550,7 +534,7 @@
           </w:tcPr>
           <w:p>
             <w:r>
-              <w:t>CIF teslimlerde Sigorta Poliçesi zorunludur! Minimum %110 teminat aranır (UCP 600 Madde 28).</w:t>
+              <w:t>Teslim şekli (BELİRSİZ) kuralları satıcının sigorta poliçesi ibrazını zorunlu kılmıyor.</w:t>
             </w:r>
           </w:p>
         </w:tc>

--- a/DisTicaretRepo/Raporlar/akreditif_analiz_raporu.docx
+++ b/DisTicaretRepo/Raporlar/akreditif_analiz_raporu.docx
@@ -25,7 +25,7 @@
           <w:i/>
           <w:sz w:val="18"/>
         </w:rPr>
-        <w:t>Rapor Tarihi: 09.06.2026 01:10 | Altyapı Sürümü: UCP 600 Hukuk Motoru v3.0</w:t>
+        <w:t>Rapor Tarihi: 09.06.2026 01:15 | Altyapı Sürümü: UCP 600 Hukuk Motoru v3.0</w:t>
       </w:r>
     </w:p>
     <w:p>
@@ -143,7 +143,7 @@
           </w:tcPr>
           <w:p>
             <w:r>
-              <w:t>Kilo Kontrolü</w:t>
+              <w:t>Fatura vs Konşimento Kilo</w:t>
             </w:r>
           </w:p>
         </w:tc>
@@ -153,7 +153,7 @@
           </w:tcPr>
           <w:p>
             <w:r>
-              <w:t>Dokümanlardan sayısal brüt kilo verisi tam izole edilemedi veya eşleşme manuel yapılmalı.</w:t>
+              <w:t>Brüt Kilo Eşleşmesi (2450.0 KG)</w:t>
             </w:r>
           </w:p>
         </w:tc>
@@ -163,7 +163,7 @@
           </w:tcPr>
           <w:p>
             <w:r>
-              <w:t>MANUEL KONTROL</w:t>
+              <w:t>UYUMLU</w:t>
             </w:r>
           </w:p>
         </w:tc>
@@ -178,6 +178,14 @@
           <w:sz w:val="26"/>
         </w:rPr>
         <w:t>5. Konşimento ve Taşıma Hukuku Parametreleri</w:t>
+      </w:r>
+    </w:p>
+    <w:p>
+      <w:pPr>
+        <w:pStyle w:val="ListBullet"/>
+      </w:pPr>
+      <w:r>
+        <w:t>[OK] Konşimento üzerinde yasal 'Shipped on Board' şerhi saptandı (Art 20a-ii uyumlu).</w:t>
       </w:r>
     </w:p>
     <w:p>
@@ -398,7 +406,7 @@
           </w:tcPr>
           <w:p>
             <w:r>
-              <w:t>DOĞRUDAN GEÇMİYOR</w:t>
+              <w:t>DOĞRUDAN GEÇTİ</w:t>
             </w:r>
           </w:p>
         </w:tc>
@@ -440,7 +448,7 @@
           </w:tcPr>
           <w:p>
             <w:r>
-              <w:t>DOĞRUDAN GEÇMİYOR</w:t>
+              <w:t>TESPİT EDİLDİ</w:t>
             </w:r>
           </w:p>
         </w:tc>
@@ -482,7 +490,7 @@
           </w:tcPr>
           <w:p>
             <w:r>
-              <w:t>DOĞRUDAN GEÇMİYOR</w:t>
+              <w:t>TESPİT EDİLDİ</w:t>
             </w:r>
           </w:p>
         </w:tc>

--- a/DisTicaretRepo/Raporlar/akreditif_analiz_raporu.docx
+++ b/DisTicaretRepo/Raporlar/akreditif_analiz_raporu.docx
@@ -25,7 +25,7 @@
           <w:i/>
           <w:sz w:val="18"/>
         </w:rPr>
-        <w:t>Rapor Tarihi: 09.06.2026 01:15 | Altyapı Sürümü: UCP 600 Hukuk Motoru v3.0</w:t>
+        <w:t>Rapor Tarihi: 09.06.2026 01:35 | Altyapı Sürümü: UCP 600 Hukuk Motoru v3.0</w:t>
       </w:r>
     </w:p>
     <w:p>
@@ -72,6 +72,14 @@
       </w:r>
     </w:p>
     <w:p>
+      <w:pPr>
+        <w:pStyle w:val="ListBullet"/>
+      </w:pPr>
+      <w:r>
+        <w:t>Ödeme Vadesi: Görüldüğünde Ödemeli (Belgeler Uyumluysa İbraz Anında)</w:t>
+      </w:r>
+    </w:p>
+    <w:p>
       <w:r>
         <w:rPr>
           <w:rFonts w:ascii="Arial" w:hAnsi="Arial"/>
@@ -80,6 +88,14 @@
           <w:sz w:val="26"/>
         </w:rPr>
         <w:t>3. Incoterms ve Sigorta Hukuku (ICC 2020)</w:t>
+      </w:r>
+    </w:p>
+    <w:p>
+      <w:pPr>
+        <w:pStyle w:val="ListBullet"/>
+      </w:pPr>
+      <w:r>
+        <w:t>Incoterms Standardı: Metinden Tespit Edilemedi (Manuel Kontrol Önerilir)</w:t>
       </w:r>
     </w:p>
     <w:p>
@@ -178,14 +194,6 @@
           <w:sz w:val="26"/>
         </w:rPr>
         <w:t>5. Konşimento ve Taşıma Hukuku Parametreleri</w:t>
-      </w:r>
-    </w:p>
-    <w:p>
-      <w:pPr>
-        <w:pStyle w:val="ListBullet"/>
-      </w:pPr>
-      <w:r>
-        <w:t>[OK] Konşimento üzerinde yasal 'Shipped on Board' şerhi saptandı (Art 20a-ii uyumlu).</w:t>
       </w:r>
     </w:p>
     <w:p>
@@ -448,7 +456,7 @@
           </w:tcPr>
           <w:p>
             <w:r>
-              <w:t>TESPİT EDİLDİ</w:t>
+              <w:t>DOĞRUDAN GEÇMİYOR</w:t>
             </w:r>
           </w:p>
         </w:tc>
@@ -490,7 +498,7 @@
           </w:tcPr>
           <w:p>
             <w:r>
-              <w:t>TESPİT EDİLDİ</w:t>
+              <w:t>DOĞRUDAN GEÇMİYOR</w:t>
             </w:r>
           </w:p>
         </w:tc>

--- a/DisTicaretRepo/Raporlar/akreditif_analiz_raporu.docx
+++ b/DisTicaretRepo/Raporlar/akreditif_analiz_raporu.docx
@@ -25,7 +25,7 @@
           <w:i/>
           <w:sz w:val="18"/>
         </w:rPr>
-        <w:t>Rapor Tarihi: 09.06.2026 01:35 | Altyapı Sürümü: UCP 600 Hukuk Motoru v3.0</w:t>
+        <w:t>Rapor Tarihi: 09.06.2026 01:50 | Altyapı Sürümü: UCP 600 Hukuk Motoru v3.0</w:t>
       </w:r>
     </w:p>
     <w:p>
@@ -194,6 +194,14 @@
           <w:sz w:val="26"/>
         </w:rPr>
         <w:t>5. Konşimento ve Taşıma Hukuku Parametreleri</w:t>
+      </w:r>
+    </w:p>
+    <w:p>
+      <w:pPr>
+        <w:pStyle w:val="ListBullet"/>
+      </w:pPr>
+      <w:r>
+        <w:t>[OK] Konşimento üzerinde yasal 'Shipped on Board' şerhi saptandı (Art 20a-ii uyumlu).</w:t>
       </w:r>
     </w:p>
     <w:p>
@@ -456,7 +464,7 @@
           </w:tcPr>
           <w:p>
             <w:r>
-              <w:t>DOĞRUDAN GEÇMİYOR</w:t>
+              <w:t>TESPİT EDİLDİ</w:t>
             </w:r>
           </w:p>
         </w:tc>
@@ -498,7 +506,7 @@
           </w:tcPr>
           <w:p>
             <w:r>
-              <w:t>DOĞRUDAN GEÇMİYOR</w:t>
+              <w:t>TESPİT EDİLDİ</w:t>
             </w:r>
           </w:p>
         </w:tc>

--- a/DisTicaretRepo/Raporlar/akreditif_analiz_raporu.docx
+++ b/DisTicaretRepo/Raporlar/akreditif_analiz_raporu.docx
@@ -25,7 +25,7 @@
           <w:i/>
           <w:sz w:val="18"/>
         </w:rPr>
-        <w:t>Rapor Tarihi: 09.06.2026 01:50 | Altyapı Sürümü: UCP 600 Hukuk Motoru v3.0</w:t>
+        <w:t>Rapor Tarihi: 09.06.2026 03:05 | Altyapı Sürümü: UCP 600 Hukuk Motoru v3.0</w:t>
       </w:r>
     </w:p>
     <w:p>

--- a/DisTicaretRepo/Raporlar/akreditif_analiz_raporu.docx
+++ b/DisTicaretRepo/Raporlar/akreditif_analiz_raporu.docx
@@ -25,7 +25,7 @@
           <w:i/>
           <w:sz w:val="18"/>
         </w:rPr>
-        <w:t>Rapor Tarihi: 09.06.2026 03:05 | Altyapı Sürümü: UCP 600 Hukuk Motoru v3.0</w:t>
+        <w:t>Rapor Tarihi: 09.06.2026 03:22 | Altyapı Sürümü: UCP 600 Hukuk Motoru v3.0</w:t>
       </w:r>
     </w:p>
     <w:p>
@@ -201,7 +201,7 @@
         <w:pStyle w:val="ListBullet"/>
       </w:pPr>
       <w:r>
-        <w:t>[OK] Konşimento üzerinde yasal 'Shipped on Board' şerhi saptandı (Art 20a-ii uyumlu).</w:t>
+        <w:t>[REZERV RİSKİ] Konşimentoda zorunlu 'Shipped on Board' yükleme şerhi açıkça bulunamadı!</w:t>
       </w:r>
     </w:p>
     <w:p>
@@ -422,7 +422,7 @@
           </w:tcPr>
           <w:p>
             <w:r>
-              <w:t>DOĞRUDAN GEÇTİ</w:t>
+              <w:t>DOĞRUDAN GEÇMİYOR</w:t>
             </w:r>
           </w:p>
         </w:tc>
@@ -464,7 +464,7 @@
           </w:tcPr>
           <w:p>
             <w:r>
-              <w:t>TESPİT EDİLDİ</w:t>
+              <w:t>DOĞRUDAN GEÇMİYOR</w:t>
             </w:r>
           </w:p>
         </w:tc>
@@ -506,7 +506,7 @@
           </w:tcPr>
           <w:p>
             <w:r>
-              <w:t>TESPİT EDİLDİ</w:t>
+              <w:t>DOĞRUDAN GEÇMİYOR</w:t>
             </w:r>
           </w:p>
         </w:tc>

--- a/DisTicaretRepo/Raporlar/akreditif_analiz_raporu.docx
+++ b/DisTicaretRepo/Raporlar/akreditif_analiz_raporu.docx
@@ -25,7 +25,7 @@
           <w:i/>
           <w:sz w:val="18"/>
         </w:rPr>
-        <w:t>Rapor Tarihi: 09.06.2026 03:22 | Altyapı Sürümü: UCP 600 Hukuk Motoru v3.0</w:t>
+        <w:t>Rapor Tarihi: 09.06.2026 03:24 | Altyapı Sürümü: UCP 600 Hukuk Motoru v3.0</w:t>
       </w:r>
     </w:p>
     <w:p>

--- a/DisTicaretRepo/Raporlar/akreditif_analiz_raporu.docx
+++ b/DisTicaretRepo/Raporlar/akreditif_analiz_raporu.docx
@@ -25,7 +25,7 @@
           <w:i/>
           <w:sz w:val="18"/>
         </w:rPr>
-        <w:t>Rapor Tarihi: 09.06.2026 03:24 | Altyapı Sürümü: UCP 600 Hukuk Motoru v3.0</w:t>
+        <w:t>Rapor Tarihi: 09.06.2026 03:25 | Altyapı Sürümü: UCP 600 Hukuk Motoru v3.0</w:t>
       </w:r>
     </w:p>
     <w:p>
@@ -95,7 +95,15 @@
         <w:pStyle w:val="ListBullet"/>
       </w:pPr>
       <w:r>
-        <w:t>Incoterms Standardı: Metinden Tespit Edilemedi (Manuel Kontrol Önerilir)</w:t>
+        <w:t>Incoterms Standardı: CIF (ICC 2020 Rules)</w:t>
+      </w:r>
+    </w:p>
+    <w:p>
+      <w:pPr>
+        <w:pStyle w:val="ListBullet"/>
+      </w:pPr>
+      <w:r>
+        <w:t>[OK] Hukuki Zorunluluk: CIF şartı gereği Resmi Sigorta Poliçesi dosyalar arasında saptandı ve incelendi (UCP 600 Art 28).</w:t>
       </w:r>
     </w:p>
     <w:p>
@@ -169,7 +177,7 @@
           </w:tcPr>
           <w:p>
             <w:r>
-              <w:t>Brüt Kilo Eşleşmesi (2450.0 KG)</w:t>
+              <w:t>Fatura: 2450.0 KG | Konşimento: 2400.0 KG</w:t>
             </w:r>
           </w:p>
         </w:tc>
@@ -179,7 +187,7 @@
           </w:tcPr>
           <w:p>
             <w:r>
-              <w:t>UYUMLU</w:t>
+              <w:t>REZERV RİSKİ - UYUMSUZ SAYISAL VERİ</w:t>
             </w:r>
           </w:p>
         </w:tc>
@@ -201,7 +209,7 @@
         <w:pStyle w:val="ListBullet"/>
       </w:pPr>
       <w:r>
-        <w:t>[REZERV RİSKİ] Konşimentoda zorunlu 'Shipped on Board' yükleme şerhi açıkça bulunamadı!</w:t>
+        <w:t>[OK] Konşimento üzerinde yasal 'Shipped on Board' şerhi saptandı (Art 20a-ii uyumlu).</w:t>
       </w:r>
     </w:p>
     <w:p>
@@ -422,7 +430,7 @@
           </w:tcPr>
           <w:p>
             <w:r>
-              <w:t>DOĞRUDAN GEÇMİYOR</w:t>
+              <w:t>DOĞRUDAN GEÇTİ</w:t>
             </w:r>
           </w:p>
         </w:tc>
@@ -464,7 +472,7 @@
           </w:tcPr>
           <w:p>
             <w:r>
-              <w:t>DOĞRUDAN GEÇMİYOR</w:t>
+              <w:t>TESPİT EDİLDİ</w:t>
             </w:r>
           </w:p>
         </w:tc>
@@ -506,7 +514,7 @@
           </w:tcPr>
           <w:p>
             <w:r>
-              <w:t>DOĞRUDAN GEÇMİYOR</w:t>
+              <w:t>TESPİT EDİLDİ</w:t>
             </w:r>
           </w:p>
         </w:tc>
@@ -548,7 +556,7 @@
           </w:tcPr>
           <w:p>
             <w:r>
-              <w:t>UYGULANMAZ</w:t>
+              <w:t>DOĞRUDAN GEÇTİ</w:t>
             </w:r>
           </w:p>
         </w:tc>
@@ -558,7 +566,7 @@
           </w:tcPr>
           <w:p>
             <w:r>
-              <w:t>Teslim şekli (BELİRSİZ) kuralları satıcının sigorta poliçesi ibrazını zorunlu kılmıyor.</w:t>
+              <w:t>Sigorta poliçesi saptandı. Fatura değerinin minimum %110'unu kapsadığı doğrulandı.</w:t>
             </w:r>
           </w:p>
         </w:tc>

--- a/DisTicaretRepo/Raporlar/akreditif_analiz_raporu.docx
+++ b/DisTicaretRepo/Raporlar/akreditif_analiz_raporu.docx
@@ -25,7 +25,7 @@
           <w:i/>
           <w:sz w:val="18"/>
         </w:rPr>
-        <w:t>Rapor Tarihi: 09.06.2026 03:25 | Altyapı Sürümü: UCP 600 Hukuk Motoru v3.0</w:t>
+        <w:t>Rapor Tarihi: 09.06.2026 03:29 | Altyapı Sürümü: UCP 600 Hukuk Motoru v3.0</w:t>
       </w:r>
     </w:p>
     <w:p>

--- a/DisTicaretRepo/Raporlar/akreditif_analiz_raporu.docx
+++ b/DisTicaretRepo/Raporlar/akreditif_analiz_raporu.docx
@@ -25,7 +25,7 @@
           <w:i/>
           <w:sz w:val="18"/>
         </w:rPr>
-        <w:t>Rapor Tarihi: 09.06.2026 03:29 | Altyapı Sürümü: UCP 600 Hukuk Motoru v3.0</w:t>
+        <w:t>Rapor Tarihi: 09.06.2026 03:36 | Altyapı Sürümü: UCP 600 Hukuk Motoru v3.0</w:t>
       </w:r>
     </w:p>
     <w:p>

--- a/DisTicaretRepo/Raporlar/akreditif_analiz_raporu.docx
+++ b/DisTicaretRepo/Raporlar/akreditif_analiz_raporu.docx
@@ -25,7 +25,7 @@
           <w:i/>
           <w:sz w:val="18"/>
         </w:rPr>
-        <w:t>Rapor Tarihi: 09.06.2026 03:36 | Altyapı Sürümü: UCP 600 Hukuk Motoru v3.0</w:t>
+        <w:t>Rapor Tarihi: 09.06.2026 04:00 | Altyapı Sürümü: UCP 600 Hukuk Motoru v3.0</w:t>
       </w:r>
     </w:p>
     <w:p>

--- a/DisTicaretRepo/Raporlar/akreditif_analiz_raporu.docx
+++ b/DisTicaretRepo/Raporlar/akreditif_analiz_raporu.docx
@@ -25,7 +25,7 @@
           <w:i/>
           <w:sz w:val="18"/>
         </w:rPr>
-        <w:t>Rapor Tarihi: 09.06.2026 04:00 | Altyapı Sürümü: UCP 600 Hukuk Motoru v3.0</w:t>
+        <w:t>Rapor Tarihi: 09.06.2026 04:28 | Altyapı Sürümü: UCP 600 Hukuk Motoru v3.0</w:t>
       </w:r>
     </w:p>
     <w:p>

--- a/DisTicaretRepo/Raporlar/akreditif_analiz_raporu.docx
+++ b/DisTicaretRepo/Raporlar/akreditif_analiz_raporu.docx
@@ -25,7 +25,7 @@
           <w:i/>
           <w:sz w:val="18"/>
         </w:rPr>
-        <w:t>Rapor Tarihi: 09.06.2026 04:28 | Altyapı Sürümü: UCP 600 Hukuk Motoru v3.0</w:t>
+        <w:t>Rapor Tarihi: 09.06.2026 04:40 | Altyapı Sürümü: UCP 600 Hukuk Motoru v3.0</w:t>
       </w:r>
     </w:p>
     <w:p>
@@ -95,7 +95,7 @@
         <w:pStyle w:val="ListBullet"/>
       </w:pPr>
       <w:r>
-        <w:t>Incoterms Standardı: CIF (ICC 2020 Rules)</w:t>
+        <w:t>Incoterms Standardı: CIF (Hamburg) - ICC 2020</w:t>
       </w:r>
     </w:p>
     <w:p>
@@ -103,7 +103,7 @@
         <w:pStyle w:val="ListBullet"/>
       </w:pPr>
       <w:r>
-        <w:t>[OK] Hukuki Zorunluluk: CIF şartı gereği Resmi Sigorta Poliçesi dosyalar arasında saptandı ve incelendi (UCP 600 Art 28).</w:t>
+        <w:t>[HUKUKİ REZERV RİSKİ] Teslim şekli CIF olmasına rağmen Sigorta Poliçesi bulunamadı!</w:t>
       </w:r>
     </w:p>
     <w:p>
@@ -177,7 +177,7 @@
           </w:tcPr>
           <w:p>
             <w:r>
-              <w:t>Fatura: 2450.0 KG | Konşimento: 2400.0 KG</w:t>
+              <w:t>Brüt Kilo Eşleşmesi (2450.0 KG)</w:t>
             </w:r>
           </w:p>
         </w:tc>
@@ -187,7 +187,7 @@
           </w:tcPr>
           <w:p>
             <w:r>
-              <w:t>REZERV RİSKİ - UYUMSUZ SAYISAL VERİ</w:t>
+              <w:t>UYUMLU</w:t>
             </w:r>
           </w:p>
         </w:tc>
@@ -430,7 +430,7 @@
           </w:tcPr>
           <w:p>
             <w:r>
-              <w:t>DOĞRUDAN GEÇTİ</w:t>
+              <w:t>DOĞRUDAN GEÇMİYOR</w:t>
             </w:r>
           </w:p>
         </w:tc>
@@ -556,7 +556,7 @@
           </w:tcPr>
           <w:p>
             <w:r>
-              <w:t>DOĞRUDAN GEÇTİ</w:t>
+              <w:t>YÜKSEK RİSK</w:t>
             </w:r>
           </w:p>
         </w:tc>
@@ -566,7 +566,7 @@
           </w:tcPr>
           <w:p>
             <w:r>
-              <w:t>Sigorta poliçesi saptandı. Fatura değerinin minimum %110'unu kapsadığı doğrulandı.</w:t>
+              <w:t>CIF teslimlerde Sigorta Poliçesi zorunludur! Minimum %110 teminat aranır (UCP 600 Madde 28).</w:t>
             </w:r>
           </w:p>
         </w:tc>

--- a/DisTicaretRepo/Raporlar/akreditif_analiz_raporu.docx
+++ b/DisTicaretRepo/Raporlar/akreditif_analiz_raporu.docx
@@ -25,7 +25,7 @@
           <w:i/>
           <w:sz w:val="18"/>
         </w:rPr>
-        <w:t>Rapor Tarihi: 09.06.2026 04:40 | Altyapı Sürümü: UCP 600 Hukuk Motoru v3.0</w:t>
+        <w:t>Rapor Tarihi: 09.06.2026 04:41 | Altyapı Sürümü: UCP 600 Hukuk Motoru v3.0</w:t>
       </w:r>
     </w:p>
     <w:p>
@@ -95,7 +95,7 @@
         <w:pStyle w:val="ListBullet"/>
       </w:pPr>
       <w:r>
-        <w:t>Incoterms Standardı: CIF (Hamburg) - ICC 2020</w:t>
+        <w:t>Incoterms Standardı: CIF (ICC 2020 Rules)</w:t>
       </w:r>
     </w:p>
     <w:p>
@@ -103,7 +103,7 @@
         <w:pStyle w:val="ListBullet"/>
       </w:pPr>
       <w:r>
-        <w:t>[HUKUKİ REZERV RİSKİ] Teslim şekli CIF olmasına rağmen Sigorta Poliçesi bulunamadı!</w:t>
+        <w:t>[OK] Hukuki Zorunluluk: CIF şartı gereği Resmi Sigorta Poliçesi dosyalar arasında saptandı ve incelendi (UCP 600 Art 28).</w:t>
       </w:r>
     </w:p>
     <w:p>
@@ -177,7 +177,7 @@
           </w:tcPr>
           <w:p>
             <w:r>
-              <w:t>Brüt Kilo Eşleşmesi (2450.0 KG)</w:t>
+              <w:t>Fatura: 2450.0 KG | Konşimento: 2400.0 KG</w:t>
             </w:r>
           </w:p>
         </w:tc>
@@ -187,7 +187,7 @@
           </w:tcPr>
           <w:p>
             <w:r>
-              <w:t>UYUMLU</w:t>
+              <w:t>REZERV RİSKİ - UYUMSUZ SAYISAL VERİ</w:t>
             </w:r>
           </w:p>
         </w:tc>
@@ -430,7 +430,7 @@
           </w:tcPr>
           <w:p>
             <w:r>
-              <w:t>DOĞRUDAN GEÇMİYOR</w:t>
+              <w:t>DOĞRUDAN GEÇTİ</w:t>
             </w:r>
           </w:p>
         </w:tc>
@@ -556,7 +556,7 @@
           </w:tcPr>
           <w:p>
             <w:r>
-              <w:t>YÜKSEK RİSK</w:t>
+              <w:t>DOĞRUDAN GEÇTİ</w:t>
             </w:r>
           </w:p>
         </w:tc>
@@ -566,7 +566,7 @@
           </w:tcPr>
           <w:p>
             <w:r>
-              <w:t>CIF teslimlerde Sigorta Poliçesi zorunludur! Minimum %110 teminat aranır (UCP 600 Madde 28).</w:t>
+              <w:t>Sigorta poliçesi saptandı. Fatura değerinin minimum %110'unu kapsadığı doğrulandı.</w:t>
             </w:r>
           </w:p>
         </w:tc>

--- a/DisTicaretRepo/Raporlar/akreditif_analiz_raporu.docx
+++ b/DisTicaretRepo/Raporlar/akreditif_analiz_raporu.docx
@@ -25,7 +25,7 @@
           <w:i/>
           <w:sz w:val="18"/>
         </w:rPr>
-        <w:t>Rapor Tarihi: 09.06.2026 04:41 | Altyapı Sürümü: UCP 600 Hukuk Motoru v3.0</w:t>
+        <w:t>Rapor Tarihi: 09.06.2026 04:45 | Altyapı Sürümü: UCP 600 Hukuk Motoru v3.0</w:t>
       </w:r>
     </w:p>
     <w:p>

--- a/DisTicaretRepo/Raporlar/akreditif_analiz_raporu.docx
+++ b/DisTicaretRepo/Raporlar/akreditif_analiz_raporu.docx
@@ -25,7 +25,7 @@
           <w:i/>
           <w:sz w:val="18"/>
         </w:rPr>
-        <w:t>Rapor Tarihi: 09.06.2026 04:45 | Altyapı Sürümü: UCP 600 Hukuk Motoru v3.0</w:t>
+        <w:t>Rapor Tarihi: 09.06.2026 04:50 | Altyapı Sürümü: UCP 600 Hukuk Motoru v3.0</w:t>
       </w:r>
     </w:p>
     <w:p>

--- a/DisTicaretRepo/Raporlar/akreditif_analiz_raporu.docx
+++ b/DisTicaretRepo/Raporlar/akreditif_analiz_raporu.docx
@@ -25,7 +25,7 @@
           <w:i/>
           <w:sz w:val="18"/>
         </w:rPr>
-        <w:t>Rapor Tarihi: 09.06.2026 04:50 | Altyapı Sürümü: UCP 600 Hukuk Motoru v3.0</w:t>
+        <w:t>Rapor Tarihi: 09.06.2026 04:56 | Altyapı Sürümü: UCP 600 Hukuk Motoru v3.0</w:t>
       </w:r>
     </w:p>
     <w:p>

--- a/DisTicaretRepo/Raporlar/akreditif_analiz_raporu.docx
+++ b/DisTicaretRepo/Raporlar/akreditif_analiz_raporu.docx
@@ -25,7 +25,7 @@
           <w:i/>
           <w:sz w:val="18"/>
         </w:rPr>
-        <w:t>Rapor Tarihi: 09.06.2026 04:56 | Altyapı Sürümü: UCP 600 Hukuk Motoru v3.0</w:t>
+        <w:t>Rapor Tarihi: 09.06.2026 04:59 | Altyapı Sürümü: UCP 600 Hukuk Motoru v3.0</w:t>
       </w:r>
     </w:p>
     <w:p>

--- a/DisTicaretRepo/Raporlar/akreditif_analiz_raporu.docx
+++ b/DisTicaretRepo/Raporlar/akreditif_analiz_raporu.docx
@@ -25,7 +25,7 @@
           <w:i/>
           <w:sz w:val="18"/>
         </w:rPr>
-        <w:t>Rapor Tarihi: 09.06.2026 04:59 | Altyapı Sürümü: UCP 600 Hukuk Motoru v3.0</w:t>
+        <w:t>Rapor Tarihi: 09.06.2026 05:04 | Altyapı Sürümü: UCP 600 Hukuk Motoru v3.0</w:t>
       </w:r>
     </w:p>
     <w:p>

--- a/DisTicaretRepo/Raporlar/akreditif_analiz_raporu.docx
+++ b/DisTicaretRepo/Raporlar/akreditif_analiz_raporu.docx
@@ -25,7 +25,7 @@
           <w:i/>
           <w:sz w:val="18"/>
         </w:rPr>
-        <w:t>Rapor Tarihi: 09.06.2026 05:04 | Altyapı Sürümü: UCP 600 Hukuk Motoru v3.0</w:t>
+        <w:t>Rapor Tarihi: 09.06.2026 05:09 | Altyapı Sürümü: UCP 600 Hukuk Motoru v3.0</w:t>
       </w:r>
     </w:p>
     <w:p>

--- a/DisTicaretRepo/Raporlar/akreditif_analiz_raporu.docx
+++ b/DisTicaretRepo/Raporlar/akreditif_analiz_raporu.docx
@@ -25,7 +25,7 @@
           <w:i/>
           <w:sz w:val="18"/>
         </w:rPr>
-        <w:t>Rapor Tarihi: 09.06.2026 05:09 | Altyapı Sürümü: UCP 600 Hukuk Motoru v3.0</w:t>
+        <w:t>Rapor Tarihi: 09.06.2026 05:20 | Altyapı Sürümü: UCP 600 Hukuk Motoru v3.0</w:t>
       </w:r>
     </w:p>
     <w:p>

--- a/DisTicaretRepo/Raporlar/akreditif_analiz_raporu.docx
+++ b/DisTicaretRepo/Raporlar/akreditif_analiz_raporu.docx
@@ -25,7 +25,7 @@
           <w:i/>
           <w:sz w:val="18"/>
         </w:rPr>
-        <w:t>Rapor Tarihi: 09.06.2026 05:20 | Altyapı Sürümü: UCP 600 Hukuk Motoru v3.0</w:t>
+        <w:t>Rapor Tarihi: 09.06.2026 05:27 | Altyapı Sürümü: UCP 600 Hukuk Motoru v3.0</w:t>
       </w:r>
     </w:p>
     <w:p>

--- a/DisTicaretRepo/Raporlar/akreditif_analiz_raporu.docx
+++ b/DisTicaretRepo/Raporlar/akreditif_analiz_raporu.docx
@@ -25,7 +25,7 @@
           <w:i/>
           <w:sz w:val="18"/>
         </w:rPr>
-        <w:t>Rapor Tarihi: 09.06.2026 05:27 | Altyapı Sürümü: UCP 600 Hukuk Motoru v3.0</w:t>
+        <w:t>Rapor Tarihi: 09.06.2026 05:42 | Altyapı Sürümü: UCP 600 Hukuk Motoru v3.0</w:t>
       </w:r>
     </w:p>
     <w:p>

--- a/DisTicaretRepo/Raporlar/akreditif_analiz_raporu.docx
+++ b/DisTicaretRepo/Raporlar/akreditif_analiz_raporu.docx
@@ -25,7 +25,7 @@
           <w:i/>
           <w:sz w:val="18"/>
         </w:rPr>
-        <w:t>Rapor Tarihi: 09.06.2026 05:42 | Altyapı Sürümü: UCP 600 Hukuk Motoru v3.0</w:t>
+        <w:t>Rapor Tarihi: 09.06.2026 05:44 | Altyapı Sürümü: UCP 600 Hukuk Motoru v3.0</w:t>
       </w:r>
     </w:p>
     <w:p>
@@ -177,7 +177,7 @@
           </w:tcPr>
           <w:p>
             <w:r>
-              <w:t>Fatura: 2450.0 KG | Konşimento: 2400.0 KG</w:t>
+              <w:t>Brüt Kilo Eşleşmesi (2450.0 KG)</w:t>
             </w:r>
           </w:p>
         </w:tc>
@@ -187,7 +187,7 @@
           </w:tcPr>
           <w:p>
             <w:r>
-              <w:t>REZERV RİSKİ - UYUMSUZ SAYISAL VERİ</w:t>
+              <w:t>UYUMLU</w:t>
             </w:r>
           </w:p>
         </w:tc>

--- a/DisTicaretRepo/Raporlar/akreditif_analiz_raporu.docx
+++ b/DisTicaretRepo/Raporlar/akreditif_analiz_raporu.docx
@@ -25,7 +25,7 @@
           <w:i/>
           <w:sz w:val="18"/>
         </w:rPr>
-        <w:t>Rapor Tarihi: 09.06.2026 05:44 | Altyapı Sürümü: UCP 600 Hukuk Motoru v3.0</w:t>
+        <w:t>Rapor Tarihi: 09.06.2026 06:07 | Altyapı Sürümü: UCP 600 Hukuk Motoru v3.0</w:t>
       </w:r>
     </w:p>
     <w:p>
@@ -177,7 +177,7 @@
           </w:tcPr>
           <w:p>
             <w:r>
-              <w:t>Brüt Kilo Eşleşmesi (2450.0 KG)</w:t>
+              <w:t>Fatura: 1470.0 KG | Konşimento: 2400.0 KG</w:t>
             </w:r>
           </w:p>
         </w:tc>
@@ -187,7 +187,7 @@
           </w:tcPr>
           <w:p>
             <w:r>
-              <w:t>UYUMLU</w:t>
+              <w:t>REZERV RİSKİ - UYUMSUZ SAYISAL VERİ</w:t>
             </w:r>
           </w:p>
         </w:tc>

--- a/DisTicaretRepo/Raporlar/akreditif_analiz_raporu.docx
+++ b/DisTicaretRepo/Raporlar/akreditif_analiz_raporu.docx
@@ -25,7 +25,7 @@
           <w:i/>
           <w:sz w:val="18"/>
         </w:rPr>
-        <w:t>Rapor Tarihi: 09.06.2026 06:07 | Altyapı Sürümü: UCP 600 Hukuk Motoru v3.0</w:t>
+        <w:t>Rapor Tarihi: 09.06.2026 06:10 | Altyapı Sürümü: UCP 600 Hukuk Motoru v3.0</w:t>
       </w:r>
     </w:p>
     <w:p>

--- a/DisTicaretRepo/Raporlar/akreditif_analiz_raporu.docx
+++ b/DisTicaretRepo/Raporlar/akreditif_analiz_raporu.docx
@@ -25,7 +25,7 @@
           <w:i/>
           <w:sz w:val="18"/>
         </w:rPr>
-        <w:t>Rapor Tarihi: 09.06.2026 06:10 | Altyapı Sürümü: UCP 600 Hukuk Motoru v3.0</w:t>
+        <w:t>Rapor Tarihi: 09.06.2026 08:02 | Altyapı Sürümü: UCP 600 Hukuk Motoru v3.0</w:t>
       </w:r>
     </w:p>
     <w:p>
@@ -49,7 +49,7 @@
         <w:pStyle w:val="ListBullet"/>
       </w:pPr>
       <w:r>
-        <w:t>En Geç Yükleme Tarihi (Alan 44C): 15.07.2026</w:t>
+        <w:t>En Geç Yükleme Tarihi (Alan 44C): Belgeden tespit edilemedi — manuel kontrol gerekli</w:t>
       </w:r>
     </w:p>
     <w:p>
@@ -57,7 +57,7 @@
         <w:pStyle w:val="ListBullet"/>
       </w:pPr>
       <w:r>
-        <w:t>Bankaya İbraz Süresi: 05.08.2026 (UCP 600 Madde 14c'ye tam uyumlu).</w:t>
+        <w:t>Bankaya İbraz Süresi: Belgeden tespit edilemedi — UCP 600 Madde 14c varsayılan 21 günlük limit uygulanır.</w:t>
       </w:r>
     </w:p>
     <w:p>
@@ -76,7 +76,7 @@
         <w:pStyle w:val="ListBullet"/>
       </w:pPr>
       <w:r>
-        <w:t>Ödeme Vadesi: Görüldüğünde Ödemeli (Belgeler Uyumluysa İbraz Anında)</w:t>
+        <w:t>Ödeme Vadesi: Belgelerden tespit edilemedi — manuel kontrol önerilir.</w:t>
       </w:r>
     </w:p>
     <w:p>

--- a/DisTicaretRepo/Raporlar/akreditif_analiz_raporu.docx
+++ b/DisTicaretRepo/Raporlar/akreditif_analiz_raporu.docx
@@ -25,7 +25,7 @@
           <w:i/>
           <w:sz w:val="18"/>
         </w:rPr>
-        <w:t>Rapor Tarihi: 09.06.2026 08:02 | Altyapı Sürümü: UCP 600 Hukuk Motoru v3.0</w:t>
+        <w:t>Rapor Tarihi: 09.06.2026 08:15 | Altyapı Sürümü: UCP 600 Hukuk Motoru v3.0</w:t>
       </w:r>
     </w:p>
     <w:p>
@@ -103,7 +103,7 @@
         <w:pStyle w:val="ListBullet"/>
       </w:pPr>
       <w:r>
-        <w:t>[OK] Hukuki Zorunluluk: CIF şartı gereği Resmi Sigorta Poliçesi dosyalar arasında saptandı ve incelendi (UCP 600 Art 28).</w:t>
+        <w:t>[HUKUKİ REZERV RİSKİ] Teslim şekli CIF olmasına rağmen Sigorta Poliçesi bulunamadı!</w:t>
       </w:r>
     </w:p>
     <w:p>
@@ -167,6 +167,38 @@
           </w:tcPr>
           <w:p>
             <w:r>
+              <w:t>Fatura vs Akreditif Tutarı (Art 18 / Art 30)</w:t>
+            </w:r>
+          </w:p>
+        </w:tc>
+        <w:tc>
+          <w:tcPr>
+            <w:tcW w:type="dxa" w:w="3120"/>
+          </w:tcPr>
+          <w:p>
+            <w:r>
+              <w:t>Tutar tespit edilemedi: Fatura, Akreditif (32B)</w:t>
+            </w:r>
+          </w:p>
+        </w:tc>
+        <w:tc>
+          <w:tcPr>
+            <w:tcW w:type="dxa" w:w="3120"/>
+          </w:tcPr>
+          <w:p>
+            <w:r>
+              <w:t>MANUEL KONTROL</w:t>
+            </w:r>
+          </w:p>
+        </w:tc>
+      </w:tr>
+      <w:tr>
+        <w:tc>
+          <w:tcPr>
+            <w:tcW w:type="dxa" w:w="3120"/>
+          </w:tcPr>
+          <w:p>
+            <w:r>
               <w:t>Fatura vs Konşimento Kilo</w:t>
             </w:r>
           </w:p>
@@ -188,6 +220,102 @@
           <w:p>
             <w:r>
               <w:t>REZERV RİSKİ - UYUMSUZ SAYISAL VERİ</w:t>
+            </w:r>
+          </w:p>
+        </w:tc>
+      </w:tr>
+      <w:tr>
+        <w:tc>
+          <w:tcPr>
+            <w:tcW w:type="dxa" w:w="3120"/>
+          </w:tcPr>
+          <w:p>
+            <w:r>
+              <w:t>Fatura Mal Tanımı vs Küşat (Art 18c)</w:t>
+            </w:r>
+          </w:p>
+        </w:tc>
+        <w:tc>
+          <w:tcPr>
+            <w:tcW w:type="dxa" w:w="3120"/>
+          </w:tcPr>
+          <w:p>
+            <w:r>
+              <w:t>Mal tanımı tespit edilemedi: Fatura, Küşat (45A)</w:t>
+            </w:r>
+          </w:p>
+        </w:tc>
+        <w:tc>
+          <w:tcPr>
+            <w:tcW w:type="dxa" w:w="3120"/>
+          </w:tcPr>
+          <w:p>
+            <w:r>
+              <w:t>MANUEL KONTROL</w:t>
+            </w:r>
+          </w:p>
+        </w:tc>
+      </w:tr>
+      <w:tr>
+        <w:tc>
+          <w:tcPr>
+            <w:tcW w:type="dxa" w:w="3120"/>
+          </w:tcPr>
+          <w:p>
+            <w:r>
+              <w:t>Konşimento Yükleme Tarihi vs Alan 44C (Art 20)</w:t>
+            </w:r>
+          </w:p>
+        </w:tc>
+        <w:tc>
+          <w:tcPr>
+            <w:tcW w:type="dxa" w:w="3120"/>
+          </w:tcPr>
+          <w:p>
+            <w:r>
+              <w:t>Tarih tespit edilemedi: Küşat 44C</w:t>
+            </w:r>
+          </w:p>
+        </w:tc>
+        <w:tc>
+          <w:tcPr>
+            <w:tcW w:type="dxa" w:w="3120"/>
+          </w:tcPr>
+          <w:p>
+            <w:r>
+              <w:t>MANUEL KONTROL</w:t>
+            </w:r>
+          </w:p>
+        </w:tc>
+      </w:tr>
+      <w:tr>
+        <w:tc>
+          <w:tcPr>
+            <w:tcW w:type="dxa" w:w="3120"/>
+          </w:tcPr>
+          <w:p>
+            <w:r>
+              <w:t>Sigorta Bedeli ≥ Fatura × %110 (Art 28f-ii)</w:t>
+            </w:r>
+          </w:p>
+        </w:tc>
+        <w:tc>
+          <w:tcPr>
+            <w:tcW w:type="dxa" w:w="3120"/>
+          </w:tcPr>
+          <w:p>
+            <w:r>
+              <w:t>CIF teslimlerde sigorta poliçesi zorunludur ancak dosyalar arasında bulunamadı.</w:t>
+            </w:r>
+          </w:p>
+        </w:tc>
+        <w:tc>
+          <w:tcPr>
+            <w:tcW w:type="dxa" w:w="3120"/>
+          </w:tcPr>
+          <w:p>
+            <w:r>
+              <w:t>REZERV RİSKİ - SİGORTA BELGESİ EKSİK</w:t>
             </w:r>
           </w:p>
         </w:tc>
@@ -556,7 +684,7 @@
           </w:tcPr>
           <w:p>
             <w:r>
-              <w:t>DOĞRUDAN GEÇTİ</w:t>
+              <w:t>YÜKSEK RİSK</w:t>
             </w:r>
           </w:p>
         </w:tc>
@@ -566,7 +694,7 @@
           </w:tcPr>
           <w:p>
             <w:r>
-              <w:t>Sigorta poliçesi saptandı. Fatura değerinin minimum %110'unu kapsadığı doğrulandı.</w:t>
+              <w:t>CIF teslimlerde Sigorta Poliçesi zorunludur! Minimum %110 teminat aranır (UCP 600 Madde 28).</w:t>
             </w:r>
           </w:p>
         </w:tc>

--- a/DisTicaretRepo/Raporlar/akreditif_analiz_raporu.docx
+++ b/DisTicaretRepo/Raporlar/akreditif_analiz_raporu.docx
@@ -10,10 +10,11 @@
         <w:rPr>
           <w:rFonts w:ascii="Arial" w:hAnsi="Arial"/>
           <w:b/>
+          <w:i w:val="0"/>
           <w:color w:val="1A365D"/>
           <w:sz w:val="32"/>
         </w:rPr>
-        <w:t>📋 AKREDİTİF GELİŞMİŞ HUKUKİ VE SAYISAL UZMAN DENETİM RAPORU</w:t>
+        <w:t>AKREDITIF GELISMIS HUKUKI VE SAYISAL UZMAN DENETiM RAPORU</w:t>
       </w:r>
     </w:p>
     <w:p>
@@ -22,10 +23,13 @@
       </w:pPr>
       <w:r>
         <w:rPr>
+          <w:rFonts w:ascii="Arial" w:hAnsi="Arial"/>
+          <w:b w:val="0"/>
           <w:i/>
+          <w:color w:val="000000"/>
           <w:sz w:val="18"/>
         </w:rPr>
-        <w:t>Rapor Tarihi: 09.06.2026 08:15 | Altyapı Sürümü: UCP 600 Hukuk Motoru v3.0</w:t>
+        <w:t>Rapor Tarihi: 09.06.2026 13:39 | Altyapi: UCP 600 Hukuk Motoru v4.0</w:t>
       </w:r>
     </w:p>
     <w:p>
@@ -38,10 +42,11 @@
         <w:rPr>
           <w:rFonts w:ascii="Arial" w:hAnsi="Arial"/>
           <w:b/>
+          <w:i w:val="0"/>
           <w:color w:val="2B6CB0"/>
           <w:sz w:val="26"/>
         </w:rPr>
-        <w:t>1. Kritik Süreler ve Vade Analizi</w:t>
+        <w:t>1. Kritik Sureler ve Vade Analizi</w:t>
       </w:r>
     </w:p>
     <w:p>
@@ -49,7 +54,7 @@
         <w:pStyle w:val="ListBullet"/>
       </w:pPr>
       <w:r>
-        <w:t>En Geç Yükleme Tarihi (Alan 44C): Belgeden tespit edilemedi — manuel kontrol gerekli</w:t>
+        <w:t>En Gec Yukleme Tarihi (Alan 44C): Belgeden tespit edilemedi — manuel kontrol gerekli.</w:t>
       </w:r>
     </w:p>
     <w:p>
@@ -57,7 +62,7 @@
         <w:pStyle w:val="ListBullet"/>
       </w:pPr>
       <w:r>
-        <w:t>Bankaya İbraz Süresi: Belgeden tespit edilemedi — UCP 600 Madde 14c varsayılan 21 günlük limit uygulanır.</w:t>
+        <w:t>Bankaya Ibraz Suresi: Tespit edilemedi — UCP 600 Art 14c varsayilan 21 gun uygulanir.</w:t>
       </w:r>
     </w:p>
     <w:p>
@@ -65,10 +70,11 @@
         <w:rPr>
           <w:rFonts w:ascii="Arial" w:hAnsi="Arial"/>
           <w:b/>
+          <w:i w:val="0"/>
           <w:color w:val="2B6CB0"/>
           <w:sz w:val="26"/>
         </w:rPr>
-        <w:t>2. Finansal Vade ve Ödeme Takvimi</w:t>
+        <w:t>2. Finansal Vade ve Odeme Takvimi</w:t>
       </w:r>
     </w:p>
     <w:p>
@@ -76,7 +82,7 @@
         <w:pStyle w:val="ListBullet"/>
       </w:pPr>
       <w:r>
-        <w:t>Ödeme Vadesi: Belgelerden tespit edilemedi — manuel kontrol önerilir.</w:t>
+        <w:t>Odeme Vadesi: Belgelerden tespit edilemedi — manuel kontrol onerilir.</w:t>
       </w:r>
     </w:p>
     <w:p>
@@ -84,6 +90,7 @@
         <w:rPr>
           <w:rFonts w:ascii="Arial" w:hAnsi="Arial"/>
           <w:b/>
+          <w:i w:val="0"/>
           <w:color w:val="2B6CB0"/>
           <w:sz w:val="26"/>
         </w:rPr>
@@ -95,7 +102,7 @@
         <w:pStyle w:val="ListBullet"/>
       </w:pPr>
       <w:r>
-        <w:t>Incoterms Standardı: CIF (ICC 2020 Rules)</w:t>
+        <w:t>Incoterms Standardi: CIF (ICC 2020 Rules)</w:t>
       </w:r>
     </w:p>
     <w:p>
@@ -103,7 +110,7 @@
         <w:pStyle w:val="ListBullet"/>
       </w:pPr>
       <w:r>
-        <w:t>[HUKUKİ REZERV RİSKİ] Teslim şekli CIF olmasına rağmen Sigorta Poliçesi bulunamadı!</w:t>
+        <w:t>[HUKUKi REZERV RiSKi] Teslim sekli CIF olmasina ragmen Sigorta Policesi bulunamadi!</w:t>
       </w:r>
     </w:p>
     <w:p>
@@ -111,10 +118,11 @@
         <w:rPr>
           <w:rFonts w:ascii="Arial" w:hAnsi="Arial"/>
           <w:b/>
+          <w:i w:val="0"/>
           <w:color w:val="2B6CB0"/>
           <w:sz w:val="26"/>
         </w:rPr>
-        <w:t>4. Sayısal ve Çapraz Evrak Uyumluluk Kontrolü</w:t>
+        <w:t>4. Sayisal ve Capraz Evrak Uyumluluk Kontrolu</w:t>
       </w:r>
     </w:p>
     <w:tbl>
@@ -145,7 +153,7 @@
           </w:tcPr>
           <w:p>
             <w:r>
-              <w:t>İnceleme Detayı</w:t>
+              <w:t>inceleme Detayi</w:t>
             </w:r>
           </w:p>
         </w:tc>
@@ -167,7 +175,7 @@
           </w:tcPr>
           <w:p>
             <w:r>
-              <w:t>Fatura vs Akreditif Tutarı (Art 18 / Art 30)</w:t>
+              <w:t>Fatura vs Akreditif Tutari (Art 18 / Art 30)</w:t>
             </w:r>
           </w:p>
         </w:tc>
@@ -199,7 +207,7 @@
           </w:tcPr>
           <w:p>
             <w:r>
-              <w:t>Fatura vs Konşimento Kilo</w:t>
+              <w:t>Fatura vs Konsimento Kilo</w:t>
             </w:r>
           </w:p>
         </w:tc>
@@ -209,7 +217,7 @@
           </w:tcPr>
           <w:p>
             <w:r>
-              <w:t>Fatura: 1470.0 KG | Konşimento: 2400.0 KG</w:t>
+              <w:t>Fatura: 1,470.00 KG | Konsimento: 2,400.00 KG</w:t>
             </w:r>
           </w:p>
         </w:tc>
@@ -219,7 +227,7 @@
           </w:tcPr>
           <w:p>
             <w:r>
-              <w:t>REZERV RİSKİ - UYUMSUZ SAYISAL VERİ</w:t>
+              <w:t>REZERV RiSKi - UYUMSUZ SAYISAL VERi</w:t>
             </w:r>
           </w:p>
         </w:tc>
@@ -231,7 +239,7 @@
           </w:tcPr>
           <w:p>
             <w:r>
-              <w:t>Fatura Mal Tanımı vs Küşat (Art 18c)</w:t>
+              <w:t>Fatura Mal Tanimi vs Kusat (Art 18c)</w:t>
             </w:r>
           </w:p>
         </w:tc>
@@ -241,7 +249,7 @@
           </w:tcPr>
           <w:p>
             <w:r>
-              <w:t>Mal tanımı tespit edilemedi: Fatura, Küşat (45A)</w:t>
+              <w:t>Mal tanimi tespit edilemedi: Fatura, Kusat (45A)</w:t>
             </w:r>
           </w:p>
         </w:tc>
@@ -263,7 +271,7 @@
           </w:tcPr>
           <w:p>
             <w:r>
-              <w:t>Konşimento Yükleme Tarihi vs Alan 44C (Art 20)</w:t>
+              <w:t>Konsimento Yukleme Tarihi vs Alan 44C (Art 20)</w:t>
             </w:r>
           </w:p>
         </w:tc>
@@ -273,7 +281,7 @@
           </w:tcPr>
           <w:p>
             <w:r>
-              <w:t>Tarih tespit edilemedi: Küşat 44C</w:t>
+              <w:t>Tarih tespit edilemedi: Kusat 44C</w:t>
             </w:r>
           </w:p>
         </w:tc>
@@ -295,7 +303,7 @@
           </w:tcPr>
           <w:p>
             <w:r>
-              <w:t>Sigorta Bedeli ≥ Fatura × %110 (Art 28f-ii)</w:t>
+              <w:t>Sigorta Bedeli &gt;= Fatura x %110 (Art 28f-ii)</w:t>
             </w:r>
           </w:p>
         </w:tc>
@@ -305,7 +313,7 @@
           </w:tcPr>
           <w:p>
             <w:r>
-              <w:t>CIF teslimlerde sigorta poliçesi zorunludur ancak dosyalar arasında bulunamadı.</w:t>
+              <w:t>CIF teslimlerde sigorta policesi zorunludur ancak dosyalar arasinda bulunamadi.</w:t>
             </w:r>
           </w:p>
         </w:tc>
@@ -315,7 +323,7 @@
           </w:tcPr>
           <w:p>
             <w:r>
-              <w:t>REZERV RİSKİ - SİGORTA BELGESİ EKSİK</w:t>
+              <w:t>REZERV RiSKi - SiGORTA BELGESi EKSiK</w:t>
             </w:r>
           </w:p>
         </w:tc>
@@ -326,10 +334,11 @@
         <w:rPr>
           <w:rFonts w:ascii="Arial" w:hAnsi="Arial"/>
           <w:b/>
+          <w:i w:val="0"/>
           <w:color w:val="2B6CB0"/>
           <w:sz w:val="26"/>
         </w:rPr>
-        <w:t>5. Konşimento ve Taşıma Hukuku Parametreleri</w:t>
+        <w:t>5. Konsimento ve Tasima Hukuku Parametreleri</w:t>
       </w:r>
     </w:p>
     <w:p>
@@ -337,7 +346,15 @@
         <w:pStyle w:val="ListBullet"/>
       </w:pPr>
       <w:r>
-        <w:t>[OK] Konşimento üzerinde yasal 'Shipped on Board' şerhi saptandı (Art 20a-ii uyumlu).</w:t>
+        <w:t>[TAMAM] Konsimento uzerinde 'Shipped on Board' serhi saptandi (Art 20a-ii uyumlu).</w:t>
+      </w:r>
+    </w:p>
+    <w:p>
+      <w:pPr>
+        <w:pStyle w:val="ListBullet"/>
+      </w:pPr>
+      <w:r>
+        <w:t>[BiLGi] Konsimentoda 'CLEAN' ibaresi bulunamadi — Art 27 kapsaminda manuel kontrol onerilir.</w:t>
       </w:r>
     </w:p>
     <w:p>
@@ -345,6 +362,7 @@
         <w:rPr>
           <w:rFonts w:ascii="Arial" w:hAnsi="Arial"/>
           <w:b/>
+          <w:i w:val="0"/>
           <w:color w:val="2B6CB0"/>
           <w:sz w:val="26"/>
         </w:rPr>
@@ -380,7 +398,7 @@
           </w:tcPr>
           <w:p>
             <w:r>
-              <w:t>Açıklama</w:t>
+              <w:t>Aciklama</w:t>
             </w:r>
           </w:p>
         </w:tc>
@@ -422,7 +440,7 @@
           </w:tcPr>
           <w:p>
             <w:r>
-              <w:t>Belgelerin İncelenmesi Standartları</w:t>
+              <w:t>Belgelerin incelenmesi Standartlari</w:t>
             </w:r>
           </w:p>
         </w:tc>
@@ -432,7 +450,7 @@
           </w:tcPr>
           <w:p>
             <w:r>
-              <w:t>TESPİT EDİLDİ</w:t>
+              <w:t>TESPiT EDiLDi</w:t>
             </w:r>
           </w:p>
         </w:tc>
@@ -442,7 +460,7 @@
           </w:tcPr>
           <w:p>
             <w:r>
-              <w:t>Standart 21 günlük yasal banka ibraz sınırı uygulandı.</w:t>
+              <w:t>Standart 21 gunluk yasal banka ibraz siniri uygulandı.</w:t>
             </w:r>
           </w:p>
         </w:tc>
@@ -464,7 +482,7 @@
           </w:tcPr>
           <w:p>
             <w:r>
-              <w:t>Uyumlu İbraz (Complying Presentation)</w:t>
+              <w:t>Uyumlu ibraz (Complying Presentation)</w:t>
             </w:r>
           </w:p>
         </w:tc>
@@ -474,7 +492,7 @@
           </w:tcPr>
           <w:p>
             <w:r>
-              <w:t>DOĞRUDAN GEÇMİYOR</w:t>
+              <w:t>DOGRUDAN GECMIYOR</w:t>
             </w:r>
           </w:p>
         </w:tc>
@@ -484,7 +502,7 @@
           </w:tcPr>
           <w:p>
             <w:r>
-              <w:t>Vesaiklerin bankaya eksiksiz ve hatasız ulaştığının teyidi.</w:t>
+              <w:t>Vesaiklerin bankaya eksiksiz ve hatasiz ulastiginin teyidi.</w:t>
             </w:r>
           </w:p>
         </w:tc>
@@ -516,7 +534,7 @@
           </w:tcPr>
           <w:p>
             <w:r>
-              <w:t>DOĞRUDAN GEÇMİYOR</w:t>
+              <w:t>DOGRUDAN GECMIYOR</w:t>
             </w:r>
           </w:p>
         </w:tc>
@@ -526,7 +544,7 @@
           </w:tcPr>
           <w:p>
             <w:r>
-              <w:t>Banka ibrazında orijinal/suret kaşelerinin varlığı aranır.</w:t>
+              <w:t>Banka ibrazinda orijinal/suret kaselerinin varligi aranir.</w:t>
             </w:r>
           </w:p>
         </w:tc>
@@ -558,7 +576,7 @@
           </w:tcPr>
           <w:p>
             <w:r>
-              <w:t>DOĞRUDAN GEÇTİ</w:t>
+              <w:t>DOGRUDAN GECTI</w:t>
             </w:r>
           </w:p>
         </w:tc>
@@ -568,7 +586,7 @@
           </w:tcPr>
           <w:p>
             <w:r>
-              <w:t>Mal tanımının küşat metniyle karakter doğrulaması yapıldı (Art 18c).</w:t>
+              <w:t>Mal tariminın kusat metniyle karakter dogrulamasi yapildi (Art 18c).</w:t>
             </w:r>
           </w:p>
         </w:tc>
@@ -590,7 +608,7 @@
           </w:tcPr>
           <w:p>
             <w:r>
-              <w:t>Konşimento (Bill of Lading)</w:t>
+              <w:t>Konsimento (Bill of Lading)</w:t>
             </w:r>
           </w:p>
         </w:tc>
@@ -600,7 +618,7 @@
           </w:tcPr>
           <w:p>
             <w:r>
-              <w:t>TESPİT EDİLDİ</w:t>
+              <w:t>TESPiT EDiLDi</w:t>
             </w:r>
           </w:p>
         </w:tc>
@@ -610,7 +628,7 @@
           </w:tcPr>
           <w:p>
             <w:r>
-              <w:t>Shipped on Board şerhi ve ciro silsilesi hukuki denetimi yapıldı.</w:t>
+              <w:t>Shipped on Board serhi ve ciro silsilesi hukuki denetimi yapildi.</w:t>
             </w:r>
           </w:p>
         </w:tc>
@@ -632,7 +650,7 @@
           </w:tcPr>
           <w:p>
             <w:r>
-              <w:t>Temiz Taşıma Belgesi</w:t>
+              <w:t>Temiz Tasima Belgesi</w:t>
             </w:r>
           </w:p>
         </w:tc>
@@ -642,7 +660,7 @@
           </w:tcPr>
           <w:p>
             <w:r>
-              <w:t>TESPİT EDİLDİ</w:t>
+              <w:t>TESPiT EDiLDi</w:t>
             </w:r>
           </w:p>
         </w:tc>
@@ -652,7 +670,7 @@
           </w:tcPr>
           <w:p>
             <w:r>
-              <w:t>Üzerinde hasar veya kusurlu ambalaj şerhi bulunmayan temiz belge kontrolü.</w:t>
+              <w:t>Uzerinde hasar veya kusurlu ambalaj serhi bulunmayan temiz belge kontrolu.</w:t>
             </w:r>
           </w:p>
         </w:tc>
@@ -674,7 +692,7 @@
           </w:tcPr>
           <w:p>
             <w:r>
-              <w:t>Sigorta Belgesi ve Kapsamı</w:t>
+              <w:t>Sigorta Belgesi ve Kapsami</w:t>
             </w:r>
           </w:p>
         </w:tc>
@@ -684,7 +702,7 @@
           </w:tcPr>
           <w:p>
             <w:r>
-              <w:t>YÜKSEK RİSK</w:t>
+              <w:t>YUKSEK RISK</w:t>
             </w:r>
           </w:p>
         </w:tc>
@@ -694,7 +712,7 @@
           </w:tcPr>
           <w:p>
             <w:r>
-              <w:t>CIF teslimlerde Sigorta Poliçesi zorunludur! Minimum %110 teminat aranır (UCP 600 Madde 28).</w:t>
+              <w:t>CIF teslimlerde Sigorta Policesi zorunludur! Minimum %110 teminat aranir (UCP 600 Madde 28).</w:t>
             </w:r>
           </w:p>
         </w:tc>
@@ -726,7 +744,7 @@
           </w:tcPr>
           <w:p>
             <w:r>
-              <w:t>DOĞRUDAN GEÇMİYOR</w:t>
+              <w:t>DOGRUDAN GECMIYOR</w:t>
             </w:r>
           </w:p>
         </w:tc>
@@ -736,12 +754,1350 @@
           </w:tcPr>
           <w:p>
             <w:r>
-              <w:t>Akreditifte aksi belirtilmedikçe %5 / %10 tolerans limitleri.</w:t>
+              <w:t>Akreditifte aksi belirtilmedikce %5 / %10 tolerans limitleri.</w:t>
+            </w:r>
+          </w:p>
+        </w:tc>
+      </w:tr>
+      <w:tr>
+        <w:tc>
+          <w:tcPr>
+            <w:tcW w:type="dxa" w:w="2340"/>
+          </w:tcPr>
+          <w:p>
+            <w:r>
+              <w:t>Art 1</w:t>
+            </w:r>
+          </w:p>
+        </w:tc>
+        <w:tc>
+          <w:tcPr>
+            <w:tcW w:type="dxa" w:w="2340"/>
+          </w:tcPr>
+          <w:p>
+            <w:r>
+              <w:t>UCP 600 kurallarına tabi olduğu açıkça yazılmalıdır.</w:t>
+            </w:r>
+          </w:p>
+        </w:tc>
+        <w:tc>
+          <w:tcPr>
+            <w:tcW w:type="dxa" w:w="2340"/>
+          </w:tcPr>
+          <w:p>
+            <w:r>
+              <w:t>KURAL LISTESI</w:t>
+            </w:r>
+          </w:p>
+        </w:tc>
+        <w:tc>
+          <w:tcPr>
+            <w:tcW w:type="dxa" w:w="2340"/>
+          </w:tcPr>
+          <w:p>
+            <w:r>
+              <w:t>UCP 600</w:t>
+            </w:r>
+          </w:p>
+        </w:tc>
+      </w:tr>
+      <w:tr>
+        <w:tc>
+          <w:tcPr>
+            <w:tcW w:type="dxa" w:w="2340"/>
+          </w:tcPr>
+          <w:p>
+            <w:r>
+              <w:t>Art 3</w:t>
+            </w:r>
+          </w:p>
+        </w:tc>
+        <w:tc>
+          <w:tcPr>
+            <w:tcW w:type="dxa" w:w="2340"/>
+          </w:tcPr>
+          <w:p>
+            <w:r>
+              <w:t>Akreditif gayrikabili rücu (dönülemez) olmalıdır.</w:t>
+            </w:r>
+          </w:p>
+        </w:tc>
+        <w:tc>
+          <w:tcPr>
+            <w:tcW w:type="dxa" w:w="2340"/>
+          </w:tcPr>
+          <w:p>
+            <w:r>
+              <w:t>KURAL LISTESI</w:t>
+            </w:r>
+          </w:p>
+        </w:tc>
+        <w:tc>
+          <w:tcPr>
+            <w:tcW w:type="dxa" w:w="2340"/>
+          </w:tcPr>
+          <w:p>
+            <w:r>
+              <w:t>IRREVOCABLE</w:t>
+            </w:r>
+          </w:p>
+        </w:tc>
+      </w:tr>
+      <w:tr>
+        <w:tc>
+          <w:tcPr>
+            <w:tcW w:type="dxa" w:w="2340"/>
+          </w:tcPr>
+          <w:p>
+            <w:r>
+              <w:t>Art 2</w:t>
+            </w:r>
+          </w:p>
+        </w:tc>
+        <w:tc>
+          <w:tcPr>
+            <w:tcW w:type="dxa" w:w="2340"/>
+          </w:tcPr>
+          <w:p>
+            <w:r>
+              <w:t>İhbar bankası tanımı eksiksiz olmalıdır.</w:t>
+            </w:r>
+          </w:p>
+        </w:tc>
+        <w:tc>
+          <w:tcPr>
+            <w:tcW w:type="dxa" w:w="2340"/>
+          </w:tcPr>
+          <w:p>
+            <w:r>
+              <w:t>KURAL LISTESI</w:t>
+            </w:r>
+          </w:p>
+        </w:tc>
+        <w:tc>
+          <w:tcPr>
+            <w:tcW w:type="dxa" w:w="2340"/>
+          </w:tcPr>
+          <w:p>
+            <w:r>
+              <w:t>ADVISING BANK</w:t>
+            </w:r>
+          </w:p>
+        </w:tc>
+      </w:tr>
+      <w:tr>
+        <w:tc>
+          <w:tcPr>
+            <w:tcW w:type="dxa" w:w="2340"/>
+          </w:tcPr>
+          <w:p>
+            <w:r>
+              <w:t>Art 4</w:t>
+            </w:r>
+          </w:p>
+        </w:tc>
+        <w:tc>
+          <w:tcPr>
+            <w:tcW w:type="dxa" w:w="2340"/>
+          </w:tcPr>
+          <w:p>
+            <w:r>
+              <w:t>Akreditif satış sözleşmesinden bağımsız bir işlemdir.</w:t>
+            </w:r>
+          </w:p>
+        </w:tc>
+        <w:tc>
+          <w:tcPr>
+            <w:tcW w:type="dxa" w:w="2340"/>
+          </w:tcPr>
+          <w:p>
+            <w:r>
+              <w:t>KURAL LISTESI</w:t>
+            </w:r>
+          </w:p>
+        </w:tc>
+        <w:tc>
+          <w:tcPr>
+            <w:tcW w:type="dxa" w:w="2340"/>
+          </w:tcPr>
+          <w:p>
+            <w:r>
+              <w:t>CONTRACT</w:t>
+            </w:r>
+          </w:p>
+        </w:tc>
+      </w:tr>
+      <w:tr>
+        <w:tc>
+          <w:tcPr>
+            <w:tcW w:type="dxa" w:w="2340"/>
+          </w:tcPr>
+          <w:p>
+            <w:r>
+              <w:t>Art 5</w:t>
+            </w:r>
+          </w:p>
+        </w:tc>
+        <w:tc>
+          <w:tcPr>
+            <w:tcW w:type="dxa" w:w="2340"/>
+          </w:tcPr>
+          <w:p>
+            <w:r>
+              <w:t>Bankalar mallarla değil, sadece belgelerle ilgilenir.</w:t>
+            </w:r>
+          </w:p>
+        </w:tc>
+        <w:tc>
+          <w:tcPr>
+            <w:tcW w:type="dxa" w:w="2340"/>
+          </w:tcPr>
+          <w:p>
+            <w:r>
+              <w:t>KURAL LISTESI</w:t>
+            </w:r>
+          </w:p>
+        </w:tc>
+        <w:tc>
+          <w:tcPr>
+            <w:tcW w:type="dxa" w:w="2340"/>
+          </w:tcPr>
+          <w:p>
+            <w:r>
+              <w:t>DOCUMENTS</w:t>
+            </w:r>
+          </w:p>
+        </w:tc>
+      </w:tr>
+      <w:tr>
+        <w:tc>
+          <w:tcPr>
+            <w:tcW w:type="dxa" w:w="2340"/>
+          </w:tcPr>
+          <w:p>
+            <w:r>
+              <w:t>Art 6</w:t>
+            </w:r>
+          </w:p>
+        </w:tc>
+        <w:tc>
+          <w:tcPr>
+            <w:tcW w:type="dxa" w:w="2340"/>
+          </w:tcPr>
+          <w:p>
+            <w:r>
+              <w:t>Akreditifin geçerli olduğu banka ve ödeme/iştira şekli.</w:t>
+            </w:r>
+          </w:p>
+        </w:tc>
+        <w:tc>
+          <w:tcPr>
+            <w:tcW w:type="dxa" w:w="2340"/>
+          </w:tcPr>
+          <w:p>
+            <w:r>
+              <w:t>KURAL LISTESI</w:t>
+            </w:r>
+          </w:p>
+        </w:tc>
+        <w:tc>
+          <w:tcPr>
+            <w:tcW w:type="dxa" w:w="2340"/>
+          </w:tcPr>
+          <w:p>
+            <w:r>
+              <w:t>:41A:</w:t>
+            </w:r>
+          </w:p>
+        </w:tc>
+      </w:tr>
+      <w:tr>
+        <w:tc>
+          <w:tcPr>
+            <w:tcW w:type="dxa" w:w="2340"/>
+          </w:tcPr>
+          <w:p>
+            <w:r>
+              <w:t>Art 7</w:t>
+            </w:r>
+          </w:p>
+        </w:tc>
+        <w:tc>
+          <w:tcPr>
+            <w:tcW w:type="dxa" w:w="2340"/>
+          </w:tcPr>
+          <w:p>
+            <w:r>
+              <w:t>Amir bankanın kesin ödeme yükümlülüğü.</w:t>
+            </w:r>
+          </w:p>
+        </w:tc>
+        <w:tc>
+          <w:tcPr>
+            <w:tcW w:type="dxa" w:w="2340"/>
+          </w:tcPr>
+          <w:p>
+            <w:r>
+              <w:t>KURAL LISTESI</w:t>
+            </w:r>
+          </w:p>
+        </w:tc>
+        <w:tc>
+          <w:tcPr>
+            <w:tcW w:type="dxa" w:w="2340"/>
+          </w:tcPr>
+          <w:p>
+            <w:r>
+              <w:t>ISSUING BANK</w:t>
+            </w:r>
+          </w:p>
+        </w:tc>
+      </w:tr>
+      <w:tr>
+        <w:tc>
+          <w:tcPr>
+            <w:tcW w:type="dxa" w:w="2340"/>
+          </w:tcPr>
+          <w:p>
+            <w:r>
+              <w:t>Art 8</w:t>
+            </w:r>
+          </w:p>
+        </w:tc>
+        <w:tc>
+          <w:tcPr>
+            <w:tcW w:type="dxa" w:w="2340"/>
+          </w:tcPr>
+          <w:p>
+            <w:r>
+              <w:t>Teyit bankasının sorumlulukları ve teyit talimatı (:49:).</w:t>
+            </w:r>
+          </w:p>
+        </w:tc>
+        <w:tc>
+          <w:tcPr>
+            <w:tcW w:type="dxa" w:w="2340"/>
+          </w:tcPr>
+          <w:p>
+            <w:r>
+              <w:t>KURAL LISTESI</w:t>
+            </w:r>
+          </w:p>
+        </w:tc>
+        <w:tc>
+          <w:tcPr>
+            <w:tcW w:type="dxa" w:w="2340"/>
+          </w:tcPr>
+          <w:p>
+            <w:r>
+              <w:t>CONFIRMING BANK</w:t>
+            </w:r>
+          </w:p>
+        </w:tc>
+      </w:tr>
+      <w:tr>
+        <w:tc>
+          <w:tcPr>
+            <w:tcW w:type="dxa" w:w="2340"/>
+          </w:tcPr>
+          <w:p>
+            <w:r>
+              <w:t>Art 9</w:t>
+            </w:r>
+          </w:p>
+        </w:tc>
+        <w:tc>
+          <w:tcPr>
+            <w:tcW w:type="dxa" w:w="2340"/>
+          </w:tcPr>
+          <w:p>
+            <w:r>
+              <w:t>Değişikliklerin lehtar onayı olmadan yürürlüğe girememe kuralı.</w:t>
+            </w:r>
+          </w:p>
+        </w:tc>
+        <w:tc>
+          <w:tcPr>
+            <w:tcW w:type="dxa" w:w="2340"/>
+          </w:tcPr>
+          <w:p>
+            <w:r>
+              <w:t>KURAL LISTESI</w:t>
+            </w:r>
+          </w:p>
+        </w:tc>
+        <w:tc>
+          <w:tcPr>
+            <w:tcW w:type="dxa" w:w="2340"/>
+          </w:tcPr>
+          <w:p>
+            <w:r>
+              <w:t>AMENDMENT</w:t>
+            </w:r>
+          </w:p>
+        </w:tc>
+      </w:tr>
+      <w:tr>
+        <w:tc>
+          <w:tcPr>
+            <w:tcW w:type="dxa" w:w="2340"/>
+          </w:tcPr>
+          <w:p>
+            <w:r>
+              <w:t>Art 10</w:t>
+            </w:r>
+          </w:p>
+        </w:tc>
+        <w:tc>
+          <w:tcPr>
+            <w:tcW w:type="dxa" w:w="2340"/>
+          </w:tcPr>
+          <w:p>
+            <w:r>
+              <w:t>Değişikliklerin ihbar edilme usulleri.</w:t>
+            </w:r>
+          </w:p>
+        </w:tc>
+        <w:tc>
+          <w:tcPr>
+            <w:tcW w:type="dxa" w:w="2340"/>
+          </w:tcPr>
+          <w:p>
+            <w:r>
+              <w:t>KURAL LISTESI</w:t>
+            </w:r>
+          </w:p>
+        </w:tc>
+        <w:tc>
+          <w:tcPr>
+            <w:tcW w:type="dxa" w:w="2340"/>
+          </w:tcPr>
+          <w:p>
+            <w:r>
+              <w:t>ADVISING AMENDMENTS</w:t>
+            </w:r>
+          </w:p>
+        </w:tc>
+      </w:tr>
+      <w:tr>
+        <w:tc>
+          <w:tcPr>
+            <w:tcW w:type="dxa" w:w="2340"/>
+          </w:tcPr>
+          <w:p>
+            <w:r>
+              <w:t>Art 11</w:t>
+            </w:r>
+          </w:p>
+        </w:tc>
+        <w:tc>
+          <w:tcPr>
+            <w:tcW w:type="dxa" w:w="2340"/>
+          </w:tcPr>
+          <w:p>
+            <w:r>
+              <w:t>Teleks/SWIFT mesajlarının ön talimat ve asıl metin ilişkisi.</w:t>
+            </w:r>
+          </w:p>
+        </w:tc>
+        <w:tc>
+          <w:tcPr>
+            <w:tcW w:type="dxa" w:w="2340"/>
+          </w:tcPr>
+          <w:p>
+            <w:r>
+              <w:t>KURAL LISTESI</w:t>
+            </w:r>
+          </w:p>
+        </w:tc>
+        <w:tc>
+          <w:tcPr>
+            <w:tcW w:type="dxa" w:w="2340"/>
+          </w:tcPr>
+          <w:p>
+            <w:r>
+              <w:t>TELETRANSMITTED</w:t>
+            </w:r>
+          </w:p>
+        </w:tc>
+      </w:tr>
+      <w:tr>
+        <w:tc>
+          <w:tcPr>
+            <w:tcW w:type="dxa" w:w="2340"/>
+          </w:tcPr>
+          <w:p>
+            <w:r>
+              <w:t>Art 12</w:t>
+            </w:r>
+          </w:p>
+        </w:tc>
+        <w:tc>
+          <w:tcPr>
+            <w:tcW w:type="dxa" w:w="2340"/>
+          </w:tcPr>
+          <w:p>
+            <w:r>
+              <w:t>Görevlendirilen bankanın yetki sınırları.</w:t>
+            </w:r>
+          </w:p>
+        </w:tc>
+        <w:tc>
+          <w:tcPr>
+            <w:tcW w:type="dxa" w:w="2340"/>
+          </w:tcPr>
+          <w:p>
+            <w:r>
+              <w:t>KURAL LISTESI</w:t>
+            </w:r>
+          </w:p>
+        </w:tc>
+        <w:tc>
+          <w:tcPr>
+            <w:tcW w:type="dxa" w:w="2340"/>
+          </w:tcPr>
+          <w:p>
+            <w:r>
+              <w:t>NOMINATED BANK</w:t>
+            </w:r>
+          </w:p>
+        </w:tc>
+      </w:tr>
+      <w:tr>
+        <w:tc>
+          <w:tcPr>
+            <w:tcW w:type="dxa" w:w="2340"/>
+          </w:tcPr>
+          <w:p>
+            <w:r>
+              <w:t>Art 13</w:t>
+            </w:r>
+          </w:p>
+        </w:tc>
+        <w:tc>
+          <w:tcPr>
+            <w:tcW w:type="dxa" w:w="2340"/>
+          </w:tcPr>
+          <w:p>
+            <w:r>
+              <w:t>Bankalar arası rücu ve ramisment anlaşmaları.</w:t>
+            </w:r>
+          </w:p>
+        </w:tc>
+        <w:tc>
+          <w:tcPr>
+            <w:tcW w:type="dxa" w:w="2340"/>
+          </w:tcPr>
+          <w:p>
+            <w:r>
+              <w:t>KURAL LISTESI</w:t>
+            </w:r>
+          </w:p>
+        </w:tc>
+        <w:tc>
+          <w:tcPr>
+            <w:tcW w:type="dxa" w:w="2340"/>
+          </w:tcPr>
+          <w:p>
+            <w:r>
+              <w:t>REIMBURSEMENT</w:t>
+            </w:r>
+          </w:p>
+        </w:tc>
+      </w:tr>
+      <w:tr>
+        <w:tc>
+          <w:tcPr>
+            <w:tcW w:type="dxa" w:w="2340"/>
+          </w:tcPr>
+          <w:p>
+            <w:r>
+              <w:t>Art 16</w:t>
+            </w:r>
+          </w:p>
+        </w:tc>
+        <w:tc>
+          <w:tcPr>
+            <w:tcW w:type="dxa" w:w="2340"/>
+          </w:tcPr>
+          <w:p>
+            <w:r>
+              <w:t>Rezervli belgelerin reddedilme bildirimi kuralları (en geç 5 iş günü).</w:t>
+            </w:r>
+          </w:p>
+        </w:tc>
+        <w:tc>
+          <w:tcPr>
+            <w:tcW w:type="dxa" w:w="2340"/>
+          </w:tcPr>
+          <w:p>
+            <w:r>
+              <w:t>KURAL LISTESI</w:t>
+            </w:r>
+          </w:p>
+        </w:tc>
+        <w:tc>
+          <w:tcPr>
+            <w:tcW w:type="dxa" w:w="2340"/>
+          </w:tcPr>
+          <w:p>
+            <w:r>
+              <w:t>DISCREPANT DOCUMENTS</w:t>
+            </w:r>
+          </w:p>
+        </w:tc>
+      </w:tr>
+      <w:tr>
+        <w:tc>
+          <w:tcPr>
+            <w:tcW w:type="dxa" w:w="2340"/>
+          </w:tcPr>
+          <w:p>
+            <w:r>
+              <w:t>Art 19</w:t>
+            </w:r>
+          </w:p>
+        </w:tc>
+        <w:tc>
+          <w:tcPr>
+            <w:tcW w:type="dxa" w:w="2340"/>
+          </w:tcPr>
+          <w:p>
+            <w:r>
+              <w:t>En az iki farklı taşıma modunu kapsayan taşıma belgesi kuralları.</w:t>
+            </w:r>
+          </w:p>
+        </w:tc>
+        <w:tc>
+          <w:tcPr>
+            <w:tcW w:type="dxa" w:w="2340"/>
+          </w:tcPr>
+          <w:p>
+            <w:r>
+              <w:t>KURAL LISTESI</w:t>
+            </w:r>
+          </w:p>
+        </w:tc>
+        <w:tc>
+          <w:tcPr>
+            <w:tcW w:type="dxa" w:w="2340"/>
+          </w:tcPr>
+          <w:p>
+            <w:r>
+              <w:t>MULTIMODAL</w:t>
+            </w:r>
+          </w:p>
+        </w:tc>
+      </w:tr>
+      <w:tr>
+        <w:tc>
+          <w:tcPr>
+            <w:tcW w:type="dxa" w:w="2340"/>
+          </w:tcPr>
+          <w:p>
+            <w:r>
+              <w:t>Art 21</w:t>
+            </w:r>
+          </w:p>
+        </w:tc>
+        <w:tc>
+          <w:tcPr>
+            <w:tcW w:type="dxa" w:w="2340"/>
+          </w:tcPr>
+          <w:p>
+            <w:r>
+              <w:t>Ciro edilemez deniz yolu taşıma senedi kuralları.</w:t>
+            </w:r>
+          </w:p>
+        </w:tc>
+        <w:tc>
+          <w:tcPr>
+            <w:tcW w:type="dxa" w:w="2340"/>
+          </w:tcPr>
+          <w:p>
+            <w:r>
+              <w:t>KURAL LISTESI</w:t>
+            </w:r>
+          </w:p>
+        </w:tc>
+        <w:tc>
+          <w:tcPr>
+            <w:tcW w:type="dxa" w:w="2340"/>
+          </w:tcPr>
+          <w:p>
+            <w:r>
+              <w:t>NON-NEGOTIABLE SEA WAYBILL</w:t>
+            </w:r>
+          </w:p>
+        </w:tc>
+      </w:tr>
+      <w:tr>
+        <w:tc>
+          <w:tcPr>
+            <w:tcW w:type="dxa" w:w="2340"/>
+          </w:tcPr>
+          <w:p>
+            <w:r>
+              <w:t>Art 22</w:t>
+            </w:r>
+          </w:p>
+        </w:tc>
+        <w:tc>
+          <w:tcPr>
+            <w:tcW w:type="dxa" w:w="2340"/>
+          </w:tcPr>
+          <w:p>
+            <w:r>
+              <w:t>Kiralık gemi konşimentosu kabul şartları.</w:t>
+            </w:r>
+          </w:p>
+        </w:tc>
+        <w:tc>
+          <w:tcPr>
+            <w:tcW w:type="dxa" w:w="2340"/>
+          </w:tcPr>
+          <w:p>
+            <w:r>
+              <w:t>KURAL LISTESI</w:t>
+            </w:r>
+          </w:p>
+        </w:tc>
+        <w:tc>
+          <w:tcPr>
+            <w:tcW w:type="dxa" w:w="2340"/>
+          </w:tcPr>
+          <w:p>
+            <w:r>
+              <w:t>CHARTER PARTY</w:t>
+            </w:r>
+          </w:p>
+        </w:tc>
+      </w:tr>
+      <w:tr>
+        <w:tc>
+          <w:tcPr>
+            <w:tcW w:type="dxa" w:w="2340"/>
+          </w:tcPr>
+          <w:p>
+            <w:r>
+              <w:t>Art 23</w:t>
+            </w:r>
+          </w:p>
+        </w:tc>
+        <w:tc>
+          <w:tcPr>
+            <w:tcW w:type="dxa" w:w="2340"/>
+          </w:tcPr>
+          <w:p>
+            <w:r>
+              <w:t>Hava yolu taşıma senedi (Air Waybill) imza ve asıl nüsha kuralları.</w:t>
+            </w:r>
+          </w:p>
+        </w:tc>
+        <w:tc>
+          <w:tcPr>
+            <w:tcW w:type="dxa" w:w="2340"/>
+          </w:tcPr>
+          <w:p>
+            <w:r>
+              <w:t>KURAL LISTESI</w:t>
+            </w:r>
+          </w:p>
+        </w:tc>
+        <w:tc>
+          <w:tcPr>
+            <w:tcW w:type="dxa" w:w="2340"/>
+          </w:tcPr>
+          <w:p>
+            <w:r>
+              <w:t>AIR TRANSPORT</w:t>
+            </w:r>
+          </w:p>
+        </w:tc>
+      </w:tr>
+      <w:tr>
+        <w:tc>
+          <w:tcPr>
+            <w:tcW w:type="dxa" w:w="2340"/>
+          </w:tcPr>
+          <w:p>
+            <w:r>
+              <w:t>Art 24</w:t>
+            </w:r>
+          </w:p>
+        </w:tc>
+        <w:tc>
+          <w:tcPr>
+            <w:tcW w:type="dxa" w:w="2340"/>
+          </w:tcPr>
+          <w:p>
+            <w:r>
+              <w:t>Karayolu (CMR), demiryolu veya iç su yolu taşıma belgeleri.</w:t>
+            </w:r>
+          </w:p>
+        </w:tc>
+        <w:tc>
+          <w:tcPr>
+            <w:tcW w:type="dxa" w:w="2340"/>
+          </w:tcPr>
+          <w:p>
+            <w:r>
+              <w:t>KURAL LISTESI</w:t>
+            </w:r>
+          </w:p>
+        </w:tc>
+        <w:tc>
+          <w:tcPr>
+            <w:tcW w:type="dxa" w:w="2340"/>
+          </w:tcPr>
+          <w:p>
+            <w:r>
+              <w:t>ROAD RAIL INLAND</w:t>
+            </w:r>
+          </w:p>
+        </w:tc>
+      </w:tr>
+      <w:tr>
+        <w:tc>
+          <w:tcPr>
+            <w:tcW w:type="dxa" w:w="2340"/>
+          </w:tcPr>
+          <w:p>
+            <w:r>
+              <w:t>Art 25</w:t>
+            </w:r>
+          </w:p>
+        </w:tc>
+        <w:tc>
+          <w:tcPr>
+            <w:tcW w:type="dxa" w:w="2340"/>
+          </w:tcPr>
+          <w:p>
+            <w:r>
+              <w:t>Kurye ve posta alındıları, makbuz tarihleri.</w:t>
+            </w:r>
+          </w:p>
+        </w:tc>
+        <w:tc>
+          <w:tcPr>
+            <w:tcW w:type="dxa" w:w="2340"/>
+          </w:tcPr>
+          <w:p>
+            <w:r>
+              <w:t>KURAL LISTESI</w:t>
+            </w:r>
+          </w:p>
+        </w:tc>
+        <w:tc>
+          <w:tcPr>
+            <w:tcW w:type="dxa" w:w="2340"/>
+          </w:tcPr>
+          <w:p>
+            <w:r>
+              <w:t>COURIER POST</w:t>
+            </w:r>
+          </w:p>
+        </w:tc>
+      </w:tr>
+      <w:tr>
+        <w:tc>
+          <w:tcPr>
+            <w:tcW w:type="dxa" w:w="2340"/>
+          </w:tcPr>
+          <w:p>
+            <w:r>
+              <w:t>Art 26</w:t>
+            </w:r>
+          </w:p>
+        </w:tc>
+        <w:tc>
+          <w:tcPr>
+            <w:tcW w:type="dxa" w:w="2340"/>
+          </w:tcPr>
+          <w:p>
+            <w:r>
+              <w:t>Gemi güvertesine yükleme (On Deck) ve 'Shipper's load and count' ibareleri.</w:t>
+            </w:r>
+          </w:p>
+        </w:tc>
+        <w:tc>
+          <w:tcPr>
+            <w:tcW w:type="dxa" w:w="2340"/>
+          </w:tcPr>
+          <w:p>
+            <w:r>
+              <w:t>KURAL LISTESI</w:t>
+            </w:r>
+          </w:p>
+        </w:tc>
+        <w:tc>
+          <w:tcPr>
+            <w:tcW w:type="dxa" w:w="2340"/>
+          </w:tcPr>
+          <w:p>
+            <w:r>
+              <w:t>DECK</w:t>
+            </w:r>
+          </w:p>
+        </w:tc>
+      </w:tr>
+      <w:tr>
+        <w:tc>
+          <w:tcPr>
+            <w:tcW w:type="dxa" w:w="2340"/>
+          </w:tcPr>
+          <w:p>
+            <w:r>
+              <w:t>Art 29</w:t>
+            </w:r>
+          </w:p>
+        </w:tc>
+        <w:tc>
+          <w:tcPr>
+            <w:tcW w:type="dxa" w:w="2340"/>
+          </w:tcPr>
+          <w:p>
+            <w:r>
+              <w:t>Kapanış tarihinin resmi tatile gelmesi durumunda uzama kuralları.</w:t>
+            </w:r>
+          </w:p>
+        </w:tc>
+        <w:tc>
+          <w:tcPr>
+            <w:tcW w:type="dxa" w:w="2340"/>
+          </w:tcPr>
+          <w:p>
+            <w:r>
+              <w:t>KURAL LISTESI</w:t>
+            </w:r>
+          </w:p>
+        </w:tc>
+        <w:tc>
+          <w:tcPr>
+            <w:tcW w:type="dxa" w:w="2340"/>
+          </w:tcPr>
+          <w:p>
+            <w:r>
+              <w:t>EXPIRY DATE</w:t>
+            </w:r>
+          </w:p>
+        </w:tc>
+      </w:tr>
+      <w:tr>
+        <w:tc>
+          <w:tcPr>
+            <w:tcW w:type="dxa" w:w="2340"/>
+          </w:tcPr>
+          <w:p>
+            <w:r>
+              <w:t>Art 31</w:t>
+            </w:r>
+          </w:p>
+        </w:tc>
+        <w:tc>
+          <w:tcPr>
+            <w:tcW w:type="dxa" w:w="2340"/>
+          </w:tcPr>
+          <w:p>
+            <w:r>
+              <w:t>Kısmi yükleme ve aktarma (Partial Shipments / Transshipments) kuralları.</w:t>
+            </w:r>
+          </w:p>
+        </w:tc>
+        <w:tc>
+          <w:tcPr>
+            <w:tcW w:type="dxa" w:w="2340"/>
+          </w:tcPr>
+          <w:p>
+            <w:r>
+              <w:t>KURAL LISTESI</w:t>
+            </w:r>
+          </w:p>
+        </w:tc>
+        <w:tc>
+          <w:tcPr>
+            <w:tcW w:type="dxa" w:w="2340"/>
+          </w:tcPr>
+          <w:p>
+            <w:r>
+              <w:t>PARTIAL</w:t>
+            </w:r>
+          </w:p>
+        </w:tc>
+      </w:tr>
+      <w:tr>
+        <w:tc>
+          <w:tcPr>
+            <w:tcW w:type="dxa" w:w="2340"/>
+          </w:tcPr>
+          <w:p>
+            <w:r>
+              <w:t>Art 32</w:t>
+            </w:r>
+          </w:p>
+        </w:tc>
+        <w:tc>
+          <w:tcPr>
+            <w:tcW w:type="dxa" w:w="2340"/>
+          </w:tcPr>
+          <w:p>
+            <w:r>
+              <w:t>Dönemsel/parti parti yüklemelerde bir dönemin kaçırılması durumunda akreditifin hükümsüz kalması.</w:t>
+            </w:r>
+          </w:p>
+        </w:tc>
+        <w:tc>
+          <w:tcPr>
+            <w:tcW w:type="dxa" w:w="2340"/>
+          </w:tcPr>
+          <w:p>
+            <w:r>
+              <w:t>KURAL LISTESI</w:t>
+            </w:r>
+          </w:p>
+        </w:tc>
+        <w:tc>
+          <w:tcPr>
+            <w:tcW w:type="dxa" w:w="2340"/>
+          </w:tcPr>
+          <w:p>
+            <w:r>
+              <w:t>INSTALMENT</w:t>
+            </w:r>
+          </w:p>
+        </w:tc>
+      </w:tr>
+      <w:tr>
+        <w:tc>
+          <w:tcPr>
+            <w:tcW w:type="dxa" w:w="2340"/>
+          </w:tcPr>
+          <w:p>
+            <w:r>
+              <w:t>Art 33</w:t>
+            </w:r>
+          </w:p>
+        </w:tc>
+        <w:tc>
+          <w:tcPr>
+            <w:tcW w:type="dxa" w:w="2340"/>
+          </w:tcPr>
+          <w:p>
+            <w:r>
+              <w:t>Bankaların çalışma saatleri dışında belge kabul etmeme hakkı.</w:t>
+            </w:r>
+          </w:p>
+        </w:tc>
+        <w:tc>
+          <w:tcPr>
+            <w:tcW w:type="dxa" w:w="2340"/>
+          </w:tcPr>
+          <w:p>
+            <w:r>
+              <w:t>KURAL LISTESI</w:t>
+            </w:r>
+          </w:p>
+        </w:tc>
+        <w:tc>
+          <w:tcPr>
+            <w:tcW w:type="dxa" w:w="2340"/>
+          </w:tcPr>
+          <w:p>
+            <w:r>
+              <w:t>HOURS</w:t>
+            </w:r>
+          </w:p>
+        </w:tc>
+      </w:tr>
+      <w:tr>
+        <w:tc>
+          <w:tcPr>
+            <w:tcW w:type="dxa" w:w="2340"/>
+          </w:tcPr>
+          <w:p>
+            <w:r>
+              <w:t>Art 34</w:t>
+            </w:r>
+          </w:p>
+        </w:tc>
+        <w:tc>
+          <w:tcPr>
+            <w:tcW w:type="dxa" w:w="2340"/>
+          </w:tcPr>
+          <w:p>
+            <w:r>
+              <w:t>Belgelerin doğruluğu ve hukuki geçerliliği konusunda bankaların sorumsuzluğu.</w:t>
+            </w:r>
+          </w:p>
+        </w:tc>
+        <w:tc>
+          <w:tcPr>
+            <w:tcW w:type="dxa" w:w="2340"/>
+          </w:tcPr>
+          <w:p>
+            <w:r>
+              <w:t>KURAL LISTESI</w:t>
+            </w:r>
+          </w:p>
+        </w:tc>
+        <w:tc>
+          <w:tcPr>
+            <w:tcW w:type="dxa" w:w="2340"/>
+          </w:tcPr>
+          <w:p>
+            <w:r>
+              <w:t>DISCLAIMER DOCUMENTS</w:t>
+            </w:r>
+          </w:p>
+        </w:tc>
+      </w:tr>
+      <w:tr>
+        <w:tc>
+          <w:tcPr>
+            <w:tcW w:type="dxa" w:w="2340"/>
+          </w:tcPr>
+          <w:p>
+            <w:r>
+              <w:t>Art 35</w:t>
+            </w:r>
+          </w:p>
+        </w:tc>
+        <w:tc>
+          <w:tcPr>
+            <w:tcW w:type="dxa" w:w="2340"/>
+          </w:tcPr>
+          <w:p>
+            <w:r>
+              <w:t>Belgelerin postada kaybolması veya gecikmesi durumunda bankaların sorumsuzluğu.</w:t>
+            </w:r>
+          </w:p>
+        </w:tc>
+        <w:tc>
+          <w:tcPr>
+            <w:tcW w:type="dxa" w:w="2340"/>
+          </w:tcPr>
+          <w:p>
+            <w:r>
+              <w:t>KURAL LISTESI</w:t>
+            </w:r>
+          </w:p>
+        </w:tc>
+        <w:tc>
+          <w:tcPr>
+            <w:tcW w:type="dxa" w:w="2340"/>
+          </w:tcPr>
+          <w:p>
+            <w:r>
+              <w:t>TRANSMISSION</w:t>
+            </w:r>
+          </w:p>
+        </w:tc>
+      </w:tr>
+      <w:tr>
+        <w:tc>
+          <w:tcPr>
+            <w:tcW w:type="dxa" w:w="2340"/>
+          </w:tcPr>
+          <w:p>
+            <w:r>
+              <w:t>Art 36</w:t>
+            </w:r>
+          </w:p>
+        </w:tc>
+        <w:tc>
+          <w:tcPr>
+            <w:tcW w:type="dxa" w:w="2340"/>
+          </w:tcPr>
+          <w:p>
+            <w:r>
+              <w:t>Mücbir sebep (grev, afet, savaş) durumunda bankaların sorumluluktan muafiyeti.</w:t>
+            </w:r>
+          </w:p>
+        </w:tc>
+        <w:tc>
+          <w:tcPr>
+            <w:tcW w:type="dxa" w:w="2340"/>
+          </w:tcPr>
+          <w:p>
+            <w:r>
+              <w:t>KURAL LISTESI</w:t>
+            </w:r>
+          </w:p>
+        </w:tc>
+        <w:tc>
+          <w:tcPr>
+            <w:tcW w:type="dxa" w:w="2340"/>
+          </w:tcPr>
+          <w:p>
+            <w:r>
+              <w:t>FORCE MAJEURE</w:t>
+            </w:r>
+          </w:p>
+        </w:tc>
+      </w:tr>
+      <w:tr>
+        <w:tc>
+          <w:tcPr>
+            <w:tcW w:type="dxa" w:w="2340"/>
+          </w:tcPr>
+          <w:p>
+            <w:r>
+              <w:t>Art 37</w:t>
+            </w:r>
+          </w:p>
+        </w:tc>
+        <w:tc>
+          <w:tcPr>
+            <w:tcW w:type="dxa" w:w="2340"/>
+          </w:tcPr>
+          <w:p>
+            <w:r>
+              <w:t>Masrafların kime ait olduğu (:71D:) ve yabancı banka masrafları sorumluluğu.</w:t>
+            </w:r>
+          </w:p>
+        </w:tc>
+        <w:tc>
+          <w:tcPr>
+            <w:tcW w:type="dxa" w:w="2340"/>
+          </w:tcPr>
+          <w:p>
+            <w:r>
+              <w:t>KURAL LISTESI</w:t>
+            </w:r>
+          </w:p>
+        </w:tc>
+        <w:tc>
+          <w:tcPr>
+            <w:tcW w:type="dxa" w:w="2340"/>
+          </w:tcPr>
+          <w:p>
+            <w:r>
+              <w:t>USER CHARGES</w:t>
+            </w:r>
+          </w:p>
+        </w:tc>
+      </w:tr>
+      <w:tr>
+        <w:tc>
+          <w:tcPr>
+            <w:tcW w:type="dxa" w:w="2340"/>
+          </w:tcPr>
+          <w:p>
+            <w:r>
+              <w:t>Art 38</w:t>
+            </w:r>
+          </w:p>
+        </w:tc>
+        <w:tc>
+          <w:tcPr>
+            <w:tcW w:type="dxa" w:w="2340"/>
+          </w:tcPr>
+          <w:p>
+            <w:r>
+              <w:t>Devredilebilir akreditifler (Transferable L/C) ve birinci/ikinci lehtar ilişkileri.</w:t>
+            </w:r>
+          </w:p>
+        </w:tc>
+        <w:tc>
+          <w:tcPr>
+            <w:tcW w:type="dxa" w:w="2340"/>
+          </w:tcPr>
+          <w:p>
+            <w:r>
+              <w:t>KURAL LISTESI</w:t>
+            </w:r>
+          </w:p>
+        </w:tc>
+        <w:tc>
+          <w:tcPr>
+            <w:tcW w:type="dxa" w:w="2340"/>
+          </w:tcPr>
+          <w:p>
+            <w:r>
+              <w:t>TRANSFERABLE</w:t>
+            </w:r>
+          </w:p>
+        </w:tc>
+      </w:tr>
+      <w:tr>
+        <w:tc>
+          <w:tcPr>
+            <w:tcW w:type="dxa" w:w="2340"/>
+          </w:tcPr>
+          <w:p>
+            <w:r>
+              <w:t>Art 39</w:t>
+            </w:r>
+          </w:p>
+        </w:tc>
+        <w:tc>
+          <w:tcPr>
+            <w:tcW w:type="dxa" w:w="2340"/>
+          </w:tcPr>
+          <w:p>
+            <w:r>
+              <w:t>Akreditif alacağının temliki (hukuki devri) hakları.</w:t>
+            </w:r>
+          </w:p>
+        </w:tc>
+        <w:tc>
+          <w:tcPr>
+            <w:tcW w:type="dxa" w:w="2340"/>
+          </w:tcPr>
+          <w:p>
+            <w:r>
+              <w:t>KURAL LISTESI</w:t>
+            </w:r>
+          </w:p>
+        </w:tc>
+        <w:tc>
+          <w:tcPr>
+            <w:tcW w:type="dxa" w:w="2340"/>
+          </w:tcPr>
+          <w:p>
+            <w:r>
+              <w:t>ASSIGNMENT</w:t>
             </w:r>
           </w:p>
         </w:tc>
       </w:tr>
     </w:tbl>
+    <w:p>
+      <w:r>
+        <w:rPr>
+          <w:rFonts w:ascii="Arial" w:hAnsi="Arial"/>
+          <w:b/>
+          <w:i w:val="0"/>
+          <w:color w:val="2B6CB0"/>
+          <w:sz w:val="26"/>
+        </w:rPr>
+        <w:t>7. Risk Degerlendirmesi ve Rezerv Ozeti</w:t>
+      </w:r>
+    </w:p>
+    <w:p>
+      <w:pPr>
+        <w:pStyle w:val="ListBullet"/>
+      </w:pPr>
+      <w:r>
+        <w:t>Toplam Risk Puani: 60 — Risk Sinifi: YUKSEK RISK</w:t>
+      </w:r>
+    </w:p>
+    <w:p>
+      <w:pPr>
+        <w:pStyle w:val="ListBullet"/>
+      </w:pPr>
+      <w:r>
+        <w:t>1. REZERV — Sigorta belgesi eksik (CIF teslimde Art 28 zorunlulugu)</w:t>
+      </w:r>
+    </w:p>
+    <w:p>
+      <w:pPr>
+        <w:pStyle w:val="ListBullet"/>
+      </w:pPr>
+      <w:r>
+        <w:t>2. REZERV — Kilo uyumsuzlugu: Fatura 1,470.00 KG / Konsimento 2,400.00 KG</w:t>
+      </w:r>
+    </w:p>
     <w:sectPr>
       <w:pgSz w:w="12240" w:h="15840"/>
       <w:pgMar w:top="1440" w:right="1440" w:bottom="1440" w:left="1440" w:header="720" w:footer="720" w:gutter="0"/>

--- a/DisTicaretRepo/Raporlar/akreditif_analiz_raporu.docx
+++ b/DisTicaretRepo/Raporlar/akreditif_analiz_raporu.docx
@@ -29,7 +29,7 @@
           <w:color w:val="000000"/>
           <w:sz w:val="18"/>
         </w:rPr>
-        <w:t>Rapor Tarihi: 09.06.2026 13:39 | Altyapi: UCP 600 Hukuk Motoru v4.0</w:t>
+        <w:t>Rapor Tarihi: 09.06.2026 17:04 | Altyapi: UCP 600 Hukuk Motoru v4.0</w:t>
       </w:r>
     </w:p>
     <w:p>

--- a/DisTicaretRepo/Raporlar/akreditif_analiz_raporu.docx
+++ b/DisTicaretRepo/Raporlar/akreditif_analiz_raporu.docx
@@ -29,7 +29,7 @@
           <w:color w:val="000000"/>
           <w:sz w:val="18"/>
         </w:rPr>
-        <w:t>Rapor Tarihi: 09.06.2026 17:04 | Altyapi: UCP 600 Hukuk Motoru v4.0</w:t>
+        <w:t>Rapor Tarihi: 09.06.2026 20:57 | Altyapi: UCP 600 Hukuk Motoru v4.0</w:t>
       </w:r>
     </w:p>
     <w:p>

--- a/DisTicaretRepo/Raporlar/akreditif_analiz_raporu.docx
+++ b/DisTicaretRepo/Raporlar/akreditif_analiz_raporu.docx
@@ -10,11 +10,10 @@
         <w:rPr>
           <w:rFonts w:ascii="Arial" w:hAnsi="Arial"/>
           <w:b/>
-          <w:i w:val="0"/>
           <w:color w:val="1A365D"/>
           <w:sz w:val="32"/>
         </w:rPr>
-        <w:t>AKREDITIF GELISMIS HUKUKI VE SAYISAL UZMAN DENETiM RAPORU</w:t>
+        <w:t>📋 AKREDİTİF GELİŞMİŞ HUKUKİ VE SAYISAL UZMAN DENETİM RAPORU</w:t>
       </w:r>
     </w:p>
     <w:p>
@@ -23,13 +22,10 @@
       </w:pPr>
       <w:r>
         <w:rPr>
-          <w:rFonts w:ascii="Arial" w:hAnsi="Arial"/>
-          <w:b w:val="0"/>
           <w:i/>
-          <w:color w:val="000000"/>
           <w:sz w:val="18"/>
         </w:rPr>
-        <w:t>Rapor Tarihi: 09.06.2026 20:57 | Altyapi: UCP 600 Hukuk Motoru v4.0</w:t>
+        <w:t>Rapor Tarihi: 10.06.2026 21:53 | Altyapı Sürümü: UCP 600 Hukuk Motoru v4.0</w:t>
       </w:r>
     </w:p>
     <w:p>
@@ -42,11 +38,10 @@
         <w:rPr>
           <w:rFonts w:ascii="Arial" w:hAnsi="Arial"/>
           <w:b/>
-          <w:i w:val="0"/>
           <w:color w:val="2B6CB0"/>
           <w:sz w:val="26"/>
         </w:rPr>
-        <w:t>1. Kritik Sureler ve Vade Analizi</w:t>
+        <w:t>1. Kritik Süreler ve Vade Analizi</w:t>
       </w:r>
     </w:p>
     <w:p>
@@ -54,7 +49,7 @@
         <w:pStyle w:val="ListBullet"/>
       </w:pPr>
       <w:r>
-        <w:t>En Gec Yukleme Tarihi (Alan 44C): Belgeden tespit edilemedi — manuel kontrol gerekli.</w:t>
+        <w:t>En Geç Yükleme Tarihi (Alan 44C): Belgeden tespit edilemedi — manuel kontrol gerekli.</w:t>
       </w:r>
     </w:p>
     <w:p>
@@ -62,7 +57,7 @@
         <w:pStyle w:val="ListBullet"/>
       </w:pPr>
       <w:r>
-        <w:t>Bankaya Ibraz Suresi: Tespit edilemedi — UCP 600 Art 14c varsayilan 21 gun uygulanir.</w:t>
+        <w:t>Bankaya İbraz Süresi: Belgeden tespit edilemedi — UCP 600 Madde 14c varsayılan 21 günlük limit uygulanır.</w:t>
       </w:r>
     </w:p>
     <w:p>
@@ -70,11 +65,10 @@
         <w:rPr>
           <w:rFonts w:ascii="Arial" w:hAnsi="Arial"/>
           <w:b/>
-          <w:i w:val="0"/>
           <w:color w:val="2B6CB0"/>
           <w:sz w:val="26"/>
         </w:rPr>
-        <w:t>2. Finansal Vade ve Odeme Takvimi</w:t>
+        <w:t>2. Finansal Vade ve Ödeme Takvimi</w:t>
       </w:r>
     </w:p>
     <w:p>
@@ -82,7 +76,7 @@
         <w:pStyle w:val="ListBullet"/>
       </w:pPr>
       <w:r>
-        <w:t>Odeme Vadesi: Belgelerden tespit edilemedi — manuel kontrol onerilir.</w:t>
+        <w:t>Ödeme Vadesi: Belgelerden tespit edilemedi — manuel kontrol önerilir.</w:t>
       </w:r>
     </w:p>
     <w:p>
@@ -90,7 +84,6 @@
         <w:rPr>
           <w:rFonts w:ascii="Arial" w:hAnsi="Arial"/>
           <w:b/>
-          <w:i w:val="0"/>
           <w:color w:val="2B6CB0"/>
           <w:sz w:val="26"/>
         </w:rPr>
@@ -102,7 +95,7 @@
         <w:pStyle w:val="ListBullet"/>
       </w:pPr>
       <w:r>
-        <w:t>Incoterms Standardi: CIF (ICC 2020 Rules)</w:t>
+        <w:t>Incoterms Standardı: CIF (ICC 2020 Rules)</w:t>
       </w:r>
     </w:p>
     <w:p>
@@ -110,7 +103,7 @@
         <w:pStyle w:val="ListBullet"/>
       </w:pPr>
       <w:r>
-        <w:t>[HUKUKi REZERV RiSKi] Teslim sekli CIF olmasina ragmen Sigorta Policesi bulunamadi!</w:t>
+        <w:t>[HUKUKİ REZERV RİSKİ] Teslim şekli CIF olmasına rağmen Sigorta Poliçesi bulunamadı!</w:t>
       </w:r>
     </w:p>
     <w:p>
@@ -118,11 +111,10 @@
         <w:rPr>
           <w:rFonts w:ascii="Arial" w:hAnsi="Arial"/>
           <w:b/>
-          <w:i w:val="0"/>
           <w:color w:val="2B6CB0"/>
           <w:sz w:val="26"/>
         </w:rPr>
-        <w:t>4. Sayisal ve Capraz Evrak Uyumluluk Kontrolu</w:t>
+        <w:t>4. Sayısal ve Çapraz Evrak Uyumluluk Kontrolü</w:t>
       </w:r>
     </w:p>
     <w:tbl>
@@ -153,7 +145,7 @@
           </w:tcPr>
           <w:p>
             <w:r>
-              <w:t>inceleme Detayi</w:t>
+              <w:t>İnceleme Detayı</w:t>
             </w:r>
           </w:p>
         </w:tc>
@@ -175,7 +167,7 @@
           </w:tcPr>
           <w:p>
             <w:r>
-              <w:t>Fatura vs Akreditif Tutari (Art 18 / Art 30)</w:t>
+              <w:t>Fatura vs Akreditif Tutarı (Art 18 / Art 30)</w:t>
             </w:r>
           </w:p>
         </w:tc>
@@ -207,7 +199,7 @@
           </w:tcPr>
           <w:p>
             <w:r>
-              <w:t>Fatura vs Konsimento Kilo</w:t>
+              <w:t>Fatura vs Konşimento Kilo</w:t>
             </w:r>
           </w:p>
         </w:tc>
@@ -217,7 +209,7 @@
           </w:tcPr>
           <w:p>
             <w:r>
-              <w:t>Fatura: 1,470.00 KG | Konsimento: 2,400.00 KG</w:t>
+              <w:t>Fatura: 1,470.00 KG | Konşimento: 2,400.00 KG</w:t>
             </w:r>
           </w:p>
         </w:tc>
@@ -227,7 +219,7 @@
           </w:tcPr>
           <w:p>
             <w:r>
-              <w:t>REZERV RiSKi - UYUMSUZ SAYISAL VERi</w:t>
+              <w:t>REZERV RİSKİ - UYUMSUZ SAYISAL VERİ</w:t>
             </w:r>
           </w:p>
         </w:tc>
@@ -239,7 +231,7 @@
           </w:tcPr>
           <w:p>
             <w:r>
-              <w:t>Fatura Mal Tanimi vs Kusat (Art 18c)</w:t>
+              <w:t>Fatura Mal Tanımı vs Küşat (Art 18c)</w:t>
             </w:r>
           </w:p>
         </w:tc>
@@ -249,7 +241,7 @@
           </w:tcPr>
           <w:p>
             <w:r>
-              <w:t>Mal tanimi tespit edilemedi: Fatura, Kusat (45A)</w:t>
+              <w:t>Mal tanımı tespit edilemedi: Fatura, Küşat (45A)</w:t>
             </w:r>
           </w:p>
         </w:tc>
@@ -271,7 +263,7 @@
           </w:tcPr>
           <w:p>
             <w:r>
-              <w:t>Konsimento Yukleme Tarihi vs Alan 44C (Art 20)</w:t>
+              <w:t>Konşimento Yükleme Tarihi vs Alan 44C (Art 20)</w:t>
             </w:r>
           </w:p>
         </w:tc>
@@ -281,7 +273,7 @@
           </w:tcPr>
           <w:p>
             <w:r>
-              <w:t>Tarih tespit edilemedi: Kusat 44C</w:t>
+              <w:t>Tarih tespit edilemedi: Küşat 44C</w:t>
             </w:r>
           </w:p>
         </w:tc>
@@ -303,7 +295,7 @@
           </w:tcPr>
           <w:p>
             <w:r>
-              <w:t>Sigorta Bedeli &gt;= Fatura x %110 (Art 28f-ii)</w:t>
+              <w:t>Sigorta Bedeli ≥ Fatura × %110 (Art 28f-ii)</w:t>
             </w:r>
           </w:p>
         </w:tc>
@@ -313,7 +305,7 @@
           </w:tcPr>
           <w:p>
             <w:r>
-              <w:t>CIF teslimlerde sigorta policesi zorunludur ancak dosyalar arasinda bulunamadi.</w:t>
+              <w:t>CIF teslimlerde sigorta poliçesi zorunludur ancak dosyalar arasında bulunamadı.</w:t>
             </w:r>
           </w:p>
         </w:tc>
@@ -323,7 +315,7 @@
           </w:tcPr>
           <w:p>
             <w:r>
-              <w:t>REZERV RiSKi - SiGORTA BELGESi EKSiK</w:t>
+              <w:t>REZERV RİSKİ - SİGORTA BELGESİ EKSİK</w:t>
             </w:r>
           </w:p>
         </w:tc>
@@ -334,11 +326,10 @@
         <w:rPr>
           <w:rFonts w:ascii="Arial" w:hAnsi="Arial"/>
           <w:b/>
-          <w:i w:val="0"/>
           <w:color w:val="2B6CB0"/>
           <w:sz w:val="26"/>
         </w:rPr>
-        <w:t>5. Konsimento ve Tasima Hukuku Parametreleri</w:t>
+        <w:t>5. Konşimento ve Taşıma Hukuku Parametreleri</w:t>
       </w:r>
     </w:p>
     <w:p>
@@ -346,7 +337,7 @@
         <w:pStyle w:val="ListBullet"/>
       </w:pPr>
       <w:r>
-        <w:t>[TAMAM] Konsimento uzerinde 'Shipped on Board' serhi saptandi (Art 20a-ii uyumlu).</w:t>
+        <w:t>[TAMAM] Konşimento üzerinde 'Shipped on Board' şerhi saptandı (Art 20a-ii uyumlu).</w:t>
       </w:r>
     </w:p>
     <w:p>
@@ -354,7 +345,7 @@
         <w:pStyle w:val="ListBullet"/>
       </w:pPr>
       <w:r>
-        <w:t>[BiLGi] Konsimentoda 'CLEAN' ibaresi bulunamadi — Art 27 kapsaminda manuel kontrol onerilir.</w:t>
+        <w:t>[BİLGİ] Konşimentoda 'CLEAN' ibaresi bulunamadı — Art 27 kapsamında manuel kontrol önerilir.</w:t>
       </w:r>
     </w:p>
     <w:p>
@@ -362,7 +353,6 @@
         <w:rPr>
           <w:rFonts w:ascii="Arial" w:hAnsi="Arial"/>
           <w:b/>
-          <w:i w:val="0"/>
           <w:color w:val="2B6CB0"/>
           <w:sz w:val="26"/>
         </w:rPr>
@@ -398,7 +388,7 @@
           </w:tcPr>
           <w:p>
             <w:r>
-              <w:t>Aciklama</w:t>
+              <w:t>Açıklama</w:t>
             </w:r>
           </w:p>
         </w:tc>
@@ -440,7 +430,7 @@
           </w:tcPr>
           <w:p>
             <w:r>
-              <w:t>Belgelerin incelenmesi Standartlari</w:t>
+              <w:t>Belgelerin İncelenmesi Standartları</w:t>
             </w:r>
           </w:p>
         </w:tc>
@@ -450,7 +440,7 @@
           </w:tcPr>
           <w:p>
             <w:r>
-              <w:t>TESPiT EDiLDi</w:t>
+              <w:t>TESPİT EDİLDİ</w:t>
             </w:r>
           </w:p>
         </w:tc>
@@ -460,7 +450,7 @@
           </w:tcPr>
           <w:p>
             <w:r>
-              <w:t>Standart 21 gunluk yasal banka ibraz siniri uygulandı.</w:t>
+              <w:t>Standart 21 günlük yasal banka ibraz sınırı uygulandı.</w:t>
             </w:r>
           </w:p>
         </w:tc>
@@ -482,7 +472,7 @@
           </w:tcPr>
           <w:p>
             <w:r>
-              <w:t>Uyumlu ibraz (Complying Presentation)</w:t>
+              <w:t>Uyumlu İbraz (Complying Presentation)</w:t>
             </w:r>
           </w:p>
         </w:tc>
@@ -492,7 +482,7 @@
           </w:tcPr>
           <w:p>
             <w:r>
-              <w:t>DOGRUDAN GECMIYOR</w:t>
+              <w:t>DOĞRUDAN GEÇMİYOR</w:t>
             </w:r>
           </w:p>
         </w:tc>
@@ -502,7 +492,7 @@
           </w:tcPr>
           <w:p>
             <w:r>
-              <w:t>Vesaiklerin bankaya eksiksiz ve hatasiz ulastiginin teyidi.</w:t>
+              <w:t>Vesaiklerin bankaya eksiksiz ve hatasız ulaştığının teyidi.</w:t>
             </w:r>
           </w:p>
         </w:tc>
@@ -534,7 +524,7 @@
           </w:tcPr>
           <w:p>
             <w:r>
-              <w:t>DOGRUDAN GECMIYOR</w:t>
+              <w:t>DOĞRUDAN GEÇMİYOR</w:t>
             </w:r>
           </w:p>
         </w:tc>
@@ -544,7 +534,7 @@
           </w:tcPr>
           <w:p>
             <w:r>
-              <w:t>Banka ibrazinda orijinal/suret kaselerinin varligi aranir.</w:t>
+              <w:t>Banka ibrazında orijinal/suret kaşelerinin varlığı aranır.</w:t>
             </w:r>
           </w:p>
         </w:tc>
@@ -576,7 +566,7 @@
           </w:tcPr>
           <w:p>
             <w:r>
-              <w:t>DOGRUDAN GECTI</w:t>
+              <w:t>DOĞRUDAN GEÇTİ</w:t>
             </w:r>
           </w:p>
         </w:tc>
@@ -586,7 +576,7 @@
           </w:tcPr>
           <w:p>
             <w:r>
-              <w:t>Mal tariminın kusat metniyle karakter dogrulamasi yapildi (Art 18c).</w:t>
+              <w:t>Mal tanımının küşat metniyle karakter doğrulaması yapıldı (Art 18c).</w:t>
             </w:r>
           </w:p>
         </w:tc>
@@ -608,7 +598,7 @@
           </w:tcPr>
           <w:p>
             <w:r>
-              <w:t>Konsimento (Bill of Lading)</w:t>
+              <w:t>Konşimento (Bill of Lading)</w:t>
             </w:r>
           </w:p>
         </w:tc>
@@ -618,7 +608,7 @@
           </w:tcPr>
           <w:p>
             <w:r>
-              <w:t>TESPiT EDiLDi</w:t>
+              <w:t>TESPİT EDİLDİ</w:t>
             </w:r>
           </w:p>
         </w:tc>
@@ -628,7 +618,7 @@
           </w:tcPr>
           <w:p>
             <w:r>
-              <w:t>Shipped on Board serhi ve ciro silsilesi hukuki denetimi yapildi.</w:t>
+              <w:t>Shipped on Board şerhi ve ciro silsilesi hukuki denetimi yapıldı.</w:t>
             </w:r>
           </w:p>
         </w:tc>
@@ -650,7 +640,7 @@
           </w:tcPr>
           <w:p>
             <w:r>
-              <w:t>Temiz Tasima Belgesi</w:t>
+              <w:t>Temiz Taşıma Belgesi</w:t>
             </w:r>
           </w:p>
         </w:tc>
@@ -660,7 +650,7 @@
           </w:tcPr>
           <w:p>
             <w:r>
-              <w:t>TESPiT EDiLDi</w:t>
+              <w:t>TESPİT EDİLDİ</w:t>
             </w:r>
           </w:p>
         </w:tc>
@@ -670,7 +660,7 @@
           </w:tcPr>
           <w:p>
             <w:r>
-              <w:t>Uzerinde hasar veya kusurlu ambalaj serhi bulunmayan temiz belge kontrolu.</w:t>
+              <w:t>Üzerinde hasar veya kusurlu ambalaj şerhi bulunmayan temiz belge kontrolü.</w:t>
             </w:r>
           </w:p>
         </w:tc>
@@ -692,7 +682,7 @@
           </w:tcPr>
           <w:p>
             <w:r>
-              <w:t>Sigorta Belgesi ve Kapsami</w:t>
+              <w:t>Sigorta Belgesi ve Kapsamı</w:t>
             </w:r>
           </w:p>
         </w:tc>
@@ -702,7 +692,7 @@
           </w:tcPr>
           <w:p>
             <w:r>
-              <w:t>YUKSEK RISK</w:t>
+              <w:t>YÜKSEK RİSK</w:t>
             </w:r>
           </w:p>
         </w:tc>
@@ -712,7 +702,7 @@
           </w:tcPr>
           <w:p>
             <w:r>
-              <w:t>CIF teslimlerde Sigorta Policesi zorunludur! Minimum %110 teminat aranir (UCP 600 Madde 28).</w:t>
+              <w:t>CIF teslimlerde Sigorta Poliçesi zorunludur! Minimum %110 teminat aranır (UCP 600 Madde 28).</w:t>
             </w:r>
           </w:p>
         </w:tc>
@@ -744,7 +734,7 @@
           </w:tcPr>
           <w:p>
             <w:r>
-              <w:t>DOGRUDAN GECMIYOR</w:t>
+              <w:t>DOĞRUDAN GEÇMİYOR</w:t>
             </w:r>
           </w:p>
         </w:tc>
@@ -754,7 +744,7 @@
           </w:tcPr>
           <w:p>
             <w:r>
-              <w:t>Akreditifte aksi belirtilmedikce %5 / %10 tolerans limitleri.</w:t>
+              <w:t>Akreditifte aksi belirtilmedikçe %5 / %10 tolerans limitleri.</w:t>
             </w:r>
           </w:p>
         </w:tc>
@@ -786,7 +776,7 @@
           </w:tcPr>
           <w:p>
             <w:r>
-              <w:t>KURAL LISTESI</w:t>
+              <w:t>ZORUNLU KURAL</w:t>
             </w:r>
           </w:p>
         </w:tc>
@@ -828,7 +818,7 @@
           </w:tcPr>
           <w:p>
             <w:r>
-              <w:t>KURAL LISTESI</w:t>
+              <w:t>ZORUNLU KURAL</w:t>
             </w:r>
           </w:p>
         </w:tc>
@@ -843,1235 +833,16 @@
           </w:p>
         </w:tc>
       </w:tr>
-      <w:tr>
-        <w:tc>
-          <w:tcPr>
-            <w:tcW w:type="dxa" w:w="2340"/>
-          </w:tcPr>
-          <w:p>
-            <w:r>
-              <w:t>Art 2</w:t>
-            </w:r>
-          </w:p>
-        </w:tc>
-        <w:tc>
-          <w:tcPr>
-            <w:tcW w:type="dxa" w:w="2340"/>
-          </w:tcPr>
-          <w:p>
-            <w:r>
-              <w:t>İhbar bankası tanımı eksiksiz olmalıdır.</w:t>
-            </w:r>
-          </w:p>
-        </w:tc>
-        <w:tc>
-          <w:tcPr>
-            <w:tcW w:type="dxa" w:w="2340"/>
-          </w:tcPr>
-          <w:p>
-            <w:r>
-              <w:t>KURAL LISTESI</w:t>
-            </w:r>
-          </w:p>
-        </w:tc>
-        <w:tc>
-          <w:tcPr>
-            <w:tcW w:type="dxa" w:w="2340"/>
-          </w:tcPr>
-          <w:p>
-            <w:r>
-              <w:t>ADVISING BANK</w:t>
-            </w:r>
-          </w:p>
-        </w:tc>
-      </w:tr>
-      <w:tr>
-        <w:tc>
-          <w:tcPr>
-            <w:tcW w:type="dxa" w:w="2340"/>
-          </w:tcPr>
-          <w:p>
-            <w:r>
-              <w:t>Art 4</w:t>
-            </w:r>
-          </w:p>
-        </w:tc>
-        <w:tc>
-          <w:tcPr>
-            <w:tcW w:type="dxa" w:w="2340"/>
-          </w:tcPr>
-          <w:p>
-            <w:r>
-              <w:t>Akreditif satış sözleşmesinden bağımsız bir işlemdir.</w:t>
-            </w:r>
-          </w:p>
-        </w:tc>
-        <w:tc>
-          <w:tcPr>
-            <w:tcW w:type="dxa" w:w="2340"/>
-          </w:tcPr>
-          <w:p>
-            <w:r>
-              <w:t>KURAL LISTESI</w:t>
-            </w:r>
-          </w:p>
-        </w:tc>
-        <w:tc>
-          <w:tcPr>
-            <w:tcW w:type="dxa" w:w="2340"/>
-          </w:tcPr>
-          <w:p>
-            <w:r>
-              <w:t>CONTRACT</w:t>
-            </w:r>
-          </w:p>
-        </w:tc>
-      </w:tr>
-      <w:tr>
-        <w:tc>
-          <w:tcPr>
-            <w:tcW w:type="dxa" w:w="2340"/>
-          </w:tcPr>
-          <w:p>
-            <w:r>
-              <w:t>Art 5</w:t>
-            </w:r>
-          </w:p>
-        </w:tc>
-        <w:tc>
-          <w:tcPr>
-            <w:tcW w:type="dxa" w:w="2340"/>
-          </w:tcPr>
-          <w:p>
-            <w:r>
-              <w:t>Bankalar mallarla değil, sadece belgelerle ilgilenir.</w:t>
-            </w:r>
-          </w:p>
-        </w:tc>
-        <w:tc>
-          <w:tcPr>
-            <w:tcW w:type="dxa" w:w="2340"/>
-          </w:tcPr>
-          <w:p>
-            <w:r>
-              <w:t>KURAL LISTESI</w:t>
-            </w:r>
-          </w:p>
-        </w:tc>
-        <w:tc>
-          <w:tcPr>
-            <w:tcW w:type="dxa" w:w="2340"/>
-          </w:tcPr>
-          <w:p>
-            <w:r>
-              <w:t>DOCUMENTS</w:t>
-            </w:r>
-          </w:p>
-        </w:tc>
-      </w:tr>
-      <w:tr>
-        <w:tc>
-          <w:tcPr>
-            <w:tcW w:type="dxa" w:w="2340"/>
-          </w:tcPr>
-          <w:p>
-            <w:r>
-              <w:t>Art 6</w:t>
-            </w:r>
-          </w:p>
-        </w:tc>
-        <w:tc>
-          <w:tcPr>
-            <w:tcW w:type="dxa" w:w="2340"/>
-          </w:tcPr>
-          <w:p>
-            <w:r>
-              <w:t>Akreditifin geçerli olduğu banka ve ödeme/iştira şekli.</w:t>
-            </w:r>
-          </w:p>
-        </w:tc>
-        <w:tc>
-          <w:tcPr>
-            <w:tcW w:type="dxa" w:w="2340"/>
-          </w:tcPr>
-          <w:p>
-            <w:r>
-              <w:t>KURAL LISTESI</w:t>
-            </w:r>
-          </w:p>
-        </w:tc>
-        <w:tc>
-          <w:tcPr>
-            <w:tcW w:type="dxa" w:w="2340"/>
-          </w:tcPr>
-          <w:p>
-            <w:r>
-              <w:t>:41A:</w:t>
-            </w:r>
-          </w:p>
-        </w:tc>
-      </w:tr>
-      <w:tr>
-        <w:tc>
-          <w:tcPr>
-            <w:tcW w:type="dxa" w:w="2340"/>
-          </w:tcPr>
-          <w:p>
-            <w:r>
-              <w:t>Art 7</w:t>
-            </w:r>
-          </w:p>
-        </w:tc>
-        <w:tc>
-          <w:tcPr>
-            <w:tcW w:type="dxa" w:w="2340"/>
-          </w:tcPr>
-          <w:p>
-            <w:r>
-              <w:t>Amir bankanın kesin ödeme yükümlülüğü.</w:t>
-            </w:r>
-          </w:p>
-        </w:tc>
-        <w:tc>
-          <w:tcPr>
-            <w:tcW w:type="dxa" w:w="2340"/>
-          </w:tcPr>
-          <w:p>
-            <w:r>
-              <w:t>KURAL LISTESI</w:t>
-            </w:r>
-          </w:p>
-        </w:tc>
-        <w:tc>
-          <w:tcPr>
-            <w:tcW w:type="dxa" w:w="2340"/>
-          </w:tcPr>
-          <w:p>
-            <w:r>
-              <w:t>ISSUING BANK</w:t>
-            </w:r>
-          </w:p>
-        </w:tc>
-      </w:tr>
-      <w:tr>
-        <w:tc>
-          <w:tcPr>
-            <w:tcW w:type="dxa" w:w="2340"/>
-          </w:tcPr>
-          <w:p>
-            <w:r>
-              <w:t>Art 8</w:t>
-            </w:r>
-          </w:p>
-        </w:tc>
-        <w:tc>
-          <w:tcPr>
-            <w:tcW w:type="dxa" w:w="2340"/>
-          </w:tcPr>
-          <w:p>
-            <w:r>
-              <w:t>Teyit bankasının sorumlulukları ve teyit talimatı (:49:).</w:t>
-            </w:r>
-          </w:p>
-        </w:tc>
-        <w:tc>
-          <w:tcPr>
-            <w:tcW w:type="dxa" w:w="2340"/>
-          </w:tcPr>
-          <w:p>
-            <w:r>
-              <w:t>KURAL LISTESI</w:t>
-            </w:r>
-          </w:p>
-        </w:tc>
-        <w:tc>
-          <w:tcPr>
-            <w:tcW w:type="dxa" w:w="2340"/>
-          </w:tcPr>
-          <w:p>
-            <w:r>
-              <w:t>CONFIRMING BANK</w:t>
-            </w:r>
-          </w:p>
-        </w:tc>
-      </w:tr>
-      <w:tr>
-        <w:tc>
-          <w:tcPr>
-            <w:tcW w:type="dxa" w:w="2340"/>
-          </w:tcPr>
-          <w:p>
-            <w:r>
-              <w:t>Art 9</w:t>
-            </w:r>
-          </w:p>
-        </w:tc>
-        <w:tc>
-          <w:tcPr>
-            <w:tcW w:type="dxa" w:w="2340"/>
-          </w:tcPr>
-          <w:p>
-            <w:r>
-              <w:t>Değişikliklerin lehtar onayı olmadan yürürlüğe girememe kuralı.</w:t>
-            </w:r>
-          </w:p>
-        </w:tc>
-        <w:tc>
-          <w:tcPr>
-            <w:tcW w:type="dxa" w:w="2340"/>
-          </w:tcPr>
-          <w:p>
-            <w:r>
-              <w:t>KURAL LISTESI</w:t>
-            </w:r>
-          </w:p>
-        </w:tc>
-        <w:tc>
-          <w:tcPr>
-            <w:tcW w:type="dxa" w:w="2340"/>
-          </w:tcPr>
-          <w:p>
-            <w:r>
-              <w:t>AMENDMENT</w:t>
-            </w:r>
-          </w:p>
-        </w:tc>
-      </w:tr>
-      <w:tr>
-        <w:tc>
-          <w:tcPr>
-            <w:tcW w:type="dxa" w:w="2340"/>
-          </w:tcPr>
-          <w:p>
-            <w:r>
-              <w:t>Art 10</w:t>
-            </w:r>
-          </w:p>
-        </w:tc>
-        <w:tc>
-          <w:tcPr>
-            <w:tcW w:type="dxa" w:w="2340"/>
-          </w:tcPr>
-          <w:p>
-            <w:r>
-              <w:t>Değişikliklerin ihbar edilme usulleri.</w:t>
-            </w:r>
-          </w:p>
-        </w:tc>
-        <w:tc>
-          <w:tcPr>
-            <w:tcW w:type="dxa" w:w="2340"/>
-          </w:tcPr>
-          <w:p>
-            <w:r>
-              <w:t>KURAL LISTESI</w:t>
-            </w:r>
-          </w:p>
-        </w:tc>
-        <w:tc>
-          <w:tcPr>
-            <w:tcW w:type="dxa" w:w="2340"/>
-          </w:tcPr>
-          <w:p>
-            <w:r>
-              <w:t>ADVISING AMENDMENTS</w:t>
-            </w:r>
-          </w:p>
-        </w:tc>
-      </w:tr>
-      <w:tr>
-        <w:tc>
-          <w:tcPr>
-            <w:tcW w:type="dxa" w:w="2340"/>
-          </w:tcPr>
-          <w:p>
-            <w:r>
-              <w:t>Art 11</w:t>
-            </w:r>
-          </w:p>
-        </w:tc>
-        <w:tc>
-          <w:tcPr>
-            <w:tcW w:type="dxa" w:w="2340"/>
-          </w:tcPr>
-          <w:p>
-            <w:r>
-              <w:t>Teleks/SWIFT mesajlarının ön talimat ve asıl metin ilişkisi.</w:t>
-            </w:r>
-          </w:p>
-        </w:tc>
-        <w:tc>
-          <w:tcPr>
-            <w:tcW w:type="dxa" w:w="2340"/>
-          </w:tcPr>
-          <w:p>
-            <w:r>
-              <w:t>KURAL LISTESI</w:t>
-            </w:r>
-          </w:p>
-        </w:tc>
-        <w:tc>
-          <w:tcPr>
-            <w:tcW w:type="dxa" w:w="2340"/>
-          </w:tcPr>
-          <w:p>
-            <w:r>
-              <w:t>TELETRANSMITTED</w:t>
-            </w:r>
-          </w:p>
-        </w:tc>
-      </w:tr>
-      <w:tr>
-        <w:tc>
-          <w:tcPr>
-            <w:tcW w:type="dxa" w:w="2340"/>
-          </w:tcPr>
-          <w:p>
-            <w:r>
-              <w:t>Art 12</w:t>
-            </w:r>
-          </w:p>
-        </w:tc>
-        <w:tc>
-          <w:tcPr>
-            <w:tcW w:type="dxa" w:w="2340"/>
-          </w:tcPr>
-          <w:p>
-            <w:r>
-              <w:t>Görevlendirilen bankanın yetki sınırları.</w:t>
-            </w:r>
-          </w:p>
-        </w:tc>
-        <w:tc>
-          <w:tcPr>
-            <w:tcW w:type="dxa" w:w="2340"/>
-          </w:tcPr>
-          <w:p>
-            <w:r>
-              <w:t>KURAL LISTESI</w:t>
-            </w:r>
-          </w:p>
-        </w:tc>
-        <w:tc>
-          <w:tcPr>
-            <w:tcW w:type="dxa" w:w="2340"/>
-          </w:tcPr>
-          <w:p>
-            <w:r>
-              <w:t>NOMINATED BANK</w:t>
-            </w:r>
-          </w:p>
-        </w:tc>
-      </w:tr>
-      <w:tr>
-        <w:tc>
-          <w:tcPr>
-            <w:tcW w:type="dxa" w:w="2340"/>
-          </w:tcPr>
-          <w:p>
-            <w:r>
-              <w:t>Art 13</w:t>
-            </w:r>
-          </w:p>
-        </w:tc>
-        <w:tc>
-          <w:tcPr>
-            <w:tcW w:type="dxa" w:w="2340"/>
-          </w:tcPr>
-          <w:p>
-            <w:r>
-              <w:t>Bankalar arası rücu ve ramisment anlaşmaları.</w:t>
-            </w:r>
-          </w:p>
-        </w:tc>
-        <w:tc>
-          <w:tcPr>
-            <w:tcW w:type="dxa" w:w="2340"/>
-          </w:tcPr>
-          <w:p>
-            <w:r>
-              <w:t>KURAL LISTESI</w:t>
-            </w:r>
-          </w:p>
-        </w:tc>
-        <w:tc>
-          <w:tcPr>
-            <w:tcW w:type="dxa" w:w="2340"/>
-          </w:tcPr>
-          <w:p>
-            <w:r>
-              <w:t>REIMBURSEMENT</w:t>
-            </w:r>
-          </w:p>
-        </w:tc>
-      </w:tr>
-      <w:tr>
-        <w:tc>
-          <w:tcPr>
-            <w:tcW w:type="dxa" w:w="2340"/>
-          </w:tcPr>
-          <w:p>
-            <w:r>
-              <w:t>Art 16</w:t>
-            </w:r>
-          </w:p>
-        </w:tc>
-        <w:tc>
-          <w:tcPr>
-            <w:tcW w:type="dxa" w:w="2340"/>
-          </w:tcPr>
-          <w:p>
-            <w:r>
-              <w:t>Rezervli belgelerin reddedilme bildirimi kuralları (en geç 5 iş günü).</w:t>
-            </w:r>
-          </w:p>
-        </w:tc>
-        <w:tc>
-          <w:tcPr>
-            <w:tcW w:type="dxa" w:w="2340"/>
-          </w:tcPr>
-          <w:p>
-            <w:r>
-              <w:t>KURAL LISTESI</w:t>
-            </w:r>
-          </w:p>
-        </w:tc>
-        <w:tc>
-          <w:tcPr>
-            <w:tcW w:type="dxa" w:w="2340"/>
-          </w:tcPr>
-          <w:p>
-            <w:r>
-              <w:t>DISCREPANT DOCUMENTS</w:t>
-            </w:r>
-          </w:p>
-        </w:tc>
-      </w:tr>
-      <w:tr>
-        <w:tc>
-          <w:tcPr>
-            <w:tcW w:type="dxa" w:w="2340"/>
-          </w:tcPr>
-          <w:p>
-            <w:r>
-              <w:t>Art 19</w:t>
-            </w:r>
-          </w:p>
-        </w:tc>
-        <w:tc>
-          <w:tcPr>
-            <w:tcW w:type="dxa" w:w="2340"/>
-          </w:tcPr>
-          <w:p>
-            <w:r>
-              <w:t>En az iki farklı taşıma modunu kapsayan taşıma belgesi kuralları.</w:t>
-            </w:r>
-          </w:p>
-        </w:tc>
-        <w:tc>
-          <w:tcPr>
-            <w:tcW w:type="dxa" w:w="2340"/>
-          </w:tcPr>
-          <w:p>
-            <w:r>
-              <w:t>KURAL LISTESI</w:t>
-            </w:r>
-          </w:p>
-        </w:tc>
-        <w:tc>
-          <w:tcPr>
-            <w:tcW w:type="dxa" w:w="2340"/>
-          </w:tcPr>
-          <w:p>
-            <w:r>
-              <w:t>MULTIMODAL</w:t>
-            </w:r>
-          </w:p>
-        </w:tc>
-      </w:tr>
-      <w:tr>
-        <w:tc>
-          <w:tcPr>
-            <w:tcW w:type="dxa" w:w="2340"/>
-          </w:tcPr>
-          <w:p>
-            <w:r>
-              <w:t>Art 21</w:t>
-            </w:r>
-          </w:p>
-        </w:tc>
-        <w:tc>
-          <w:tcPr>
-            <w:tcW w:type="dxa" w:w="2340"/>
-          </w:tcPr>
-          <w:p>
-            <w:r>
-              <w:t>Ciro edilemez deniz yolu taşıma senedi kuralları.</w:t>
-            </w:r>
-          </w:p>
-        </w:tc>
-        <w:tc>
-          <w:tcPr>
-            <w:tcW w:type="dxa" w:w="2340"/>
-          </w:tcPr>
-          <w:p>
-            <w:r>
-              <w:t>KURAL LISTESI</w:t>
-            </w:r>
-          </w:p>
-        </w:tc>
-        <w:tc>
-          <w:tcPr>
-            <w:tcW w:type="dxa" w:w="2340"/>
-          </w:tcPr>
-          <w:p>
-            <w:r>
-              <w:t>NON-NEGOTIABLE SEA WAYBILL</w:t>
-            </w:r>
-          </w:p>
-        </w:tc>
-      </w:tr>
-      <w:tr>
-        <w:tc>
-          <w:tcPr>
-            <w:tcW w:type="dxa" w:w="2340"/>
-          </w:tcPr>
-          <w:p>
-            <w:r>
-              <w:t>Art 22</w:t>
-            </w:r>
-          </w:p>
-        </w:tc>
-        <w:tc>
-          <w:tcPr>
-            <w:tcW w:type="dxa" w:w="2340"/>
-          </w:tcPr>
-          <w:p>
-            <w:r>
-              <w:t>Kiralık gemi konşimentosu kabul şartları.</w:t>
-            </w:r>
-          </w:p>
-        </w:tc>
-        <w:tc>
-          <w:tcPr>
-            <w:tcW w:type="dxa" w:w="2340"/>
-          </w:tcPr>
-          <w:p>
-            <w:r>
-              <w:t>KURAL LISTESI</w:t>
-            </w:r>
-          </w:p>
-        </w:tc>
-        <w:tc>
-          <w:tcPr>
-            <w:tcW w:type="dxa" w:w="2340"/>
-          </w:tcPr>
-          <w:p>
-            <w:r>
-              <w:t>CHARTER PARTY</w:t>
-            </w:r>
-          </w:p>
-        </w:tc>
-      </w:tr>
-      <w:tr>
-        <w:tc>
-          <w:tcPr>
-            <w:tcW w:type="dxa" w:w="2340"/>
-          </w:tcPr>
-          <w:p>
-            <w:r>
-              <w:t>Art 23</w:t>
-            </w:r>
-          </w:p>
-        </w:tc>
-        <w:tc>
-          <w:tcPr>
-            <w:tcW w:type="dxa" w:w="2340"/>
-          </w:tcPr>
-          <w:p>
-            <w:r>
-              <w:t>Hava yolu taşıma senedi (Air Waybill) imza ve asıl nüsha kuralları.</w:t>
-            </w:r>
-          </w:p>
-        </w:tc>
-        <w:tc>
-          <w:tcPr>
-            <w:tcW w:type="dxa" w:w="2340"/>
-          </w:tcPr>
-          <w:p>
-            <w:r>
-              <w:t>KURAL LISTESI</w:t>
-            </w:r>
-          </w:p>
-        </w:tc>
-        <w:tc>
-          <w:tcPr>
-            <w:tcW w:type="dxa" w:w="2340"/>
-          </w:tcPr>
-          <w:p>
-            <w:r>
-              <w:t>AIR TRANSPORT</w:t>
-            </w:r>
-          </w:p>
-        </w:tc>
-      </w:tr>
-      <w:tr>
-        <w:tc>
-          <w:tcPr>
-            <w:tcW w:type="dxa" w:w="2340"/>
-          </w:tcPr>
-          <w:p>
-            <w:r>
-              <w:t>Art 24</w:t>
-            </w:r>
-          </w:p>
-        </w:tc>
-        <w:tc>
-          <w:tcPr>
-            <w:tcW w:type="dxa" w:w="2340"/>
-          </w:tcPr>
-          <w:p>
-            <w:r>
-              <w:t>Karayolu (CMR), demiryolu veya iç su yolu taşıma belgeleri.</w:t>
-            </w:r>
-          </w:p>
-        </w:tc>
-        <w:tc>
-          <w:tcPr>
-            <w:tcW w:type="dxa" w:w="2340"/>
-          </w:tcPr>
-          <w:p>
-            <w:r>
-              <w:t>KURAL LISTESI</w:t>
-            </w:r>
-          </w:p>
-        </w:tc>
-        <w:tc>
-          <w:tcPr>
-            <w:tcW w:type="dxa" w:w="2340"/>
-          </w:tcPr>
-          <w:p>
-            <w:r>
-              <w:t>ROAD RAIL INLAND</w:t>
-            </w:r>
-          </w:p>
-        </w:tc>
-      </w:tr>
-      <w:tr>
-        <w:tc>
-          <w:tcPr>
-            <w:tcW w:type="dxa" w:w="2340"/>
-          </w:tcPr>
-          <w:p>
-            <w:r>
-              <w:t>Art 25</w:t>
-            </w:r>
-          </w:p>
-        </w:tc>
-        <w:tc>
-          <w:tcPr>
-            <w:tcW w:type="dxa" w:w="2340"/>
-          </w:tcPr>
-          <w:p>
-            <w:r>
-              <w:t>Kurye ve posta alındıları, makbuz tarihleri.</w:t>
-            </w:r>
-          </w:p>
-        </w:tc>
-        <w:tc>
-          <w:tcPr>
-            <w:tcW w:type="dxa" w:w="2340"/>
-          </w:tcPr>
-          <w:p>
-            <w:r>
-              <w:t>KURAL LISTESI</w:t>
-            </w:r>
-          </w:p>
-        </w:tc>
-        <w:tc>
-          <w:tcPr>
-            <w:tcW w:type="dxa" w:w="2340"/>
-          </w:tcPr>
-          <w:p>
-            <w:r>
-              <w:t>COURIER POST</w:t>
-            </w:r>
-          </w:p>
-        </w:tc>
-      </w:tr>
-      <w:tr>
-        <w:tc>
-          <w:tcPr>
-            <w:tcW w:type="dxa" w:w="2340"/>
-          </w:tcPr>
-          <w:p>
-            <w:r>
-              <w:t>Art 26</w:t>
-            </w:r>
-          </w:p>
-        </w:tc>
-        <w:tc>
-          <w:tcPr>
-            <w:tcW w:type="dxa" w:w="2340"/>
-          </w:tcPr>
-          <w:p>
-            <w:r>
-              <w:t>Gemi güvertesine yükleme (On Deck) ve 'Shipper's load and count' ibareleri.</w:t>
-            </w:r>
-          </w:p>
-        </w:tc>
-        <w:tc>
-          <w:tcPr>
-            <w:tcW w:type="dxa" w:w="2340"/>
-          </w:tcPr>
-          <w:p>
-            <w:r>
-              <w:t>KURAL LISTESI</w:t>
-            </w:r>
-          </w:p>
-        </w:tc>
-        <w:tc>
-          <w:tcPr>
-            <w:tcW w:type="dxa" w:w="2340"/>
-          </w:tcPr>
-          <w:p>
-            <w:r>
-              <w:t>DECK</w:t>
-            </w:r>
-          </w:p>
-        </w:tc>
-      </w:tr>
-      <w:tr>
-        <w:tc>
-          <w:tcPr>
-            <w:tcW w:type="dxa" w:w="2340"/>
-          </w:tcPr>
-          <w:p>
-            <w:r>
-              <w:t>Art 29</w:t>
-            </w:r>
-          </w:p>
-        </w:tc>
-        <w:tc>
-          <w:tcPr>
-            <w:tcW w:type="dxa" w:w="2340"/>
-          </w:tcPr>
-          <w:p>
-            <w:r>
-              <w:t>Kapanış tarihinin resmi tatile gelmesi durumunda uzama kuralları.</w:t>
-            </w:r>
-          </w:p>
-        </w:tc>
-        <w:tc>
-          <w:tcPr>
-            <w:tcW w:type="dxa" w:w="2340"/>
-          </w:tcPr>
-          <w:p>
-            <w:r>
-              <w:t>KURAL LISTESI</w:t>
-            </w:r>
-          </w:p>
-        </w:tc>
-        <w:tc>
-          <w:tcPr>
-            <w:tcW w:type="dxa" w:w="2340"/>
-          </w:tcPr>
-          <w:p>
-            <w:r>
-              <w:t>EXPIRY DATE</w:t>
-            </w:r>
-          </w:p>
-        </w:tc>
-      </w:tr>
-      <w:tr>
-        <w:tc>
-          <w:tcPr>
-            <w:tcW w:type="dxa" w:w="2340"/>
-          </w:tcPr>
-          <w:p>
-            <w:r>
-              <w:t>Art 31</w:t>
-            </w:r>
-          </w:p>
-        </w:tc>
-        <w:tc>
-          <w:tcPr>
-            <w:tcW w:type="dxa" w:w="2340"/>
-          </w:tcPr>
-          <w:p>
-            <w:r>
-              <w:t>Kısmi yükleme ve aktarma (Partial Shipments / Transshipments) kuralları.</w:t>
-            </w:r>
-          </w:p>
-        </w:tc>
-        <w:tc>
-          <w:tcPr>
-            <w:tcW w:type="dxa" w:w="2340"/>
-          </w:tcPr>
-          <w:p>
-            <w:r>
-              <w:t>KURAL LISTESI</w:t>
-            </w:r>
-          </w:p>
-        </w:tc>
-        <w:tc>
-          <w:tcPr>
-            <w:tcW w:type="dxa" w:w="2340"/>
-          </w:tcPr>
-          <w:p>
-            <w:r>
-              <w:t>PARTIAL</w:t>
-            </w:r>
-          </w:p>
-        </w:tc>
-      </w:tr>
-      <w:tr>
-        <w:tc>
-          <w:tcPr>
-            <w:tcW w:type="dxa" w:w="2340"/>
-          </w:tcPr>
-          <w:p>
-            <w:r>
-              <w:t>Art 32</w:t>
-            </w:r>
-          </w:p>
-        </w:tc>
-        <w:tc>
-          <w:tcPr>
-            <w:tcW w:type="dxa" w:w="2340"/>
-          </w:tcPr>
-          <w:p>
-            <w:r>
-              <w:t>Dönemsel/parti parti yüklemelerde bir dönemin kaçırılması durumunda akreditifin hükümsüz kalması.</w:t>
-            </w:r>
-          </w:p>
-        </w:tc>
-        <w:tc>
-          <w:tcPr>
-            <w:tcW w:type="dxa" w:w="2340"/>
-          </w:tcPr>
-          <w:p>
-            <w:r>
-              <w:t>KURAL LISTESI</w:t>
-            </w:r>
-          </w:p>
-        </w:tc>
-        <w:tc>
-          <w:tcPr>
-            <w:tcW w:type="dxa" w:w="2340"/>
-          </w:tcPr>
-          <w:p>
-            <w:r>
-              <w:t>INSTALMENT</w:t>
-            </w:r>
-          </w:p>
-        </w:tc>
-      </w:tr>
-      <w:tr>
-        <w:tc>
-          <w:tcPr>
-            <w:tcW w:type="dxa" w:w="2340"/>
-          </w:tcPr>
-          <w:p>
-            <w:r>
-              <w:t>Art 33</w:t>
-            </w:r>
-          </w:p>
-        </w:tc>
-        <w:tc>
-          <w:tcPr>
-            <w:tcW w:type="dxa" w:w="2340"/>
-          </w:tcPr>
-          <w:p>
-            <w:r>
-              <w:t>Bankaların çalışma saatleri dışında belge kabul etmeme hakkı.</w:t>
-            </w:r>
-          </w:p>
-        </w:tc>
-        <w:tc>
-          <w:tcPr>
-            <w:tcW w:type="dxa" w:w="2340"/>
-          </w:tcPr>
-          <w:p>
-            <w:r>
-              <w:t>KURAL LISTESI</w:t>
-            </w:r>
-          </w:p>
-        </w:tc>
-        <w:tc>
-          <w:tcPr>
-            <w:tcW w:type="dxa" w:w="2340"/>
-          </w:tcPr>
-          <w:p>
-            <w:r>
-              <w:t>HOURS</w:t>
-            </w:r>
-          </w:p>
-        </w:tc>
-      </w:tr>
-      <w:tr>
-        <w:tc>
-          <w:tcPr>
-            <w:tcW w:type="dxa" w:w="2340"/>
-          </w:tcPr>
-          <w:p>
-            <w:r>
-              <w:t>Art 34</w:t>
-            </w:r>
-          </w:p>
-        </w:tc>
-        <w:tc>
-          <w:tcPr>
-            <w:tcW w:type="dxa" w:w="2340"/>
-          </w:tcPr>
-          <w:p>
-            <w:r>
-              <w:t>Belgelerin doğruluğu ve hukuki geçerliliği konusunda bankaların sorumsuzluğu.</w:t>
-            </w:r>
-          </w:p>
-        </w:tc>
-        <w:tc>
-          <w:tcPr>
-            <w:tcW w:type="dxa" w:w="2340"/>
-          </w:tcPr>
-          <w:p>
-            <w:r>
-              <w:t>KURAL LISTESI</w:t>
-            </w:r>
-          </w:p>
-        </w:tc>
-        <w:tc>
-          <w:tcPr>
-            <w:tcW w:type="dxa" w:w="2340"/>
-          </w:tcPr>
-          <w:p>
-            <w:r>
-              <w:t>DISCLAIMER DOCUMENTS</w:t>
-            </w:r>
-          </w:p>
-        </w:tc>
-      </w:tr>
-      <w:tr>
-        <w:tc>
-          <w:tcPr>
-            <w:tcW w:type="dxa" w:w="2340"/>
-          </w:tcPr>
-          <w:p>
-            <w:r>
-              <w:t>Art 35</w:t>
-            </w:r>
-          </w:p>
-        </w:tc>
-        <w:tc>
-          <w:tcPr>
-            <w:tcW w:type="dxa" w:w="2340"/>
-          </w:tcPr>
-          <w:p>
-            <w:r>
-              <w:t>Belgelerin postada kaybolması veya gecikmesi durumunda bankaların sorumsuzluğu.</w:t>
-            </w:r>
-          </w:p>
-        </w:tc>
-        <w:tc>
-          <w:tcPr>
-            <w:tcW w:type="dxa" w:w="2340"/>
-          </w:tcPr>
-          <w:p>
-            <w:r>
-              <w:t>KURAL LISTESI</w:t>
-            </w:r>
-          </w:p>
-        </w:tc>
-        <w:tc>
-          <w:tcPr>
-            <w:tcW w:type="dxa" w:w="2340"/>
-          </w:tcPr>
-          <w:p>
-            <w:r>
-              <w:t>TRANSMISSION</w:t>
-            </w:r>
-          </w:p>
-        </w:tc>
-      </w:tr>
-      <w:tr>
-        <w:tc>
-          <w:tcPr>
-            <w:tcW w:type="dxa" w:w="2340"/>
-          </w:tcPr>
-          <w:p>
-            <w:r>
-              <w:t>Art 36</w:t>
-            </w:r>
-          </w:p>
-        </w:tc>
-        <w:tc>
-          <w:tcPr>
-            <w:tcW w:type="dxa" w:w="2340"/>
-          </w:tcPr>
-          <w:p>
-            <w:r>
-              <w:t>Mücbir sebep (grev, afet, savaş) durumunda bankaların sorumluluktan muafiyeti.</w:t>
-            </w:r>
-          </w:p>
-        </w:tc>
-        <w:tc>
-          <w:tcPr>
-            <w:tcW w:type="dxa" w:w="2340"/>
-          </w:tcPr>
-          <w:p>
-            <w:r>
-              <w:t>KURAL LISTESI</w:t>
-            </w:r>
-          </w:p>
-        </w:tc>
-        <w:tc>
-          <w:tcPr>
-            <w:tcW w:type="dxa" w:w="2340"/>
-          </w:tcPr>
-          <w:p>
-            <w:r>
-              <w:t>FORCE MAJEURE</w:t>
-            </w:r>
-          </w:p>
-        </w:tc>
-      </w:tr>
-      <w:tr>
-        <w:tc>
-          <w:tcPr>
-            <w:tcW w:type="dxa" w:w="2340"/>
-          </w:tcPr>
-          <w:p>
-            <w:r>
-              <w:t>Art 37</w:t>
-            </w:r>
-          </w:p>
-        </w:tc>
-        <w:tc>
-          <w:tcPr>
-            <w:tcW w:type="dxa" w:w="2340"/>
-          </w:tcPr>
-          <w:p>
-            <w:r>
-              <w:t>Masrafların kime ait olduğu (:71D:) ve yabancı banka masrafları sorumluluğu.</w:t>
-            </w:r>
-          </w:p>
-        </w:tc>
-        <w:tc>
-          <w:tcPr>
-            <w:tcW w:type="dxa" w:w="2340"/>
-          </w:tcPr>
-          <w:p>
-            <w:r>
-              <w:t>KURAL LISTESI</w:t>
-            </w:r>
-          </w:p>
-        </w:tc>
-        <w:tc>
-          <w:tcPr>
-            <w:tcW w:type="dxa" w:w="2340"/>
-          </w:tcPr>
-          <w:p>
-            <w:r>
-              <w:t>USER CHARGES</w:t>
-            </w:r>
-          </w:p>
-        </w:tc>
-      </w:tr>
-      <w:tr>
-        <w:tc>
-          <w:tcPr>
-            <w:tcW w:type="dxa" w:w="2340"/>
-          </w:tcPr>
-          <w:p>
-            <w:r>
-              <w:t>Art 38</w:t>
-            </w:r>
-          </w:p>
-        </w:tc>
-        <w:tc>
-          <w:tcPr>
-            <w:tcW w:type="dxa" w:w="2340"/>
-          </w:tcPr>
-          <w:p>
-            <w:r>
-              <w:t>Devredilebilir akreditifler (Transferable L/C) ve birinci/ikinci lehtar ilişkileri.</w:t>
-            </w:r>
-          </w:p>
-        </w:tc>
-        <w:tc>
-          <w:tcPr>
-            <w:tcW w:type="dxa" w:w="2340"/>
-          </w:tcPr>
-          <w:p>
-            <w:r>
-              <w:t>KURAL LISTESI</w:t>
-            </w:r>
-          </w:p>
-        </w:tc>
-        <w:tc>
-          <w:tcPr>
-            <w:tcW w:type="dxa" w:w="2340"/>
-          </w:tcPr>
-          <w:p>
-            <w:r>
-              <w:t>TRANSFERABLE</w:t>
-            </w:r>
-          </w:p>
-        </w:tc>
-      </w:tr>
-      <w:tr>
-        <w:tc>
-          <w:tcPr>
-            <w:tcW w:type="dxa" w:w="2340"/>
-          </w:tcPr>
-          <w:p>
-            <w:r>
-              <w:t>Art 39</w:t>
-            </w:r>
-          </w:p>
-        </w:tc>
-        <w:tc>
-          <w:tcPr>
-            <w:tcW w:type="dxa" w:w="2340"/>
-          </w:tcPr>
-          <w:p>
-            <w:r>
-              <w:t>Akreditif alacağının temliki (hukuki devri) hakları.</w:t>
-            </w:r>
-          </w:p>
-        </w:tc>
-        <w:tc>
-          <w:tcPr>
-            <w:tcW w:type="dxa" w:w="2340"/>
-          </w:tcPr>
-          <w:p>
-            <w:r>
-              <w:t>KURAL LISTESI</w:t>
-            </w:r>
-          </w:p>
-        </w:tc>
-        <w:tc>
-          <w:tcPr>
-            <w:tcW w:type="dxa" w:w="2340"/>
-          </w:tcPr>
-          <w:p>
-            <w:r>
-              <w:t>ASSIGNMENT</w:t>
-            </w:r>
-          </w:p>
-        </w:tc>
-      </w:tr>
     </w:tbl>
     <w:p>
       <w:r>
         <w:rPr>
           <w:rFonts w:ascii="Arial" w:hAnsi="Arial"/>
           <w:b/>
-          <w:i w:val="0"/>
           <w:color w:val="2B6CB0"/>
           <w:sz w:val="26"/>
         </w:rPr>
-        <w:t>7. Risk Degerlendirmesi ve Rezerv Ozeti</w:t>
+        <w:t>7. Risk Değerlendirmesi ve Rezerv Özeti</w:t>
       </w:r>
     </w:p>
     <w:p>
@@ -2079,7 +850,7 @@
         <w:pStyle w:val="ListBullet"/>
       </w:pPr>
       <w:r>
-        <w:t>Toplam Risk Puani: 60 — Risk Sinifi: YUKSEK RISK</w:t>
+        <w:t>Toplam Risk Puanı: 60 — Risk Sınıfı: YÜKSEK RİSK</w:t>
       </w:r>
     </w:p>
     <w:p>
@@ -2087,7 +858,7 @@
         <w:pStyle w:val="ListBullet"/>
       </w:pPr>
       <w:r>
-        <w:t>1. REZERV — Sigorta belgesi eksik (CIF teslimde Art 28 zorunlulugu)</w:t>
+        <w:t>1. REZERV — Sigorta belgesi eksik (CIF teslimde Art 28 zorunluluğu)</w:t>
       </w:r>
     </w:p>
     <w:p>
@@ -2095,7 +866,7 @@
         <w:pStyle w:val="ListBullet"/>
       </w:pPr>
       <w:r>
-        <w:t>2. REZERV — Kilo uyumsuzlugu: Fatura 1,470.00 KG / Konsimento 2,400.00 KG</w:t>
+        <w:t>2. REZERV — Kilo uyumsuzluğu: Fatura 1,470.00 KG / Konşimento 2,400.00 KG</w:t>
       </w:r>
     </w:p>
     <w:sectPr>

--- a/DisTicaretRepo/Raporlar/akreditif_analiz_raporu.docx
+++ b/DisTicaretRepo/Raporlar/akreditif_analiz_raporu.docx
@@ -11,9 +11,9 @@
           <w:rFonts w:ascii="Arial" w:hAnsi="Arial"/>
           <w:b/>
           <w:color w:val="1A365D"/>
-          <w:sz w:val="32"/>
+          <w:sz w:val="30"/>
         </w:rPr>
-        <w:t>📋 AKREDİTİF GELİŞMİŞ HUKUKİ VE SAYISAL UZMAN DENETİM RAPORU</w:t>
+        <w:t>AKREDİTİF GELİŞMİŞ HUKUKİ VE SAYISAL UZMAN DENETİM RAPORU</w:t>
       </w:r>
     </w:p>
     <w:p>
@@ -25,12 +25,12 @@
           <w:i/>
           <w:sz w:val="18"/>
         </w:rPr>
-        <w:t>Rapor Tarihi: 10.06.2026 21:53 | Altyapı Sürümü: UCP 600 Hukuk Motoru v4.0</w:t>
+        <w:t>Rapor Tarihi: 10.06.2026 22:14 | Altyapı: UCP 600 &amp; ISBP 821 Hukuk Motoru v5.0</w:t>
       </w:r>
     </w:p>
     <w:p>
       <w:r>
-        <w:t>------------------------------------------------------------</w:t>
+        <w:t>----------------------------------------------------------------------</w:t>
       </w:r>
     </w:p>
     <w:p>
@@ -39,7 +39,7 @@
           <w:rFonts w:ascii="Arial" w:hAnsi="Arial"/>
           <w:b/>
           <w:color w:val="2B6CB0"/>
-          <w:sz w:val="26"/>
+          <w:sz w:val="24"/>
         </w:rPr>
         <w:t>1. Kritik Süreler ve Vade Analizi</w:t>
       </w:r>
@@ -66,7 +66,7 @@
           <w:rFonts w:ascii="Arial" w:hAnsi="Arial"/>
           <w:b/>
           <w:color w:val="2B6CB0"/>
-          <w:sz w:val="26"/>
+          <w:sz w:val="24"/>
         </w:rPr>
         <w:t>2. Finansal Vade ve Ödeme Takvimi</w:t>
       </w:r>
@@ -85,7 +85,7 @@
           <w:rFonts w:ascii="Arial" w:hAnsi="Arial"/>
           <w:b/>
           <w:color w:val="2B6CB0"/>
-          <w:sz w:val="26"/>
+          <w:sz w:val="24"/>
         </w:rPr>
         <w:t>3. Incoterms ve Sigorta Hukuku (ICC 2020)</w:t>
       </w:r>
@@ -112,7 +112,7 @@
           <w:rFonts w:ascii="Arial" w:hAnsi="Arial"/>
           <w:b/>
           <w:color w:val="2B6CB0"/>
-          <w:sz w:val="26"/>
+          <w:sz w:val="24"/>
         </w:rPr>
         <w:t>4. Sayısal ve Çapraz Evrak Uyumluluk Kontrolü</w:t>
       </w:r>
@@ -305,7 +305,7 @@
           </w:tcPr>
           <w:p>
             <w:r>
-              <w:t>CIF teslimlerde sigorta poliçesi zorunludur ancak dosyalar arasında bulunamadı.</w:t>
+              <w:t>CIF teslimlerde sigorta poliçesi zorunludur ancak bulunamadı.</w:t>
             </w:r>
           </w:p>
         </w:tc>
@@ -327,7 +327,7 @@
           <w:rFonts w:ascii="Arial" w:hAnsi="Arial"/>
           <w:b/>
           <w:color w:val="2B6CB0"/>
-          <w:sz w:val="26"/>
+          <w:sz w:val="24"/>
         </w:rPr>
         <w:t>5. Konşimento ve Taşıma Hukuku Parametreleri</w:t>
       </w:r>
@@ -345,7 +345,7 @@
         <w:pStyle w:val="ListBullet"/>
       </w:pPr>
       <w:r>
-        <w:t>[BİLGİ] Konşimentoda 'CLEAN' ibaresi bulunamadı — Art 27 kapsamında manuel kontrol önerilir.</w:t>
+        <w:t>[BİLGİ] 'CLEAN' ibaresi bulunamadı ancak kirli konşimento ifadesi de yok — Art 27 kapsamında TEMİZ KONŞİMENTO - MANUEL DOĞRULAMA önerilir.</w:t>
       </w:r>
     </w:p>
     <w:p>
@@ -354,9 +354,96 @@
           <w:rFonts w:ascii="Arial" w:hAnsi="Arial"/>
           <w:b/>
           <w:color w:val="2B6CB0"/>
-          <w:sz w:val="26"/>
+          <w:sz w:val="24"/>
         </w:rPr>
-        <w:t>6. UCP 600 Hukuki Maddeleri ve Uzman Yorum Tablosu</w:t>
+        <w:t>6. 46A Belge Şartları Kontrolü</w:t>
+      </w:r>
+    </w:p>
+    <w:tbl>
+      <w:tblPr>
+        <w:tblStyle w:val="TableGrid"/>
+        <w:tblW w:type="auto" w:w="0"/>
+        <w:tblLook w:firstColumn="1" w:firstRow="1" w:lastColumn="0" w:lastRow="0" w:noHBand="0" w:noVBand="1" w:val="04A0"/>
+      </w:tblPr>
+      <w:tblGrid>
+        <w:gridCol w:w="3120"/>
+        <w:gridCol w:w="3120"/>
+        <w:gridCol w:w="3120"/>
+      </w:tblGrid>
+      <w:tr>
+        <w:tc>
+          <w:tcPr>
+            <w:tcW w:type="dxa" w:w="3120"/>
+          </w:tcPr>
+          <w:p>
+            <w:r>
+              <w:t>Talep Edilen Belge</w:t>
+            </w:r>
+          </w:p>
+        </w:tc>
+        <w:tc>
+          <w:tcPr>
+            <w:tcW w:type="dxa" w:w="3120"/>
+          </w:tcPr>
+          <w:p>
+            <w:r>
+              <w:t>Detay</w:t>
+            </w:r>
+          </w:p>
+        </w:tc>
+        <w:tc>
+          <w:tcPr>
+            <w:tcW w:type="dxa" w:w="3120"/>
+          </w:tcPr>
+          <w:p>
+            <w:r>
+              <w:t>Durum</w:t>
+            </w:r>
+          </w:p>
+        </w:tc>
+      </w:tr>
+      <w:tr>
+        <w:tc>
+          <w:tcPr>
+            <w:tcW w:type="dxa" w:w="3120"/>
+          </w:tcPr>
+          <w:p>
+            <w:r>
+              <w:t>Alan 46A</w:t>
+            </w:r>
+          </w:p>
+        </w:tc>
+        <w:tc>
+          <w:tcPr>
+            <w:tcW w:type="dxa" w:w="3120"/>
+          </w:tcPr>
+          <w:p>
+            <w:r>
+              <w:t>MT700 Alan 46A tespit edilemedi.</w:t>
+            </w:r>
+          </w:p>
+        </w:tc>
+        <w:tc>
+          <w:tcPr>
+            <w:tcW w:type="dxa" w:w="3120"/>
+          </w:tcPr>
+          <w:p>
+            <w:r>
+              <w:t>MANUEL KONTROL</w:t>
+            </w:r>
+          </w:p>
+        </w:tc>
+      </w:tr>
+    </w:tbl>
+    <w:p>
+      <w:r>
+        <w:rPr>
+          <w:rFonts w:ascii="Arial" w:hAnsi="Arial"/>
+          <w:b/>
+          <w:color w:val="2B6CB0"/>
+          <w:sz w:val="24"/>
+        </w:rPr>
+        <w:t>7. UCP 600 Hukuki Maddeleri ve Uzman Yorum Tablosu</w:t>
       </w:r>
     </w:p>
     <w:tbl>
@@ -440,7 +527,7 @@
           </w:tcPr>
           <w:p>
             <w:r>
-              <w:t>TESPİT EDİLDİ</w:t>
+              <w:t>MANUEL KONTROL</w:t>
             </w:r>
           </w:p>
         </w:tc>
@@ -450,7 +537,7 @@
           </w:tcPr>
           <w:p>
             <w:r>
-              <w:t>Standart 21 günlük yasal banka ibraz sınırı uygulandı.</w:t>
+              <w:t>21 günlük banka ibraz süresi kısıtlaması uygulandı (Madde 14c).</w:t>
             </w:r>
           </w:p>
         </w:tc>
@@ -482,7 +569,7 @@
           </w:tcPr>
           <w:p>
             <w:r>
-              <w:t>DOĞRUDAN GEÇMİYOR</w:t>
+              <w:t>MANUEL KONTROL</w:t>
             </w:r>
           </w:p>
         </w:tc>
@@ -492,7 +579,7 @@
           </w:tcPr>
           <w:p>
             <w:r>
-              <w:t>Vesaiklerin bankaya eksiksiz ve hatasız ulaştığının teyidi.</w:t>
+              <w:t>Uyumlu ibrazın teyidi için bankayla doğrulama gerekir.</w:t>
             </w:r>
           </w:p>
         </w:tc>
@@ -524,7 +611,7 @@
           </w:tcPr>
           <w:p>
             <w:r>
-              <w:t>DOĞRUDAN GEÇMİYOR</w:t>
+              <w:t>MANUEL KONTROL</w:t>
             </w:r>
           </w:p>
         </w:tc>
@@ -566,7 +653,7 @@
           </w:tcPr>
           <w:p>
             <w:r>
-              <w:t>DOĞRUDAN GEÇTİ</w:t>
+              <w:t>MANUEL KONTROL</w:t>
             </w:r>
           </w:p>
         </w:tc>
@@ -576,7 +663,7 @@
           </w:tcPr>
           <w:p>
             <w:r>
-              <w:t>Mal tanımının küşat metniyle karakter doğrulaması yapıldı (Art 18c).</w:t>
+              <w:t>Mal tanımı ve tutar uyumu analiz edildi (Art 18c).</w:t>
             </w:r>
           </w:p>
         </w:tc>
@@ -608,7 +695,7 @@
           </w:tcPr>
           <w:p>
             <w:r>
-              <w:t>TESPİT EDİLDİ</w:t>
+              <w:t>DOĞRUDAN GEÇTİ</w:t>
             </w:r>
           </w:p>
         </w:tc>
@@ -618,7 +705,7 @@
           </w:tcPr>
           <w:p>
             <w:r>
-              <w:t>Shipped on Board şerhi ve ciro silsilesi hukuki denetimi yapıldı.</w:t>
+              <w:t>Shipped on Board şerhi, yükleme tarihi ve kilo denetimi yapıldı.</w:t>
             </w:r>
           </w:p>
         </w:tc>
@@ -650,7 +737,7 @@
           </w:tcPr>
           <w:p>
             <w:r>
-              <w:t>TESPİT EDİLDİ</w:t>
+              <w:t>MANUEL KONTROL</w:t>
             </w:r>
           </w:p>
         </w:tc>
@@ -660,7 +747,7 @@
           </w:tcPr>
           <w:p>
             <w:r>
-              <w:t>Üzerinde hasar veya kusurlu ambalaj şerhi bulunmayan temiz belge kontrolü.</w:t>
+              <w:t>Kirli konşimento ifadeleri tarandı (Art 27).</w:t>
             </w:r>
           </w:p>
         </w:tc>
@@ -692,7 +779,7 @@
           </w:tcPr>
           <w:p>
             <w:r>
-              <w:t>YÜKSEK RİSK</w:t>
+              <w:t>REZERV RİSKİ</w:t>
             </w:r>
           </w:p>
         </w:tc>
@@ -702,7 +789,7 @@
           </w:tcPr>
           <w:p>
             <w:r>
-              <w:t>CIF teslimlerde Sigorta Poliçesi zorunludur! Minimum %110 teminat aranır (UCP 600 Madde 28).</w:t>
+              <w:t>%110 teminat hesabı dahil sigorta uyumu analiz edildi.</w:t>
             </w:r>
           </w:p>
         </w:tc>
@@ -734,7 +821,7 @@
           </w:tcPr>
           <w:p>
             <w:r>
-              <w:t>DOĞRUDAN GEÇMİYOR</w:t>
+              <w:t>MANUEL KONTROL</w:t>
             </w:r>
           </w:p>
         </w:tc>
@@ -744,7 +831,7 @@
           </w:tcPr>
           <w:p>
             <w:r>
-              <w:t>Akreditifte aksi belirtilmedikçe %5 / %10 tolerans limitleri.</w:t>
+              <w:t>%5 tolerans kuralı uygulandı (Art 30b).</w:t>
             </w:r>
           </w:p>
         </w:tc>
@@ -840,9 +927,577 @@
           <w:rFonts w:ascii="Arial" w:hAnsi="Arial"/>
           <w:b/>
           <w:color w:val="2B6CB0"/>
-          <w:sz w:val="26"/>
+          <w:sz w:val="24"/>
         </w:rPr>
-        <w:t>7. Risk Değerlendirmesi ve Rezerv Özeti</w:t>
+        <w:t>8. ISBP 821 Yorum Tablosu</w:t>
+      </w:r>
+    </w:p>
+    <w:tbl>
+      <w:tblPr>
+        <w:tblStyle w:val="TableGrid"/>
+        <w:tblW w:type="auto" w:w="0"/>
+        <w:tblLook w:firstColumn="1" w:firstRow="1" w:lastColumn="0" w:lastRow="0" w:noHBand="0" w:noVBand="1" w:val="04A0"/>
+      </w:tblPr>
+      <w:tblGrid>
+        <w:gridCol w:w="2340"/>
+        <w:gridCol w:w="2340"/>
+        <w:gridCol w:w="2340"/>
+        <w:gridCol w:w="2340"/>
+      </w:tblGrid>
+      <w:tr>
+        <w:tc>
+          <w:tcPr>
+            <w:tcW w:type="dxa" w:w="2340"/>
+          </w:tcPr>
+          <w:p>
+            <w:r>
+              <w:t>UCP Maddesi</w:t>
+            </w:r>
+          </w:p>
+        </w:tc>
+        <w:tc>
+          <w:tcPr>
+            <w:tcW w:type="dxa" w:w="2340"/>
+          </w:tcPr>
+          <w:p>
+            <w:r>
+              <w:t>ISBP Prensibi</w:t>
+            </w:r>
+          </w:p>
+        </w:tc>
+        <w:tc>
+          <w:tcPr>
+            <w:tcW w:type="dxa" w:w="2340"/>
+          </w:tcPr>
+          <w:p>
+            <w:r>
+              <w:t>Bulgu</w:t>
+            </w:r>
+          </w:p>
+        </w:tc>
+        <w:tc>
+          <w:tcPr>
+            <w:tcW w:type="dxa" w:w="2340"/>
+          </w:tcPr>
+          <w:p>
+            <w:r>
+              <w:t>Öneri</w:t>
+            </w:r>
+          </w:p>
+        </w:tc>
+      </w:tr>
+      <w:tr>
+        <w:tc>
+          <w:tcPr>
+            <w:tcW w:type="dxa" w:w="2340"/>
+          </w:tcPr>
+          <w:p>
+            <w:r>
+              <w:t>Art 18</w:t>
+            </w:r>
+          </w:p>
+        </w:tc>
+        <w:tc>
+          <w:tcPr>
+            <w:tcW w:type="dxa" w:w="2340"/>
+          </w:tcPr>
+          <w:p>
+            <w:r>
+              <w:t>ISBP C1-C23 — Ticari Fatura Prensipleri</w:t>
+            </w:r>
+          </w:p>
+        </w:tc>
+        <w:tc>
+          <w:tcPr>
+            <w:tcW w:type="dxa" w:w="2340"/>
+          </w:tcPr>
+          <w:p>
+            <w:r>
+              <w:t>Fatura vs Akreditif Tutarı (Art 18 / Art 30): MANUEL KONTROL</w:t>
+            </w:r>
+          </w:p>
+        </w:tc>
+        <w:tc>
+          <w:tcPr>
+            <w:tcW w:type="dxa" w:w="2340"/>
+          </w:tcPr>
+          <w:p>
+            <w:r>
+              <w:t>Mal tanımını akreditifteki 45A alanından kopyalayarak faturaya ekleyin. Fazla açıklama eklemeyin.</w:t>
+            </w:r>
+          </w:p>
+        </w:tc>
+      </w:tr>
+      <w:tr>
+        <w:tc>
+          <w:tcPr>
+            <w:tcW w:type="dxa" w:w="2340"/>
+          </w:tcPr>
+          <w:p>
+            <w:r>
+              <w:t>Art 18</w:t>
+            </w:r>
+          </w:p>
+        </w:tc>
+        <w:tc>
+          <w:tcPr>
+            <w:tcW w:type="dxa" w:w="2340"/>
+          </w:tcPr>
+          <w:p>
+            <w:r>
+              <w:t>ISBP C1-C23 — Ticari Fatura Prensipleri</w:t>
+            </w:r>
+          </w:p>
+        </w:tc>
+        <w:tc>
+          <w:tcPr>
+            <w:tcW w:type="dxa" w:w="2340"/>
+          </w:tcPr>
+          <w:p>
+            <w:r>
+              <w:t>Fatura Mal Tanımı vs Küşat (Art 18c): MANUEL KONTROL</w:t>
+            </w:r>
+          </w:p>
+        </w:tc>
+        <w:tc>
+          <w:tcPr>
+            <w:tcW w:type="dxa" w:w="2340"/>
+          </w:tcPr>
+          <w:p>
+            <w:r>
+              <w:t>Mal tanımını akreditifteki 45A alanından kopyalayarak faturaya ekleyin. Fazla açıklama eklemeyin.</w:t>
+            </w:r>
+          </w:p>
+        </w:tc>
+      </w:tr>
+      <w:tr>
+        <w:tc>
+          <w:tcPr>
+            <w:tcW w:type="dxa" w:w="2340"/>
+          </w:tcPr>
+          <w:p>
+            <w:r>
+              <w:t>Art 20</w:t>
+            </w:r>
+          </w:p>
+        </w:tc>
+        <w:tc>
+          <w:tcPr>
+            <w:tcW w:type="dxa" w:w="2340"/>
+          </w:tcPr>
+          <w:p>
+            <w:r>
+              <w:t>ISBP E1-E30 — Konşimento Prensipleri</w:t>
+            </w:r>
+          </w:p>
+        </w:tc>
+        <w:tc>
+          <w:tcPr>
+            <w:tcW w:type="dxa" w:w="2340"/>
+          </w:tcPr>
+          <w:p>
+            <w:r>
+              <w:t>Konşimento Yükleme Tarihi vs Alan 44C (Art 20): MANUEL KONTROL</w:t>
+            </w:r>
+          </w:p>
+        </w:tc>
+        <w:tc>
+          <w:tcPr>
+            <w:tcW w:type="dxa" w:w="2340"/>
+          </w:tcPr>
+          <w:p>
+            <w:r>
+              <w:t>Konşimentonun 'On Board' notasyonunda tarih ile liman bilgisinin ayrıca yer aldığından emin olun.</w:t>
+            </w:r>
+          </w:p>
+        </w:tc>
+      </w:tr>
+      <w:tr>
+        <w:tc>
+          <w:tcPr>
+            <w:tcW w:type="dxa" w:w="2340"/>
+          </w:tcPr>
+          <w:p>
+            <w:r>
+              <w:t>Art 28</w:t>
+            </w:r>
+          </w:p>
+        </w:tc>
+        <w:tc>
+          <w:tcPr>
+            <w:tcW w:type="dxa" w:w="2340"/>
+          </w:tcPr>
+          <w:p>
+            <w:r>
+              <w:t>ISBP K1-K15 — Sigorta Belgesi Prensipleri</w:t>
+            </w:r>
+          </w:p>
+        </w:tc>
+        <w:tc>
+          <w:tcPr>
+            <w:tcW w:type="dxa" w:w="2340"/>
+          </w:tcPr>
+          <w:p>
+            <w:r>
+              <w:t>Sigorta Bedeli ≥ Fatura × %110 (Art 28f-ii): REZERV RİSKİ - SİGORTA BELGESİ EKSİK</w:t>
+            </w:r>
+          </w:p>
+        </w:tc>
+        <w:tc>
+          <w:tcPr>
+            <w:tcW w:type="dxa" w:w="2340"/>
+          </w:tcPr>
+          <w:p>
+            <w:r>
+              <w:t>Sigorta poliçesinin döviz cinsini, teminat tutarını ve kapsam tarihini akreditifle karşılaştırın.</w:t>
+            </w:r>
+          </w:p>
+        </w:tc>
+      </w:tr>
+      <w:tr>
+        <w:tc>
+          <w:tcPr>
+            <w:tcW w:type="dxa" w:w="2340"/>
+          </w:tcPr>
+          <w:p>
+            <w:r>
+              <w:t>Art 20</w:t>
+            </w:r>
+          </w:p>
+        </w:tc>
+        <w:tc>
+          <w:tcPr>
+            <w:tcW w:type="dxa" w:w="2340"/>
+          </w:tcPr>
+          <w:p>
+            <w:r>
+              <w:t>ISBP E1-E30 — Konşimento Prensipleri</w:t>
+            </w:r>
+          </w:p>
+        </w:tc>
+        <w:tc>
+          <w:tcPr>
+            <w:tcW w:type="dxa" w:w="2340"/>
+          </w:tcPr>
+          <w:p>
+            <w:r>
+              <w:t>[TAMAM] Konşimento üzerinde 'Shipped on Board' şerhi saptandı (Art 20a-ii uyumlu).</w:t>
+            </w:r>
+          </w:p>
+        </w:tc>
+        <w:tc>
+          <w:tcPr>
+            <w:tcW w:type="dxa" w:w="2340"/>
+          </w:tcPr>
+          <w:p>
+            <w:r>
+              <w:t>Konşimentonun 'On Board' notasyonunda tarih ile liman bilgisinin ayrıca yer aldığından emin olun.</w:t>
+            </w:r>
+          </w:p>
+        </w:tc>
+      </w:tr>
+      <w:tr>
+        <w:tc>
+          <w:tcPr>
+            <w:tcW w:type="dxa" w:w="2340"/>
+          </w:tcPr>
+          <w:p>
+            <w:r>
+              <w:t>Art 27</w:t>
+            </w:r>
+          </w:p>
+        </w:tc>
+        <w:tc>
+          <w:tcPr>
+            <w:tcW w:type="dxa" w:w="2340"/>
+          </w:tcPr>
+          <w:p>
+            <w:r>
+              <w:t>ISBP E26-E27 — Temiz Taşıma Belgesi Prensipleri</w:t>
+            </w:r>
+          </w:p>
+        </w:tc>
+        <w:tc>
+          <w:tcPr>
+            <w:tcW w:type="dxa" w:w="2340"/>
+          </w:tcPr>
+          <w:p>
+            <w:r>
+              <w:t>[BİLGİ] 'CLEAN' ibaresi bulunamadı ancak kirli konşimento ifadesi de yok — Art 27 kapsamında TEMİZ KONŞİMENTO - MANUEL DOĞRULAMA önerilir.</w:t>
+            </w:r>
+          </w:p>
+        </w:tc>
+        <w:tc>
+          <w:tcPr>
+            <w:tcW w:type="dxa" w:w="2340"/>
+          </w:tcPr>
+          <w:p>
+            <w:r>
+              <w:t>Konşimentonun taşıyıcı tarafından 'clean' olarak düzenlendiğini teyit edin; hasar notu varsa düzeltilmiş yeni konşimento talep edin.</w:t>
+            </w:r>
+          </w:p>
+        </w:tc>
+      </w:tr>
+      <w:tr>
+        <w:tc>
+          <w:tcPr>
+            <w:tcW w:type="dxa" w:w="2340"/>
+          </w:tcPr>
+          <w:p>
+            <w:r>
+              <w:t>Art 14</w:t>
+            </w:r>
+          </w:p>
+        </w:tc>
+        <w:tc>
+          <w:tcPr>
+            <w:tcW w:type="dxa" w:w="2340"/>
+          </w:tcPr>
+          <w:p>
+            <w:r>
+              <w:t>ISBP A1-A7 — Belge İnceleme Prensipleri</w:t>
+            </w:r>
+          </w:p>
+        </w:tc>
+        <w:tc>
+          <w:tcPr>
+            <w:tcW w:type="dxa" w:w="2340"/>
+          </w:tcPr>
+          <w:p>
+            <w:r>
+              <w:t>Belge inceleme süresi uygulandı (UCP Art 14c — en fazla 21 iş günü).</w:t>
+            </w:r>
+          </w:p>
+        </w:tc>
+        <w:tc>
+          <w:tcPr>
+            <w:tcW w:type="dxa" w:w="2340"/>
+          </w:tcPr>
+          <w:p>
+            <w:r>
+              <w:t>İbraz öncesi tüm belgeler 21 günlük süre kısıtlaması gözetilerek hazırlanmalıdır.</w:t>
+            </w:r>
+          </w:p>
+        </w:tc>
+      </w:tr>
+    </w:tbl>
+    <w:p>
+      <w:r>
+        <w:rPr>
+          <w:rFonts w:ascii="Arial" w:hAnsi="Arial"/>
+          <w:b/>
+          <w:color w:val="2B6CB0"/>
+          <w:sz w:val="24"/>
+        </w:rPr>
+        <w:t>9. Tespit Edilen Kritik Rezervler ve Uzman Önerileri</w:t>
+      </w:r>
+    </w:p>
+    <w:tbl>
+      <w:tblPr>
+        <w:tblStyle w:val="TableGrid"/>
+        <w:tblW w:type="auto" w:w="0"/>
+        <w:tblLook w:firstColumn="1" w:firstRow="1" w:lastColumn="0" w:lastRow="0" w:noHBand="0" w:noVBand="1" w:val="04A0"/>
+      </w:tblPr>
+      <w:tblGrid>
+        <w:gridCol w:w="1872"/>
+        <w:gridCol w:w="1872"/>
+        <w:gridCol w:w="1872"/>
+        <w:gridCol w:w="1872"/>
+        <w:gridCol w:w="1872"/>
+      </w:tblGrid>
+      <w:tr>
+        <w:tc>
+          <w:tcPr>
+            <w:tcW w:type="dxa" w:w="1872"/>
+          </w:tcPr>
+          <w:p>
+            <w:r>
+              <w:t>Rezerv</w:t>
+            </w:r>
+          </w:p>
+        </w:tc>
+        <w:tc>
+          <w:tcPr>
+            <w:tcW w:type="dxa" w:w="1872"/>
+          </w:tcPr>
+          <w:p>
+            <w:r>
+              <w:t>Risk</w:t>
+            </w:r>
+          </w:p>
+        </w:tc>
+        <w:tc>
+          <w:tcPr>
+            <w:tcW w:type="dxa" w:w="1872"/>
+          </w:tcPr>
+          <w:p>
+            <w:r>
+              <w:t>Banka İtirazı</w:t>
+            </w:r>
+          </w:p>
+        </w:tc>
+        <w:tc>
+          <w:tcPr>
+            <w:tcW w:type="dxa" w:w="1872"/>
+          </w:tcPr>
+          <w:p>
+            <w:r>
+              <w:t>UCP Maddesi</w:t>
+            </w:r>
+          </w:p>
+        </w:tc>
+        <w:tc>
+          <w:tcPr>
+            <w:tcW w:type="dxa" w:w="1872"/>
+          </w:tcPr>
+          <w:p>
+            <w:r>
+              <w:t>Düzeltme</w:t>
+            </w:r>
+          </w:p>
+        </w:tc>
+      </w:tr>
+      <w:tr>
+        <w:tc>
+          <w:tcPr>
+            <w:tcW w:type="dxa" w:w="1872"/>
+          </w:tcPr>
+          <w:p>
+            <w:r>
+              <w:t>REZERV — Sigorta belgesi eksik (CIF teslimde Art 28 zorunluluğu)</w:t>
+            </w:r>
+          </w:p>
+        </w:tc>
+        <w:tc>
+          <w:tcPr>
+            <w:tcW w:type="dxa" w:w="1872"/>
+          </w:tcPr>
+          <w:p>
+            <w:r>
+              <w:t>YÜKSEK</w:t>
+            </w:r>
+          </w:p>
+        </w:tc>
+        <w:tc>
+          <w:tcPr>
+            <w:tcW w:type="dxa" w:w="1872"/>
+          </w:tcPr>
+          <w:p>
+            <w:r>
+              <w:t>Banka, sigorta poliçesi ibraz edilmeden ödeme yapmayı reddedecektir.</w:t>
+            </w:r>
+          </w:p>
+        </w:tc>
+        <w:tc>
+          <w:tcPr>
+            <w:tcW w:type="dxa" w:w="1872"/>
+          </w:tcPr>
+          <w:p>
+            <w:r>
+              <w:t>UCP 600 Art 28</w:t>
+            </w:r>
+          </w:p>
+        </w:tc>
+        <w:tc>
+          <w:tcPr>
+            <w:tcW w:type="dxa" w:w="1872"/>
+          </w:tcPr>
+          <w:p>
+            <w:r>
+              <w:t>CIF/CIP teslimde orijinal sigorta poliçesini en az fatura bedelinin %110'u için temin edin.</w:t>
+            </w:r>
+          </w:p>
+        </w:tc>
+      </w:tr>
+      <w:tr>
+        <w:tc>
+          <w:tcPr>
+            <w:tcW w:type="dxa" w:w="1872"/>
+          </w:tcPr>
+          <w:p>
+            <w:r>
+              <w:t>REZERV — Kilo uyumsuzluğu: Fatura 1,470.00 KG / Konşimento 2,400.00 KG</w:t>
+            </w:r>
+          </w:p>
+        </w:tc>
+        <w:tc>
+          <w:tcPr>
+            <w:tcW w:type="dxa" w:w="1872"/>
+          </w:tcPr>
+          <w:p>
+            <w:r>
+              <w:t>ORTA</w:t>
+            </w:r>
+          </w:p>
+        </w:tc>
+        <w:tc>
+          <w:tcPr>
+            <w:tcW w:type="dxa" w:w="1872"/>
+          </w:tcPr>
+          <w:p>
+            <w:r>
+              <w:t>Banka, belgelerdeki kilo uyumsuzluğunu rezerv olarak bildirebilir.</w:t>
+            </w:r>
+          </w:p>
+        </w:tc>
+        <w:tc>
+          <w:tcPr>
+            <w:tcW w:type="dxa" w:w="1872"/>
+          </w:tcPr>
+          <w:p>
+            <w:r>
+              <w:t>UCP 600 Art 14 / Art 18</w:t>
+            </w:r>
+          </w:p>
+        </w:tc>
+        <w:tc>
+          <w:tcPr>
+            <w:tcW w:type="dxa" w:w="1872"/>
+          </w:tcPr>
+          <w:p>
+            <w:r>
+              <w:t>Fatura ve konşimentodaki kilo değerlerini düzelterek eşleştirin.</w:t>
+            </w:r>
+          </w:p>
+        </w:tc>
+      </w:tr>
+    </w:tbl>
+    <w:p>
+      <w:r>
+        <w:rPr>
+          <w:rFonts w:ascii="Arial" w:hAnsi="Arial"/>
+          <w:b/>
+          <w:color w:val="2B6CB0"/>
+          <w:sz w:val="24"/>
+        </w:rPr>
+        <w:t>10. Eksik Belgeler Özeti</w:t>
+      </w:r>
+    </w:p>
+    <w:p>
+      <w:pPr>
+        <w:pStyle w:val="ListBullet"/>
+      </w:pPr>
+      <w:r>
+        <w:t>EKSIK: Sigorta Poliçesi (CIF/CIP zorunlu)</w:t>
+      </w:r>
+    </w:p>
+    <w:p>
+      <w:pPr>
+        <w:pStyle w:val="ListBullet"/>
+      </w:pPr>
+      <w:r>
+        <w:t>EKSIK: Çeki Listesi / Packing List</w:t>
+      </w:r>
+    </w:p>
+    <w:p>
+      <w:r>
+        <w:rPr>
+          <w:rFonts w:ascii="Arial" w:hAnsi="Arial"/>
+          <w:b/>
+          <w:color w:val="2B6CB0"/>
+          <w:sz w:val="24"/>
+        </w:rPr>
+        <w:t>11. Risk Değerlendirmesi ve Uyumluluk Skoru</w:t>
       </w:r>
     </w:p>
     <w:p>
@@ -851,6 +1506,14 @@
       </w:pPr>
       <w:r>
         <w:t>Toplam Risk Puanı: 60 — Risk Sınıfı: YÜKSEK RİSK</w:t>
+      </w:r>
+    </w:p>
+    <w:p>
+      <w:pPr>
+        <w:pStyle w:val="ListBullet"/>
+      </w:pPr>
+      <w:r>
+        <w:t>Uyumluluk Skoru: %65</w:t>
       </w:r>
     </w:p>
     <w:p>

--- a/DisTicaretRepo/Raporlar/akreditif_analiz_raporu.docx
+++ b/DisTicaretRepo/Raporlar/akreditif_analiz_raporu.docx
@@ -25,7 +25,7 @@
           <w:i/>
           <w:sz w:val="18"/>
         </w:rPr>
-        <w:t>Rapor Tarihi: 10.06.2026 22:14 | Altyapı: UCP 600 &amp; ISBP 821 Hukuk Motoru v5.0</w:t>
+        <w:t>Rapor Tarihi: 11.06.2026 05:38 | Altyapı: UCP 600 &amp; ISBP 821 Hukuk Motoru v5.0</w:t>
       </w:r>
     </w:p>
     <w:p>
@@ -1003,7 +1003,7 @@
           </w:tcPr>
           <w:p>
             <w:r>
-              <w:t>ISBP C1-C23 — Ticari Fatura Prensipleri</w:t>
+              <w:t>ISBP 821 Paragraf C1-C23 — Ticari Fatura Prensipleri</w:t>
             </w:r>
           </w:p>
         </w:tc>
@@ -1045,7 +1045,7 @@
           </w:tcPr>
           <w:p>
             <w:r>
-              <w:t>ISBP C1-C23 — Ticari Fatura Prensipleri</w:t>
+              <w:t>ISBP 821 Paragraf C1-C23 — Ticari Fatura Prensipleri</w:t>
             </w:r>
           </w:p>
         </w:tc>
@@ -1087,7 +1087,7 @@
           </w:tcPr>
           <w:p>
             <w:r>
-              <w:t>ISBP E1-E30 — Konşimento Prensipleri</w:t>
+              <w:t>ISBP 821 Paragraf E1-E30 — Konşimento Prensipleri</w:t>
             </w:r>
           </w:p>
         </w:tc>
@@ -1129,7 +1129,7 @@
           </w:tcPr>
           <w:p>
             <w:r>
-              <w:t>ISBP K1-K15 — Sigorta Belgesi Prensipleri</w:t>
+              <w:t>ISBP 821 Paragraf K1-K15 — Sigorta Belgesi Prensipleri</w:t>
             </w:r>
           </w:p>
         </w:tc>
@@ -1171,7 +1171,7 @@
           </w:tcPr>
           <w:p>
             <w:r>
-              <w:t>ISBP E1-E30 — Konşimento Prensipleri</w:t>
+              <w:t>ISBP 821 Paragraf E1-E30 — Konşimento Prensipleri</w:t>
             </w:r>
           </w:p>
         </w:tc>
@@ -1213,7 +1213,7 @@
           </w:tcPr>
           <w:p>
             <w:r>
-              <w:t>ISBP E26-E27 — Temiz Taşıma Belgesi Prensipleri</w:t>
+              <w:t>ISBP 821 Paragraf E26-E27 — Temiz Taşıma Belgesi Prensipleri</w:t>
             </w:r>
           </w:p>
         </w:tc>
@@ -1255,7 +1255,7 @@
           </w:tcPr>
           <w:p>
             <w:r>
-              <w:t>ISBP A1-A7 — Belge İnceleme Prensipleri</w:t>
+              <w:t>ISBP 821 Paragraf A1-A7 — Belge İnceleme Prensipleri</w:t>
             </w:r>
           </w:p>
         </w:tc>
@@ -1505,7 +1505,7 @@
         <w:pStyle w:val="ListBullet"/>
       </w:pPr>
       <w:r>
-        <w:t>Toplam Risk Puanı: 60 — Risk Sınıfı: YÜKSEK RİSK</w:t>
+        <w:t>Toplam Risk Puanı: 40 — Risk Sınıfı: ORTA RİSK</w:t>
       </w:r>
     </w:p>
     <w:p>

--- a/DisTicaretRepo/Raporlar/akreditif_analiz_raporu.docx
+++ b/DisTicaretRepo/Raporlar/akreditif_analiz_raporu.docx
@@ -25,7 +25,7 @@
           <w:i/>
           <w:sz w:val="18"/>
         </w:rPr>
-        <w:t>Rapor Tarihi: 11.06.2026 05:38 | Altyapı: UCP 600 &amp; ISBP 821 Hukuk Motoru v5.0</w:t>
+        <w:t>Rapor Tarihi: 19.06.2026 02:58 | Altyapı: UCP 600 &amp; ISBP 821 Hukuk Motoru v5.0</w:t>
       </w:r>
     </w:p>
     <w:p>
@@ -209,7 +209,7 @@
           </w:tcPr>
           <w:p>
             <w:r>
-              <w:t>Fatura: 1,470.00 KG | Konşimento: 2,400.00 KG</w:t>
+              <w:t>Brüt kilo değeri tespit edilemedi: Konşimento</w:t>
             </w:r>
           </w:p>
         </w:tc>
@@ -219,7 +219,7 @@
           </w:tcPr>
           <w:p>
             <w:r>
-              <w:t>REZERV RİSKİ - UYUMSUZ SAYISAL VERİ</w:t>
+              <w:t>VERİ EKSİK - MANUEL KONTROL GEREKLİ</w:t>
             </w:r>
           </w:p>
         </w:tc>
@@ -273,7 +273,7 @@
           </w:tcPr>
           <w:p>
             <w:r>
-              <w:t>Tarih tespit edilemedi: Küşat 44C</w:t>
+              <w:t>Tarih tespit edilemedi: Konşimento yükleme tarihi, Küşat 44C</w:t>
             </w:r>
           </w:p>
         </w:tc>
@@ -337,15 +337,7 @@
         <w:pStyle w:val="ListBullet"/>
       </w:pPr>
       <w:r>
-        <w:t>[TAMAM] Konşimento üzerinde 'Shipped on Board' şerhi saptandı (Art 20a-ii uyumlu).</w:t>
-      </w:r>
-    </w:p>
-    <w:p>
-      <w:pPr>
-        <w:pStyle w:val="ListBullet"/>
-      </w:pPr>
-      <w:r>
-        <w:t>[BİLGİ] 'CLEAN' ibaresi bulunamadı ancak kirli konşimento ifadesi de yok — Art 27 kapsamında TEMİZ KONŞİMENTO - MANUEL DOĞRULAMA önerilir.</w:t>
+        <w:t>[REZERV RİSKİ] Konşimento belgesi depoda bulunamadı!</w:t>
       </w:r>
     </w:p>
     <w:p>
@@ -695,7 +687,7 @@
           </w:tcPr>
           <w:p>
             <w:r>
-              <w:t>DOĞRUDAN GEÇTİ</w:t>
+              <w:t>MANUEL KONTROL</w:t>
             </w:r>
           </w:p>
         </w:tc>
@@ -737,7 +729,7 @@
           </w:tcPr>
           <w:p>
             <w:r>
-              <w:t>MANUEL KONTROL</w:t>
+              <w:t>DOĞRUDAN GEÇMİYOR</w:t>
             </w:r>
           </w:p>
         </w:tc>
@@ -1161,90 +1153,6 @@
           </w:tcPr>
           <w:p>
             <w:r>
-              <w:t>Art 20</w:t>
-            </w:r>
-          </w:p>
-        </w:tc>
-        <w:tc>
-          <w:tcPr>
-            <w:tcW w:type="dxa" w:w="2340"/>
-          </w:tcPr>
-          <w:p>
-            <w:r>
-              <w:t>ISBP 821 Paragraf E1-E30 — Konşimento Prensipleri</w:t>
-            </w:r>
-          </w:p>
-        </w:tc>
-        <w:tc>
-          <w:tcPr>
-            <w:tcW w:type="dxa" w:w="2340"/>
-          </w:tcPr>
-          <w:p>
-            <w:r>
-              <w:t>[TAMAM] Konşimento üzerinde 'Shipped on Board' şerhi saptandı (Art 20a-ii uyumlu).</w:t>
-            </w:r>
-          </w:p>
-        </w:tc>
-        <w:tc>
-          <w:tcPr>
-            <w:tcW w:type="dxa" w:w="2340"/>
-          </w:tcPr>
-          <w:p>
-            <w:r>
-              <w:t>Konşimentonun 'On Board' notasyonunda tarih ile liman bilgisinin ayrıca yer aldığından emin olun.</w:t>
-            </w:r>
-          </w:p>
-        </w:tc>
-      </w:tr>
-      <w:tr>
-        <w:tc>
-          <w:tcPr>
-            <w:tcW w:type="dxa" w:w="2340"/>
-          </w:tcPr>
-          <w:p>
-            <w:r>
-              <w:t>Art 27</w:t>
-            </w:r>
-          </w:p>
-        </w:tc>
-        <w:tc>
-          <w:tcPr>
-            <w:tcW w:type="dxa" w:w="2340"/>
-          </w:tcPr>
-          <w:p>
-            <w:r>
-              <w:t>ISBP 821 Paragraf E26-E27 — Temiz Taşıma Belgesi Prensipleri</w:t>
-            </w:r>
-          </w:p>
-        </w:tc>
-        <w:tc>
-          <w:tcPr>
-            <w:tcW w:type="dxa" w:w="2340"/>
-          </w:tcPr>
-          <w:p>
-            <w:r>
-              <w:t>[BİLGİ] 'CLEAN' ibaresi bulunamadı ancak kirli konşimento ifadesi de yok — Art 27 kapsamında TEMİZ KONŞİMENTO - MANUEL DOĞRULAMA önerilir.</w:t>
-            </w:r>
-          </w:p>
-        </w:tc>
-        <w:tc>
-          <w:tcPr>
-            <w:tcW w:type="dxa" w:w="2340"/>
-          </w:tcPr>
-          <w:p>
-            <w:r>
-              <w:t>Konşimentonun taşıyıcı tarafından 'clean' olarak düzenlendiğini teyit edin; hasar notu varsa düzeltilmiş yeni konşimento talep edin.</w:t>
-            </w:r>
-          </w:p>
-        </w:tc>
-      </w:tr>
-      <w:tr>
-        <w:tc>
-          <w:tcPr>
-            <w:tcW w:type="dxa" w:w="2340"/>
-          </w:tcPr>
-          <w:p>
-            <w:r>
               <w:t>Art 14</w:t>
             </w:r>
           </w:p>
@@ -1416,7 +1324,7 @@
           </w:tcPr>
           <w:p>
             <w:r>
-              <w:t>REZERV — Kilo uyumsuzluğu: Fatura 1,470.00 KG / Konşimento 2,400.00 KG</w:t>
+              <w:t>REZERV — Konşimento belgesi ibraz edilmemiş (Art 20)</w:t>
             </w:r>
           </w:p>
         </w:tc>
@@ -1426,7 +1334,7 @@
           </w:tcPr>
           <w:p>
             <w:r>
-              <w:t>ORTA</w:t>
+              <w:t>KRİTİK</w:t>
             </w:r>
           </w:p>
         </w:tc>
@@ -1436,7 +1344,7 @@
           </w:tcPr>
           <w:p>
             <w:r>
-              <w:t>Banka, belgelerdeki kilo uyumsuzluğunu rezerv olarak bildirebilir.</w:t>
+              <w:t>Temel taşıma belgesi olmadan ödeme kesinlikle yapılmayacaktır.</w:t>
             </w:r>
           </w:p>
         </w:tc>
@@ -1446,7 +1354,7 @@
           </w:tcPr>
           <w:p>
             <w:r>
-              <w:t>UCP 600 Art 14 / Art 18</w:t>
+              <w:t>UCP 600 Art 20</w:t>
             </w:r>
           </w:p>
         </w:tc>
@@ -1456,7 +1364,7 @@
           </w:tcPr>
           <w:p>
             <w:r>
-              <w:t>Fatura ve konşimentodaki kilo değerlerini düzelterek eşleştirin.</w:t>
+              <w:t>Tam set orijinal konşimentoyu (genellikle 3/3) bankaya ibraz edin.</w:t>
             </w:r>
           </w:p>
         </w:tc>
@@ -1486,6 +1394,14 @@
         <w:pStyle w:val="ListBullet"/>
       </w:pPr>
       <w:r>
+        <w:t>EKSIK: Konşimento (Bill of Lading)</w:t>
+      </w:r>
+    </w:p>
+    <w:p>
+      <w:pPr>
+        <w:pStyle w:val="ListBullet"/>
+      </w:pPr>
+      <w:r>
         <w:t>EKSIK: Çeki Listesi / Packing List</w:t>
       </w:r>
     </w:p>
@@ -1505,7 +1421,7 @@
         <w:pStyle w:val="ListBullet"/>
       </w:pPr>
       <w:r>
-        <w:t>Toplam Risk Puanı: 40 — Risk Sınıfı: ORTA RİSK</w:t>
+        <w:t>Toplam Risk Puanı: 55 — Risk Sınıfı: YÜKSEK RİSK</w:t>
       </w:r>
     </w:p>
     <w:p>
@@ -1513,7 +1429,7 @@
         <w:pStyle w:val="ListBullet"/>
       </w:pPr>
       <w:r>
-        <w:t>Uyumluluk Skoru: %65</w:t>
+        <w:t>Uyumluluk Skoru: %45</w:t>
       </w:r>
     </w:p>
     <w:p>
@@ -1529,7 +1445,7 @@
         <w:pStyle w:val="ListBullet"/>
       </w:pPr>
       <w:r>
-        <w:t>2. REZERV — Kilo uyumsuzluğu: Fatura 1,470.00 KG / Konşimento 2,400.00 KG</w:t>
+        <w:t>2. REZERV — Konşimento belgesi ibraz edilmemiş (Art 20)</w:t>
       </w:r>
     </w:p>
     <w:sectPr>

--- a/DisTicaretRepo/Raporlar/akreditif_analiz_raporu.docx
+++ b/DisTicaretRepo/Raporlar/akreditif_analiz_raporu.docx
@@ -209,7 +209,7 @@
           </w:tcPr>
           <w:p>
             <w:r>
-              <w:t>Brüt kilo değeri tespit edilemedi: Konşimento</w:t>
+              <w:t>Brüt kilo değeri tespit edilemedi: Fatura, Konşimento</w:t>
             </w:r>
           </w:p>
         </w:tc>
@@ -1402,6 +1402,14 @@
         <w:pStyle w:val="ListBullet"/>
       </w:pPr>
       <w:r>
+        <w:t>EKSIK: Ticari Fatura</w:t>
+      </w:r>
+    </w:p>
+    <w:p>
+      <w:pPr>
+        <w:pStyle w:val="ListBullet"/>
+      </w:pPr>
+      <w:r>
         <w:t>EKSIK: Çeki Listesi / Packing List</w:t>
       </w:r>
     </w:p>

--- a/DisTicaretRepo/Raporlar/akreditif_analiz_raporu.docx
+++ b/DisTicaretRepo/Raporlar/akreditif_analiz_raporu.docx
@@ -25,7 +25,7 @@
           <w:i/>
           <w:sz w:val="18"/>
         </w:rPr>
-        <w:t>Rapor Tarihi: 19.06.2026 02:58 | Altyapı: UCP 600 &amp; ISBP 821 Hukuk Motoru v5.0</w:t>
+        <w:t>Rapor Tarihi: 19.06.2026 03:03 | Altyapı: UCP 600 &amp; ISBP 821 Hukuk Motoru v5.0</w:t>
       </w:r>
     </w:p>
     <w:p>
@@ -95,15 +95,7 @@
         <w:pStyle w:val="ListBullet"/>
       </w:pPr>
       <w:r>
-        <w:t>Incoterms Standardı: CIF (ICC 2020 Rules)</w:t>
-      </w:r>
-    </w:p>
-    <w:p>
-      <w:pPr>
-        <w:pStyle w:val="ListBullet"/>
-      </w:pPr>
-      <w:r>
-        <w:t>[HUKUKİ REZERV RİSKİ] Teslim şekli CIF olmasına rağmen Sigorta Poliçesi bulunamadı!</w:t>
+        <w:t>Incoterms Standardı: Metinden tespit edilemedi — manuel kontrol önerilir.</w:t>
       </w:r>
     </w:p>
     <w:p>
@@ -284,38 +276,6 @@
           <w:p>
             <w:r>
               <w:t>MANUEL KONTROL</w:t>
-            </w:r>
-          </w:p>
-        </w:tc>
-      </w:tr>
-      <w:tr>
-        <w:tc>
-          <w:tcPr>
-            <w:tcW w:type="dxa" w:w="3120"/>
-          </w:tcPr>
-          <w:p>
-            <w:r>
-              <w:t>Sigorta Bedeli ≥ Fatura × %110 (Art 28f-ii)</w:t>
-            </w:r>
-          </w:p>
-        </w:tc>
-        <w:tc>
-          <w:tcPr>
-            <w:tcW w:type="dxa" w:w="3120"/>
-          </w:tcPr>
-          <w:p>
-            <w:r>
-              <w:t>CIF teslimlerde sigorta poliçesi zorunludur ancak bulunamadı.</w:t>
-            </w:r>
-          </w:p>
-        </w:tc>
-        <w:tc>
-          <w:tcPr>
-            <w:tcW w:type="dxa" w:w="3120"/>
-          </w:tcPr>
-          <w:p>
-            <w:r>
-              <w:t>REZERV RİSKİ - SİGORTA BELGESİ EKSİK</w:t>
             </w:r>
           </w:p>
         </w:tc>
@@ -771,7 +731,7 @@
           </w:tcPr>
           <w:p>
             <w:r>
-              <w:t>REZERV RİSKİ</w:t>
+              <w:t>DOĞRUDAN GEÇMİYOR</w:t>
             </w:r>
           </w:p>
         </w:tc>
@@ -1111,48 +1071,6 @@
           </w:tcPr>
           <w:p>
             <w:r>
-              <w:t>Art 28</w:t>
-            </w:r>
-          </w:p>
-        </w:tc>
-        <w:tc>
-          <w:tcPr>
-            <w:tcW w:type="dxa" w:w="2340"/>
-          </w:tcPr>
-          <w:p>
-            <w:r>
-              <w:t>ISBP 821 Paragraf K1-K15 — Sigorta Belgesi Prensipleri</w:t>
-            </w:r>
-          </w:p>
-        </w:tc>
-        <w:tc>
-          <w:tcPr>
-            <w:tcW w:type="dxa" w:w="2340"/>
-          </w:tcPr>
-          <w:p>
-            <w:r>
-              <w:t>Sigorta Bedeli ≥ Fatura × %110 (Art 28f-ii): REZERV RİSKİ - SİGORTA BELGESİ EKSİK</w:t>
-            </w:r>
-          </w:p>
-        </w:tc>
-        <w:tc>
-          <w:tcPr>
-            <w:tcW w:type="dxa" w:w="2340"/>
-          </w:tcPr>
-          <w:p>
-            <w:r>
-              <w:t>Sigorta poliçesinin döviz cinsini, teminat tutarını ve kapsam tarihini akreditifle karşılaştırın.</w:t>
-            </w:r>
-          </w:p>
-        </w:tc>
-      </w:tr>
-      <w:tr>
-        <w:tc>
-          <w:tcPr>
-            <w:tcW w:type="dxa" w:w="2340"/>
-          </w:tcPr>
-          <w:p>
-            <w:r>
               <w:t>Art 14</w:t>
             </w:r>
           </w:p>
@@ -1272,58 +1190,6 @@
           </w:tcPr>
           <w:p>
             <w:r>
-              <w:t>REZERV — Sigorta belgesi eksik (CIF teslimde Art 28 zorunluluğu)</w:t>
-            </w:r>
-          </w:p>
-        </w:tc>
-        <w:tc>
-          <w:tcPr>
-            <w:tcW w:type="dxa" w:w="1872"/>
-          </w:tcPr>
-          <w:p>
-            <w:r>
-              <w:t>YÜKSEK</w:t>
-            </w:r>
-          </w:p>
-        </w:tc>
-        <w:tc>
-          <w:tcPr>
-            <w:tcW w:type="dxa" w:w="1872"/>
-          </w:tcPr>
-          <w:p>
-            <w:r>
-              <w:t>Banka, sigorta poliçesi ibraz edilmeden ödeme yapmayı reddedecektir.</w:t>
-            </w:r>
-          </w:p>
-        </w:tc>
-        <w:tc>
-          <w:tcPr>
-            <w:tcW w:type="dxa" w:w="1872"/>
-          </w:tcPr>
-          <w:p>
-            <w:r>
-              <w:t>UCP 600 Art 28</w:t>
-            </w:r>
-          </w:p>
-        </w:tc>
-        <w:tc>
-          <w:tcPr>
-            <w:tcW w:type="dxa" w:w="1872"/>
-          </w:tcPr>
-          <w:p>
-            <w:r>
-              <w:t>CIF/CIP teslimde orijinal sigorta poliçesini en az fatura bedelinin %110'u için temin edin.</w:t>
-            </w:r>
-          </w:p>
-        </w:tc>
-      </w:tr>
-      <w:tr>
-        <w:tc>
-          <w:tcPr>
-            <w:tcW w:type="dxa" w:w="1872"/>
-          </w:tcPr>
-          <w:p>
-            <w:r>
               <w:t>REZERV — Konşimento belgesi ibraz edilmemiş (Art 20)</w:t>
             </w:r>
           </w:p>
@@ -1386,7 +1252,7 @@
         <w:pStyle w:val="ListBullet"/>
       </w:pPr>
       <w:r>
-        <w:t>EKSIK: Sigorta Poliçesi (CIF/CIP zorunlu)</w:t>
+        <w:t>EKSIK: Konşimento (Bill of Lading)</w:t>
       </w:r>
     </w:p>
     <w:p>
@@ -1394,7 +1260,7 @@
         <w:pStyle w:val="ListBullet"/>
       </w:pPr>
       <w:r>
-        <w:t>EKSIK: Konşimento (Bill of Lading)</w:t>
+        <w:t>EKSIK: Küşat (MT700 Akreditif)</w:t>
       </w:r>
     </w:p>
     <w:p>
@@ -1429,7 +1295,7 @@
         <w:pStyle w:val="ListBullet"/>
       </w:pPr>
       <w:r>
-        <w:t>Toplam Risk Puanı: 55 — Risk Sınıfı: YÜKSEK RİSK</w:t>
+        <w:t>Toplam Risk Puanı: 30 — Risk Sınıfı: ORTA RİSK</w:t>
       </w:r>
     </w:p>
     <w:p>
@@ -1437,7 +1303,7 @@
         <w:pStyle w:val="ListBullet"/>
       </w:pPr>
       <w:r>
-        <w:t>Uyumluluk Skoru: %45</w:t>
+        <w:t>Uyumluluk Skoru: %65</w:t>
       </w:r>
     </w:p>
     <w:p>
@@ -1445,15 +1311,7 @@
         <w:pStyle w:val="ListBullet"/>
       </w:pPr>
       <w:r>
-        <w:t>1. REZERV — Sigorta belgesi eksik (CIF teslimde Art 28 zorunluluğu)</w:t>
-      </w:r>
-    </w:p>
-    <w:p>
-      <w:pPr>
-        <w:pStyle w:val="ListBullet"/>
-      </w:pPr>
-      <w:r>
-        <w:t>2. REZERV — Konşimento belgesi ibraz edilmemiş (Art 20)</w:t>
+        <w:t>1. REZERV — Konşimento belgesi ibraz edilmemiş (Art 20)</w:t>
       </w:r>
     </w:p>
     <w:sectPr>

--- a/DisTicaretRepo/Raporlar/akreditif_analiz_raporu.docx
+++ b/DisTicaretRepo/Raporlar/akreditif_analiz_raporu.docx
@@ -233,7 +233,7 @@
           </w:tcPr>
           <w:p>
             <w:r>
-              <w:t>Mal tanımı tespit edilemedi: Fatura, Küşat (45A)</w:t>
+              <w:t>Mal tanımı tespit edilemedi: Fatura</w:t>
             </w:r>
           </w:p>
         </w:tc>
@@ -1260,14 +1260,6 @@
         <w:pStyle w:val="ListBullet"/>
       </w:pPr>
       <w:r>
-        <w:t>EKSIK: Küşat (MT700 Akreditif)</w:t>
-      </w:r>
-    </w:p>
-    <w:p>
-      <w:pPr>
-        <w:pStyle w:val="ListBullet"/>
-      </w:pPr>
-      <w:r>
         <w:t>EKSIK: Ticari Fatura</w:t>
       </w:r>
     </w:p>

--- a/DisTicaretRepo/Raporlar/akreditif_analiz_raporu.docx
+++ b/DisTicaretRepo/Raporlar/akreditif_analiz_raporu.docx
@@ -25,7 +25,7 @@
           <w:i/>
           <w:sz w:val="18"/>
         </w:rPr>
-        <w:t>Rapor Tarihi: 19.06.2026 03:03 | Altyapı: UCP 600 &amp; ISBP 821 Hukuk Motoru v5.0</w:t>
+        <w:t>Rapor Tarihi: 19.06.2026 03:09 | Altyapı: UCP 600 &amp; ISBP 821 Hukuk Motoru v5.0</w:t>
       </w:r>
     </w:p>
     <w:p>
@@ -76,7 +76,7 @@
         <w:pStyle w:val="ListBullet"/>
       </w:pPr>
       <w:r>
-        <w:t>Ödeme Vadesi: Belgelerden tespit edilemedi — manuel kontrol önerilir.</w:t>
+        <w:t>Ödeme Vadesi: Görüldüğünde Ödemeli (At Sight) — UCP 600 Art 15b uyarınca uyumlu ibrazda amir banka anında ödemekle yükümlüdür.</w:t>
       </w:r>
     </w:p>
     <w:p>
@@ -95,7 +95,15 @@
         <w:pStyle w:val="ListBullet"/>
       </w:pPr>
       <w:r>
-        <w:t>Incoterms Standardı: Metinden tespit edilemedi — manuel kontrol önerilir.</w:t>
+        <w:t>Incoterms Standardı: CIF (ICC 2020 Rules)</w:t>
+      </w:r>
+    </w:p>
+    <w:p>
+      <w:pPr>
+        <w:pStyle w:val="ListBullet"/>
+      </w:pPr>
+      <w:r>
+        <w:t>[HUKUKİ REZERV RİSKİ] Teslim şekli CIF olmasına rağmen Sigorta Poliçesi bulunamadı!</w:t>
       </w:r>
     </w:p>
     <w:p>
@@ -169,7 +177,7 @@
           </w:tcPr>
           <w:p>
             <w:r>
-              <w:t>Tutar tespit edilemedi: Fatura, Akreditif (32B)</w:t>
+              <w:t>Tutar tespit edilemedi: Fatura</w:t>
             </w:r>
           </w:p>
         </w:tc>
@@ -276,6 +284,38 @@
           <w:p>
             <w:r>
               <w:t>MANUEL KONTROL</w:t>
+            </w:r>
+          </w:p>
+        </w:tc>
+      </w:tr>
+      <w:tr>
+        <w:tc>
+          <w:tcPr>
+            <w:tcW w:type="dxa" w:w="3120"/>
+          </w:tcPr>
+          <w:p>
+            <w:r>
+              <w:t>Sigorta Bedeli ≥ Fatura × %110 (Art 28f-ii)</w:t>
+            </w:r>
+          </w:p>
+        </w:tc>
+        <w:tc>
+          <w:tcPr>
+            <w:tcW w:type="dxa" w:w="3120"/>
+          </w:tcPr>
+          <w:p>
+            <w:r>
+              <w:t>CIF teslimlerde sigorta poliçesi zorunludur ancak bulunamadı.</w:t>
+            </w:r>
+          </w:p>
+        </w:tc>
+        <w:tc>
+          <w:tcPr>
+            <w:tcW w:type="dxa" w:w="3120"/>
+          </w:tcPr>
+          <w:p>
+            <w:r>
+              <w:t>REZERV RİSKİ - SİGORTA BELGESİ EKSİK</w:t>
             </w:r>
           </w:p>
         </w:tc>
@@ -731,7 +771,7 @@
           </w:tcPr>
           <w:p>
             <w:r>
-              <w:t>DOĞRUDAN GEÇMİYOR</w:t>
+              <w:t>REZERV RİSKİ</w:t>
             </w:r>
           </w:p>
         </w:tc>
@@ -1071,6 +1111,48 @@
           </w:tcPr>
           <w:p>
             <w:r>
+              <w:t>Art 28</w:t>
+            </w:r>
+          </w:p>
+        </w:tc>
+        <w:tc>
+          <w:tcPr>
+            <w:tcW w:type="dxa" w:w="2340"/>
+          </w:tcPr>
+          <w:p>
+            <w:r>
+              <w:t>ISBP 821 Paragraf K1-K15 — Sigorta Belgesi Prensipleri</w:t>
+            </w:r>
+          </w:p>
+        </w:tc>
+        <w:tc>
+          <w:tcPr>
+            <w:tcW w:type="dxa" w:w="2340"/>
+          </w:tcPr>
+          <w:p>
+            <w:r>
+              <w:t>Sigorta Bedeli ≥ Fatura × %110 (Art 28f-ii): REZERV RİSKİ - SİGORTA BELGESİ EKSİK</w:t>
+            </w:r>
+          </w:p>
+        </w:tc>
+        <w:tc>
+          <w:tcPr>
+            <w:tcW w:type="dxa" w:w="2340"/>
+          </w:tcPr>
+          <w:p>
+            <w:r>
+              <w:t>Sigorta poliçesinin döviz cinsini, teminat tutarını ve kapsam tarihini akreditifle karşılaştırın.</w:t>
+            </w:r>
+          </w:p>
+        </w:tc>
+      </w:tr>
+      <w:tr>
+        <w:tc>
+          <w:tcPr>
+            <w:tcW w:type="dxa" w:w="2340"/>
+          </w:tcPr>
+          <w:p>
+            <w:r>
               <w:t>Art 14</w:t>
             </w:r>
           </w:p>
@@ -1190,6 +1272,58 @@
           </w:tcPr>
           <w:p>
             <w:r>
+              <w:t>REZERV — Sigorta belgesi eksik (CIF teslimde Art 28 zorunluluğu)</w:t>
+            </w:r>
+          </w:p>
+        </w:tc>
+        <w:tc>
+          <w:tcPr>
+            <w:tcW w:type="dxa" w:w="1872"/>
+          </w:tcPr>
+          <w:p>
+            <w:r>
+              <w:t>YÜKSEK</w:t>
+            </w:r>
+          </w:p>
+        </w:tc>
+        <w:tc>
+          <w:tcPr>
+            <w:tcW w:type="dxa" w:w="1872"/>
+          </w:tcPr>
+          <w:p>
+            <w:r>
+              <w:t>Banka, sigorta poliçesi ibraz edilmeden ödeme yapmayı reddedecektir.</w:t>
+            </w:r>
+          </w:p>
+        </w:tc>
+        <w:tc>
+          <w:tcPr>
+            <w:tcW w:type="dxa" w:w="1872"/>
+          </w:tcPr>
+          <w:p>
+            <w:r>
+              <w:t>UCP 600 Art 28</w:t>
+            </w:r>
+          </w:p>
+        </w:tc>
+        <w:tc>
+          <w:tcPr>
+            <w:tcW w:type="dxa" w:w="1872"/>
+          </w:tcPr>
+          <w:p>
+            <w:r>
+              <w:t>CIF/CIP teslimde orijinal sigorta poliçesini en az fatura bedelinin %110'u için temin edin.</w:t>
+            </w:r>
+          </w:p>
+        </w:tc>
+      </w:tr>
+      <w:tr>
+        <w:tc>
+          <w:tcPr>
+            <w:tcW w:type="dxa" w:w="1872"/>
+          </w:tcPr>
+          <w:p>
+            <w:r>
               <w:t>REZERV — Konşimento belgesi ibraz edilmemiş (Art 20)</w:t>
             </w:r>
           </w:p>
@@ -1252,6 +1386,14 @@
         <w:pStyle w:val="ListBullet"/>
       </w:pPr>
       <w:r>
+        <w:t>EKSIK: Sigorta Poliçesi (CIF/CIP zorunlu)</w:t>
+      </w:r>
+    </w:p>
+    <w:p>
+      <w:pPr>
+        <w:pStyle w:val="ListBullet"/>
+      </w:pPr>
+      <w:r>
         <w:t>EKSIK: Konşimento (Bill of Lading)</w:t>
       </w:r>
     </w:p>
@@ -1287,7 +1429,7 @@
         <w:pStyle w:val="ListBullet"/>
       </w:pPr>
       <w:r>
-        <w:t>Toplam Risk Puanı: 30 — Risk Sınıfı: ORTA RİSK</w:t>
+        <w:t>Toplam Risk Puanı: 55 — Risk Sınıfı: YÜKSEK RİSK</w:t>
       </w:r>
     </w:p>
     <w:p>
@@ -1295,7 +1437,7 @@
         <w:pStyle w:val="ListBullet"/>
       </w:pPr>
       <w:r>
-        <w:t>Uyumluluk Skoru: %65</w:t>
+        <w:t>Uyumluluk Skoru: %45</w:t>
       </w:r>
     </w:p>
     <w:p>
@@ -1303,7 +1445,15 @@
         <w:pStyle w:val="ListBullet"/>
       </w:pPr>
       <w:r>
-        <w:t>1. REZERV — Konşimento belgesi ibraz edilmemiş (Art 20)</w:t>
+        <w:t>1. REZERV — Sigorta belgesi eksik (CIF teslimde Art 28 zorunluluğu)</w:t>
+      </w:r>
+    </w:p>
+    <w:p>
+      <w:pPr>
+        <w:pStyle w:val="ListBullet"/>
+      </w:pPr>
+      <w:r>
+        <w:t>2. REZERV — Konşimento belgesi ibraz edilmemiş (Art 20)</w:t>
       </w:r>
     </w:p>
     <w:sectPr>

--- a/DisTicaretRepo/Raporlar/akreditif_analiz_raporu.docx
+++ b/DisTicaretRepo/Raporlar/akreditif_analiz_raporu.docx
@@ -25,7 +25,7 @@
           <w:i/>
           <w:sz w:val="18"/>
         </w:rPr>
-        <w:t>Rapor Tarihi: 19.06.2026 03:09 | Altyapı: UCP 600 &amp; ISBP 821 Hukuk Motoru v5.0</w:t>
+        <w:t>Rapor Tarihi: 19.06.2026 03:10 | Altyapı: UCP 600 &amp; ISBP 821 Hukuk Motoru v5.0</w:t>
       </w:r>
     </w:p>
     <w:p>
@@ -76,7 +76,7 @@
         <w:pStyle w:val="ListBullet"/>
       </w:pPr>
       <w:r>
-        <w:t>Ödeme Vadesi: Görüldüğünde Ödemeli (At Sight) — UCP 600 Art 15b uyarınca uyumlu ibrazda amir banka anında ödemekle yükümlüdür.</w:t>
+        <w:t>Ödeme Vadesi: Belgelerden tespit edilemedi — manuel kontrol önerilir.</w:t>
       </w:r>
     </w:p>
     <w:p>

--- a/DisTicaretRepo/Raporlar/akreditif_analiz_raporu.docx
+++ b/DisTicaretRepo/Raporlar/akreditif_analiz_raporu.docx
@@ -57,7 +57,7 @@
         <w:pStyle w:val="ListBullet"/>
       </w:pPr>
       <w:r>
-        <w:t>Bankaya İbraz Süresi: Belgeden tespit edilemedi — UCP 600 Madde 14c varsayılan 21 günlük limit uygulanır.</w:t>
+        <w:t>Bankaya İbraz Süresi: 10 gün (UCP 600 Madde 14c'ye göre 21 günü aşamaz).</w:t>
       </w:r>
     </w:p>
     <w:p>
@@ -76,7 +76,7 @@
         <w:pStyle w:val="ListBullet"/>
       </w:pPr>
       <w:r>
-        <w:t>Ödeme Vadesi: Belgelerden tespit edilemedi — manuel kontrol önerilir.</w:t>
+        <w:t>Ödeme Vadesi: Vadeli / Kabul Kredili Akreditif — Poliçe vade takvimini ve faiz taahhütlerini kontrol edin.</w:t>
       </w:r>
     </w:p>
     <w:p>
@@ -401,7 +401,7 @@
           </w:tcPr>
           <w:p>
             <w:r>
-              <w:t>Alan 46A</w:t>
+              <w:t>Ticari Fatura</w:t>
             </w:r>
           </w:p>
         </w:tc>
@@ -411,7 +411,903 @@
           </w:tcPr>
           <w:p>
             <w:r>
-              <w:t>MT700 Alan 46A tespit edilemedi.</w:t>
+              <w:t>Akreditif 46A'da talep edilmiş.</w:t>
+            </w:r>
+          </w:p>
+        </w:tc>
+        <w:tc>
+          <w:tcPr>
+            <w:tcW w:type="dxa" w:w="3120"/>
+          </w:tcPr>
+          <w:p>
+            <w:r>
+              <w:t>EKSİK</w:t>
+            </w:r>
+          </w:p>
+        </w:tc>
+      </w:tr>
+      <w:tr>
+        <w:tc>
+          <w:tcPr>
+            <w:tcW w:type="dxa" w:w="3120"/>
+          </w:tcPr>
+          <w:p>
+            <w:r>
+              <w:t>Ticari Fatura</w:t>
+            </w:r>
+          </w:p>
+        </w:tc>
+        <w:tc>
+          <w:tcPr>
+            <w:tcW w:type="dxa" w:w="3120"/>
+          </w:tcPr>
+          <w:p>
+            <w:r>
+              <w:t>Akreditif 46A'da talep edilmiş.</w:t>
+            </w:r>
+          </w:p>
+        </w:tc>
+        <w:tc>
+          <w:tcPr>
+            <w:tcW w:type="dxa" w:w="3120"/>
+          </w:tcPr>
+          <w:p>
+            <w:r>
+              <w:t>EKSİK</w:t>
+            </w:r>
+          </w:p>
+        </w:tc>
+      </w:tr>
+      <w:tr>
+        <w:tc>
+          <w:tcPr>
+            <w:tcW w:type="dxa" w:w="3120"/>
+          </w:tcPr>
+          <w:p>
+            <w:r>
+              <w:t>Konşimento (B/L)</w:t>
+            </w:r>
+          </w:p>
+        </w:tc>
+        <w:tc>
+          <w:tcPr>
+            <w:tcW w:type="dxa" w:w="3120"/>
+          </w:tcPr>
+          <w:p>
+            <w:r>
+              <w:t>Akreditif 46A'da talep edilmiş.</w:t>
+            </w:r>
+          </w:p>
+        </w:tc>
+        <w:tc>
+          <w:tcPr>
+            <w:tcW w:type="dxa" w:w="3120"/>
+          </w:tcPr>
+          <w:p>
+            <w:r>
+              <w:t>EKSİK</w:t>
+            </w:r>
+          </w:p>
+        </w:tc>
+      </w:tr>
+      <w:tr>
+        <w:tc>
+          <w:tcPr>
+            <w:tcW w:type="dxa" w:w="3120"/>
+          </w:tcPr>
+          <w:p>
+            <w:r>
+              <w:t>Çeki Listesi</w:t>
+            </w:r>
+          </w:p>
+        </w:tc>
+        <w:tc>
+          <w:tcPr>
+            <w:tcW w:type="dxa" w:w="3120"/>
+          </w:tcPr>
+          <w:p>
+            <w:r>
+              <w:t>Akreditif 46A'da talep edilmiş.</w:t>
+            </w:r>
+          </w:p>
+        </w:tc>
+        <w:tc>
+          <w:tcPr>
+            <w:tcW w:type="dxa" w:w="3120"/>
+          </w:tcPr>
+          <w:p>
+            <w:r>
+              <w:t>EKSİK</w:t>
+            </w:r>
+          </w:p>
+        </w:tc>
+      </w:tr>
+      <w:tr>
+        <w:tc>
+          <w:tcPr>
+            <w:tcW w:type="dxa" w:w="3120"/>
+          </w:tcPr>
+          <w:p>
+            <w:r>
+              <w:t>Sigorta Poliçesi</w:t>
+            </w:r>
+          </w:p>
+        </w:tc>
+        <w:tc>
+          <w:tcPr>
+            <w:tcW w:type="dxa" w:w="3120"/>
+          </w:tcPr>
+          <w:p>
+            <w:r>
+              <w:t>Akreditif 46A'da talep edilmiş.</w:t>
+            </w:r>
+          </w:p>
+        </w:tc>
+        <w:tc>
+          <w:tcPr>
+            <w:tcW w:type="dxa" w:w="3120"/>
+          </w:tcPr>
+          <w:p>
+            <w:r>
+              <w:t>EKSİK</w:t>
+            </w:r>
+          </w:p>
+        </w:tc>
+      </w:tr>
+      <w:tr>
+        <w:tc>
+          <w:tcPr>
+            <w:tcW w:type="dxa" w:w="3120"/>
+          </w:tcPr>
+          <w:p>
+            <w:r>
+              <w:t>signed by the Beneficiary, indicating L</w:t>
+            </w:r>
+          </w:p>
+        </w:tc>
+        <w:tc>
+          <w:tcPr>
+            <w:tcW w:type="dxa" w:w="3120"/>
+          </w:tcPr>
+          <w:p>
+            <w:r>
+              <w:t>Otomatik eşleştirme yapılamadı — manuel doğrulama gerekli.</w:t>
+            </w:r>
+          </w:p>
+        </w:tc>
+        <w:tc>
+          <w:tcPr>
+            <w:tcW w:type="dxa" w:w="3120"/>
+          </w:tcPr>
+          <w:p>
+            <w:r>
+              <w:t>MANUEL KONTROL</w:t>
+            </w:r>
+          </w:p>
+        </w:tc>
+      </w:tr>
+      <w:tr>
+        <w:tc>
+          <w:tcPr>
+            <w:tcW w:type="dxa" w:w="3120"/>
+          </w:tcPr>
+          <w:p>
+            <w:r>
+              <w:t>C No. and date.</w:t>
+            </w:r>
+          </w:p>
+        </w:tc>
+        <w:tc>
+          <w:tcPr>
+            <w:tcW w:type="dxa" w:w="3120"/>
+          </w:tcPr>
+          <w:p>
+            <w:r>
+              <w:t>Otomatik eşleştirme yapılamadı — manuel doğrulama gerekli.</w:t>
+            </w:r>
+          </w:p>
+        </w:tc>
+        <w:tc>
+          <w:tcPr>
+            <w:tcW w:type="dxa" w:w="3120"/>
+          </w:tcPr>
+          <w:p>
+            <w:r>
+              <w:t>MANUEL KONTROL</w:t>
+            </w:r>
+          </w:p>
+        </w:tc>
+      </w:tr>
+      <w:tr>
+        <w:tc>
+          <w:tcPr>
+            <w:tcW w:type="dxa" w:w="3120"/>
+          </w:tcPr>
+          <w:p>
+            <w:r>
+              <w:t>showing gross weight, net weight, measurement and package details per pallet.</w:t>
+            </w:r>
+          </w:p>
+        </w:tc>
+        <w:tc>
+          <w:tcPr>
+            <w:tcW w:type="dxa" w:w="3120"/>
+          </w:tcPr>
+          <w:p>
+            <w:r>
+              <w:t>Otomatik eşleştirme yapılamadı — manuel doğrulama gerekli.</w:t>
+            </w:r>
+          </w:p>
+        </w:tc>
+        <w:tc>
+          <w:tcPr>
+            <w:tcW w:type="dxa" w:w="3120"/>
+          </w:tcPr>
+          <w:p>
+            <w:r>
+              <w:t>MANUEL KONTROL</w:t>
+            </w:r>
+          </w:p>
+        </w:tc>
+      </w:tr>
+      <w:tr>
+        <w:tc>
+          <w:tcPr>
+            <w:tcW w:type="dxa" w:w="3120"/>
+          </w:tcPr>
+          <w:p>
+            <w:r>
+              <w:t>3. FULL SET (3</w:t>
+            </w:r>
+          </w:p>
+        </w:tc>
+        <w:tc>
+          <w:tcPr>
+            <w:tcW w:type="dxa" w:w="3120"/>
+          </w:tcPr>
+          <w:p>
+            <w:r>
+              <w:t>Otomatik eşleştirme yapılamadı — manuel doğrulama gerekli.</w:t>
+            </w:r>
+          </w:p>
+        </w:tc>
+        <w:tc>
+          <w:tcPr>
+            <w:tcW w:type="dxa" w:w="3120"/>
+          </w:tcPr>
+          <w:p>
+            <w:r>
+              <w:t>MANUEL KONTROL</w:t>
+            </w:r>
+          </w:p>
+        </w:tc>
+      </w:tr>
+      <w:tr>
+        <w:tc>
+          <w:tcPr>
+            <w:tcW w:type="dxa" w:w="3120"/>
+          </w:tcPr>
+          <w:p>
+            <w:r>
+              <w:t>made out TO ORDER OF ISSUING BANK (AMEX BANK LONDON PLC),</w:t>
+            </w:r>
+          </w:p>
+        </w:tc>
+        <w:tc>
+          <w:tcPr>
+            <w:tcW w:type="dxa" w:w="3120"/>
+          </w:tcPr>
+          <w:p>
+            <w:r>
+              <w:t>Otomatik eşleştirme yapılamadı — manuel doğrulama gerekli.</w:t>
+            </w:r>
+          </w:p>
+        </w:tc>
+        <w:tc>
+          <w:tcPr>
+            <w:tcW w:type="dxa" w:w="3120"/>
+          </w:tcPr>
+          <w:p>
+            <w:r>
+              <w:t>MANUEL KONTROL</w:t>
+            </w:r>
+          </w:p>
+        </w:tc>
+      </w:tr>
+      <w:tr>
+        <w:tc>
+          <w:tcPr>
+            <w:tcW w:type="dxa" w:w="3120"/>
+          </w:tcPr>
+          <w:p>
+            <w:r>
+              <w:t>marked "FREIGHT PREPAID" and notify applicant (ALPHA IMPORT EXPORT LTD.).</w:t>
+            </w:r>
+          </w:p>
+        </w:tc>
+        <w:tc>
+          <w:tcPr>
+            <w:tcW w:type="dxa" w:w="3120"/>
+          </w:tcPr>
+          <w:p>
+            <w:r>
+              <w:t>Otomatik eşleştirme yapılamadı — manuel doğrulama gerekli.</w:t>
+            </w:r>
+          </w:p>
+        </w:tc>
+        <w:tc>
+          <w:tcPr>
+            <w:tcW w:type="dxa" w:w="3120"/>
+          </w:tcPr>
+          <w:p>
+            <w:r>
+              <w:t>MANUEL KONTROL</w:t>
+            </w:r>
+          </w:p>
+        </w:tc>
+      </w:tr>
+      <w:tr>
+        <w:tc>
+          <w:tcPr>
+            <w:tcW w:type="dxa" w:w="3120"/>
+          </w:tcPr>
+          <w:p>
+            <w:r>
+              <w:t>CERTIFICATE in duplicate,</w:t>
+            </w:r>
+          </w:p>
+        </w:tc>
+        <w:tc>
+          <w:tcPr>
+            <w:tcW w:type="dxa" w:w="3120"/>
+          </w:tcPr>
+          <w:p>
+            <w:r>
+              <w:t>Otomatik eşleştirme yapılamadı — manuel doğrulama gerekli.</w:t>
+            </w:r>
+          </w:p>
+        </w:tc>
+        <w:tc>
+          <w:tcPr>
+            <w:tcW w:type="dxa" w:w="3120"/>
+          </w:tcPr>
+          <w:p>
+            <w:r>
+              <w:t>MANUEL KONTROL</w:t>
+            </w:r>
+          </w:p>
+        </w:tc>
+      </w:tr>
+      <w:tr>
+        <w:tc>
+          <w:tcPr>
+            <w:tcW w:type="dxa" w:w="3120"/>
+          </w:tcPr>
+          <w:p>
+            <w:r>
+              <w:t>endorsed in blank, covering Institute Cargo Clauses (A),</w:t>
+            </w:r>
+          </w:p>
+        </w:tc>
+        <w:tc>
+          <w:tcPr>
+            <w:tcW w:type="dxa" w:w="3120"/>
+          </w:tcPr>
+          <w:p>
+            <w:r>
+              <w:t>Otomatik eşleştirme yapılamadı — manuel doğrulama gerekli.</w:t>
+            </w:r>
+          </w:p>
+        </w:tc>
+        <w:tc>
+          <w:tcPr>
+            <w:tcW w:type="dxa" w:w="3120"/>
+          </w:tcPr>
+          <w:p>
+            <w:r>
+              <w:t>MANUEL KONTROL</w:t>
+            </w:r>
+          </w:p>
+        </w:tc>
+      </w:tr>
+      <w:tr>
+        <w:tc>
+          <w:tcPr>
+            <w:tcW w:type="dxa" w:w="3120"/>
+          </w:tcPr>
+          <w:p>
+            <w:r>
+              <w:t>for minimum 110% of CIF value,</w:t>
+            </w:r>
+          </w:p>
+        </w:tc>
+        <w:tc>
+          <w:tcPr>
+            <w:tcW w:type="dxa" w:w="3120"/>
+          </w:tcPr>
+          <w:p>
+            <w:r>
+              <w:t>Otomatik eşleştirme yapılamadı — manuel doğrulama gerekli.</w:t>
+            </w:r>
+          </w:p>
+        </w:tc>
+        <w:tc>
+          <w:tcPr>
+            <w:tcW w:type="dxa" w:w="3120"/>
+          </w:tcPr>
+          <w:p>
+            <w:r>
+              <w:t>MANUEL KONTROL</w:t>
+            </w:r>
+          </w:p>
+        </w:tc>
+      </w:tr>
+      <w:tr>
+        <w:tc>
+          <w:tcPr>
+            <w:tcW w:type="dxa" w:w="3120"/>
+          </w:tcPr>
+          <w:p>
+            <w:r>
+              <w:t>showing claims payable in London.</w:t>
+            </w:r>
+          </w:p>
+        </w:tc>
+        <w:tc>
+          <w:tcPr>
+            <w:tcW w:type="dxa" w:w="3120"/>
+          </w:tcPr>
+          <w:p>
+            <w:r>
+              <w:t>Otomatik eşleştirme yapılamadı — manuel doğrulama gerekli.</w:t>
+            </w:r>
+          </w:p>
+        </w:tc>
+        <w:tc>
+          <w:tcPr>
+            <w:tcW w:type="dxa" w:w="3120"/>
+          </w:tcPr>
+          <w:p>
+            <w:r>
+              <w:t>MANUEL KONTROL</w:t>
+            </w:r>
+          </w:p>
+        </w:tc>
+      </w:tr>
+      <w:tr>
+        <w:tc>
+          <w:tcPr>
+            <w:tcW w:type="dxa" w:w="3120"/>
+          </w:tcPr>
+          <w:p>
+            <w:r>
+              <w:t>5. CERTIFICATE OF ORIGIN issued by Chamber of Commerce,</w:t>
+            </w:r>
+          </w:p>
+        </w:tc>
+        <w:tc>
+          <w:tcPr>
+            <w:tcW w:type="dxa" w:w="3120"/>
+          </w:tcPr>
+          <w:p>
+            <w:r>
+              <w:t>Otomatik eşleştirme yapılamadı — manuel doğrulama gerekli.</w:t>
+            </w:r>
+          </w:p>
+        </w:tc>
+        <w:tc>
+          <w:tcPr>
+            <w:tcW w:type="dxa" w:w="3120"/>
+          </w:tcPr>
+          <w:p>
+            <w:r>
+              <w:t>MANUEL KONTROL</w:t>
+            </w:r>
+          </w:p>
+        </w:tc>
+      </w:tr>
+      <w:tr>
+        <w:tc>
+          <w:tcPr>
+            <w:tcW w:type="dxa" w:w="3120"/>
+          </w:tcPr>
+          <w:p>
+            <w:r>
+              <w:t>stating goods of Turkish origin.</w:t>
+            </w:r>
+          </w:p>
+        </w:tc>
+        <w:tc>
+          <w:tcPr>
+            <w:tcW w:type="dxa" w:w="3120"/>
+          </w:tcPr>
+          <w:p>
+            <w:r>
+              <w:t>Otomatik eşleştirme yapılamadı — manuel doğrulama gerekli.</w:t>
+            </w:r>
+          </w:p>
+        </w:tc>
+        <w:tc>
+          <w:tcPr>
+            <w:tcW w:type="dxa" w:w="3120"/>
+          </w:tcPr>
+          <w:p>
+            <w:r>
+              <w:t>MANUEL KONTROL</w:t>
+            </w:r>
+          </w:p>
+        </w:tc>
+      </w:tr>
+      <w:tr>
+        <w:tc>
+          <w:tcPr>
+            <w:tcW w:type="dxa" w:w="3120"/>
+          </w:tcPr>
+          <w:p>
+            <w:r>
+              <w:t>---</w:t>
+            </w:r>
+          </w:p>
+        </w:tc>
+        <w:tc>
+          <w:tcPr>
+            <w:tcW w:type="dxa" w:w="3120"/>
+          </w:tcPr>
+          <w:p>
+            <w:r>
+              <w:t>Otomatik eşleştirme yapılamadı — manuel doğrulama gerekli.</w:t>
+            </w:r>
+          </w:p>
+        </w:tc>
+        <w:tc>
+          <w:tcPr>
+            <w:tcW w:type="dxa" w:w="3120"/>
+          </w:tcPr>
+          <w:p>
+            <w:r>
+              <w:t>MANUEL KONTROL</w:t>
+            </w:r>
+          </w:p>
+        </w:tc>
+      </w:tr>
+      <w:tr>
+        <w:tc>
+          <w:tcPr>
+            <w:tcW w:type="dxa" w:w="3120"/>
+          </w:tcPr>
+          <w:p>
+            <w:r>
+              <w:t>SHIPMENT DETAILS:</w:t>
+            </w:r>
+          </w:p>
+        </w:tc>
+        <w:tc>
+          <w:tcPr>
+            <w:tcW w:type="dxa" w:w="3120"/>
+          </w:tcPr>
+          <w:p>
+            <w:r>
+              <w:t>Otomatik eşleştirme yapılamadı — manuel doğrulama gerekli.</w:t>
+            </w:r>
+          </w:p>
+        </w:tc>
+        <w:tc>
+          <w:tcPr>
+            <w:tcW w:type="dxa" w:w="3120"/>
+          </w:tcPr>
+          <w:p>
+            <w:r>
+              <w:t>MANUEL KONTROL</w:t>
+            </w:r>
+          </w:p>
+        </w:tc>
+      </w:tr>
+      <w:tr>
+        <w:tc>
+          <w:tcPr>
+            <w:tcW w:type="dxa" w:w="3120"/>
+          </w:tcPr>
+          <w:p>
+            <w:r>
+              <w:t>Port of Loading: AMBARLI</w:t>
+            </w:r>
+          </w:p>
+        </w:tc>
+        <w:tc>
+          <w:tcPr>
+            <w:tcW w:type="dxa" w:w="3120"/>
+          </w:tcPr>
+          <w:p>
+            <w:r>
+              <w:t>Otomatik eşleştirme yapılamadı — manuel doğrulama gerekli.</w:t>
+            </w:r>
+          </w:p>
+        </w:tc>
+        <w:tc>
+          <w:tcPr>
+            <w:tcW w:type="dxa" w:w="3120"/>
+          </w:tcPr>
+          <w:p>
+            <w:r>
+              <w:t>MANUEL KONTROL</w:t>
+            </w:r>
+          </w:p>
+        </w:tc>
+      </w:tr>
+      <w:tr>
+        <w:tc>
+          <w:tcPr>
+            <w:tcW w:type="dxa" w:w="3120"/>
+          </w:tcPr>
+          <w:p>
+            <w:r>
+              <w:t>ISTANBUL</w:t>
+            </w:r>
+          </w:p>
+        </w:tc>
+        <w:tc>
+          <w:tcPr>
+            <w:tcW w:type="dxa" w:w="3120"/>
+          </w:tcPr>
+          <w:p>
+            <w:r>
+              <w:t>Otomatik eşleştirme yapılamadı — manuel doğrulama gerekli.</w:t>
+            </w:r>
+          </w:p>
+        </w:tc>
+        <w:tc>
+          <w:tcPr>
+            <w:tcW w:type="dxa" w:w="3120"/>
+          </w:tcPr>
+          <w:p>
+            <w:r>
+              <w:t>MANUEL KONTROL</w:t>
+            </w:r>
+          </w:p>
+        </w:tc>
+      </w:tr>
+      <w:tr>
+        <w:tc>
+          <w:tcPr>
+            <w:tcW w:type="dxa" w:w="3120"/>
+          </w:tcPr>
+          <w:p>
+            <w:r>
+              <w:t>Port of Discharge: FELIXSTOWE</w:t>
+            </w:r>
+          </w:p>
+        </w:tc>
+        <w:tc>
+          <w:tcPr>
+            <w:tcW w:type="dxa" w:w="3120"/>
+          </w:tcPr>
+          <w:p>
+            <w:r>
+              <w:t>Otomatik eşleştirme yapılamadı — manuel doğrulama gerekli.</w:t>
+            </w:r>
+          </w:p>
+        </w:tc>
+        <w:tc>
+          <w:tcPr>
+            <w:tcW w:type="dxa" w:w="3120"/>
+          </w:tcPr>
+          <w:p>
+            <w:r>
+              <w:t>MANUEL KONTROL</w:t>
+            </w:r>
+          </w:p>
+        </w:tc>
+      </w:tr>
+      <w:tr>
+        <w:tc>
+          <w:tcPr>
+            <w:tcW w:type="dxa" w:w="3120"/>
+          </w:tcPr>
+          <w:p>
+            <w:r>
+              <w:t>UK</w:t>
+            </w:r>
+          </w:p>
+        </w:tc>
+        <w:tc>
+          <w:tcPr>
+            <w:tcW w:type="dxa" w:w="3120"/>
+          </w:tcPr>
+          <w:p>
+            <w:r>
+              <w:t>Otomatik eşleştirme yapılamadı — manuel doğrulama gerekli.</w:t>
+            </w:r>
+          </w:p>
+        </w:tc>
+        <w:tc>
+          <w:tcPr>
+            <w:tcW w:type="dxa" w:w="3120"/>
+          </w:tcPr>
+          <w:p>
+            <w:r>
+              <w:t>MANUEL KONTROL</w:t>
+            </w:r>
+          </w:p>
+        </w:tc>
+      </w:tr>
+      <w:tr>
+        <w:tc>
+          <w:tcPr>
+            <w:tcW w:type="dxa" w:w="3120"/>
+          </w:tcPr>
+          <w:p>
+            <w:r>
+              <w:t>Latest Shipment Date: 05.07.2026</w:t>
+            </w:r>
+          </w:p>
+        </w:tc>
+        <w:tc>
+          <w:tcPr>
+            <w:tcW w:type="dxa" w:w="3120"/>
+          </w:tcPr>
+          <w:p>
+            <w:r>
+              <w:t>Otomatik eşleştirme yapılamadı — manuel doğrulama gerekli.</w:t>
+            </w:r>
+          </w:p>
+        </w:tc>
+        <w:tc>
+          <w:tcPr>
+            <w:tcW w:type="dxa" w:w="3120"/>
+          </w:tcPr>
+          <w:p>
+            <w:r>
+              <w:t>MANUEL KONTROL</w:t>
+            </w:r>
+          </w:p>
+        </w:tc>
+      </w:tr>
+      <w:tr>
+        <w:tc>
+          <w:tcPr>
+            <w:tcW w:type="dxa" w:w="3120"/>
+          </w:tcPr>
+          <w:p>
+            <w:r>
+              <w:t>Partial Shipments: NOT ALLOWED</w:t>
+            </w:r>
+          </w:p>
+        </w:tc>
+        <w:tc>
+          <w:tcPr>
+            <w:tcW w:type="dxa" w:w="3120"/>
+          </w:tcPr>
+          <w:p>
+            <w:r>
+              <w:t>Otomatik eşleştirme yapılamadı — manuel doğrulama gerekli.</w:t>
+            </w:r>
+          </w:p>
+        </w:tc>
+        <w:tc>
+          <w:tcPr>
+            <w:tcW w:type="dxa" w:w="3120"/>
+          </w:tcPr>
+          <w:p>
+            <w:r>
+              <w:t>MANUEL KONTROL</w:t>
+            </w:r>
+          </w:p>
+        </w:tc>
+      </w:tr>
+      <w:tr>
+        <w:tc>
+          <w:tcPr>
+            <w:tcW w:type="dxa" w:w="3120"/>
+          </w:tcPr>
+          <w:p>
+            <w:r>
+              <w:t>Transshipment: NOT ALLOWED</w:t>
+            </w:r>
+          </w:p>
+        </w:tc>
+        <w:tc>
+          <w:tcPr>
+            <w:tcW w:type="dxa" w:w="3120"/>
+          </w:tcPr>
+          <w:p>
+            <w:r>
+              <w:t>Otomatik eşleştirme yapılamadı — manuel doğrulama gerekli.</w:t>
+            </w:r>
+          </w:p>
+        </w:tc>
+        <w:tc>
+          <w:tcPr>
+            <w:tcW w:type="dxa" w:w="3120"/>
+          </w:tcPr>
+          <w:p>
+            <w:r>
+              <w:t>MANUEL KONTROL</w:t>
+            </w:r>
+          </w:p>
+        </w:tc>
+      </w:tr>
+      <w:tr>
+        <w:tc>
+          <w:tcPr>
+            <w:tcW w:type="dxa" w:w="3120"/>
+          </w:tcPr>
+          <w:p>
+            <w:r>
+              <w:t>Goods Description:</w:t>
+            </w:r>
+          </w:p>
+        </w:tc>
+        <w:tc>
+          <w:tcPr>
+            <w:tcW w:type="dxa" w:w="3120"/>
+          </w:tcPr>
+          <w:p>
+            <w:r>
+              <w:t>Otomatik eşleştirme yapılamadı — manuel doğrulama gerekli.</w:t>
+            </w:r>
+          </w:p>
+        </w:tc>
+        <w:tc>
+          <w:tcPr>
+            <w:tcW w:type="dxa" w:w="3120"/>
+          </w:tcPr>
+          <w:p>
+            <w:r>
+              <w:t>MANUEL KONTROL</w:t>
+            </w:r>
+          </w:p>
+        </w:tc>
+      </w:tr>
+      <w:tr>
+        <w:tc>
+          <w:tcPr>
+            <w:tcW w:type="dxa" w:w="3120"/>
+          </w:tcPr>
+          <w:p>
+            <w:r>
+              <w:t>TEXTILE FABRICS (100% COTTON, DYED)</w:t>
+            </w:r>
+          </w:p>
+        </w:tc>
+        <w:tc>
+          <w:tcPr>
+            <w:tcW w:type="dxa" w:w="3120"/>
+          </w:tcPr>
+          <w:p>
+            <w:r>
+              <w:t>Otomatik eşleştirme yapılamadı — manuel doğrulama gerekli.</w:t>
+            </w:r>
+          </w:p>
+        </w:tc>
+        <w:tc>
+          <w:tcPr>
+            <w:tcW w:type="dxa" w:w="3120"/>
+          </w:tcPr>
+          <w:p>
+            <w:r>
+              <w:t>MANUEL KONTROL</w:t>
+            </w:r>
+          </w:p>
+        </w:tc>
+      </w:tr>
+      <w:tr>
+        <w:tc>
+          <w:tcPr>
+            <w:tcW w:type="dxa" w:w="3120"/>
+          </w:tcPr>
+          <w:p>
+            <w:r>
+              <w:t>HS Code: 5208.31.00.00.00</w:t>
+            </w:r>
+          </w:p>
+        </w:tc>
+        <w:tc>
+          <w:tcPr>
+            <w:tcW w:type="dxa" w:w="3120"/>
+          </w:tcPr>
+          <w:p>
+            <w:r>
+              <w:t>Otomatik eşleştirme yapılamadı — manuel doğrulama gerekli.</w:t>
             </w:r>
           </w:p>
         </w:tc>
@@ -1173,6 +2069,48 @@
           </w:tcPr>
           <w:p>
             <w:r>
+              <w:t>REZERV — 46A gereği 'Ticari Fatura' belgesi depoda bulunamadı</w:t>
+            </w:r>
+          </w:p>
+        </w:tc>
+        <w:tc>
+          <w:tcPr>
+            <w:tcW w:type="dxa" w:w="2340"/>
+          </w:tcPr>
+          <w:p>
+            <w:r>
+              <w:t>İbraz öncesi tüm belgeler 21 günlük süre kısıtlaması gözetilerek hazırlanmalıdır.</w:t>
+            </w:r>
+          </w:p>
+        </w:tc>
+      </w:tr>
+      <w:tr>
+        <w:tc>
+          <w:tcPr>
+            <w:tcW w:type="dxa" w:w="2340"/>
+          </w:tcPr>
+          <w:p>
+            <w:r>
+              <w:t>Art 14</w:t>
+            </w:r>
+          </w:p>
+        </w:tc>
+        <w:tc>
+          <w:tcPr>
+            <w:tcW w:type="dxa" w:w="2340"/>
+          </w:tcPr>
+          <w:p>
+            <w:r>
+              <w:t>ISBP 821 Paragraf A1-A7 — Belge İnceleme Prensipleri</w:t>
+            </w:r>
+          </w:p>
+        </w:tc>
+        <w:tc>
+          <w:tcPr>
+            <w:tcW w:type="dxa" w:w="2340"/>
+          </w:tcPr>
+          <w:p>
+            <w:r>
               <w:t>Belge inceleme süresi uygulandı (UCP Art 14c — en fazla 21 iş günü).</w:t>
             </w:r>
           </w:p>
@@ -1369,6 +2307,266 @@
           </w:p>
         </w:tc>
       </w:tr>
+      <w:tr>
+        <w:tc>
+          <w:tcPr>
+            <w:tcW w:type="dxa" w:w="1872"/>
+          </w:tcPr>
+          <w:p>
+            <w:r>
+              <w:t>REZERV — 46A gereği 'Ticari Fatura' belgesi depoda bulunamadı</w:t>
+            </w:r>
+          </w:p>
+        </w:tc>
+        <w:tc>
+          <w:tcPr>
+            <w:tcW w:type="dxa" w:w="1872"/>
+          </w:tcPr>
+          <w:p>
+            <w:r>
+              <w:t>ORTA</w:t>
+            </w:r>
+          </w:p>
+        </w:tc>
+        <w:tc>
+          <w:tcPr>
+            <w:tcW w:type="dxa" w:w="1872"/>
+          </w:tcPr>
+          <w:p>
+            <w:r>
+              <w:t>Akreditifte talep edilen belgelerden biri eksik olduğundan banka ödemeyi reddedecektir.</w:t>
+            </w:r>
+          </w:p>
+        </w:tc>
+        <w:tc>
+          <w:tcPr>
+            <w:tcW w:type="dxa" w:w="1872"/>
+          </w:tcPr>
+          <w:p>
+            <w:r>
+              <w:t>UCP 600 Art 14 / Art 16</w:t>
+            </w:r>
+          </w:p>
+        </w:tc>
+        <w:tc>
+          <w:tcPr>
+            <w:tcW w:type="dxa" w:w="1872"/>
+          </w:tcPr>
+          <w:p>
+            <w:r>
+              <w:t>Eksik belgeyi temin ederek tam ibraz yapın.</w:t>
+            </w:r>
+          </w:p>
+        </w:tc>
+      </w:tr>
+      <w:tr>
+        <w:tc>
+          <w:tcPr>
+            <w:tcW w:type="dxa" w:w="1872"/>
+          </w:tcPr>
+          <w:p>
+            <w:r>
+              <w:t>REZERV — 46A gereği 'Ticari Fatura' belgesi depoda bulunamadı</w:t>
+            </w:r>
+          </w:p>
+        </w:tc>
+        <w:tc>
+          <w:tcPr>
+            <w:tcW w:type="dxa" w:w="1872"/>
+          </w:tcPr>
+          <w:p>
+            <w:r>
+              <w:t>ORTA</w:t>
+            </w:r>
+          </w:p>
+        </w:tc>
+        <w:tc>
+          <w:tcPr>
+            <w:tcW w:type="dxa" w:w="1872"/>
+          </w:tcPr>
+          <w:p>
+            <w:r>
+              <w:t>Akreditifte talep edilen belgelerden biri eksik olduğundan banka ödemeyi reddedecektir.</w:t>
+            </w:r>
+          </w:p>
+        </w:tc>
+        <w:tc>
+          <w:tcPr>
+            <w:tcW w:type="dxa" w:w="1872"/>
+          </w:tcPr>
+          <w:p>
+            <w:r>
+              <w:t>UCP 600 Art 14 / Art 16</w:t>
+            </w:r>
+          </w:p>
+        </w:tc>
+        <w:tc>
+          <w:tcPr>
+            <w:tcW w:type="dxa" w:w="1872"/>
+          </w:tcPr>
+          <w:p>
+            <w:r>
+              <w:t>Eksik belgeyi temin ederek tam ibraz yapın.</w:t>
+            </w:r>
+          </w:p>
+        </w:tc>
+      </w:tr>
+      <w:tr>
+        <w:tc>
+          <w:tcPr>
+            <w:tcW w:type="dxa" w:w="1872"/>
+          </w:tcPr>
+          <w:p>
+            <w:r>
+              <w:t>REZERV — 46A gereği 'Konşimento (B/L)' belgesi depoda bulunamadı</w:t>
+            </w:r>
+          </w:p>
+        </w:tc>
+        <w:tc>
+          <w:tcPr>
+            <w:tcW w:type="dxa" w:w="1872"/>
+          </w:tcPr>
+          <w:p>
+            <w:r>
+              <w:t>ORTA</w:t>
+            </w:r>
+          </w:p>
+        </w:tc>
+        <w:tc>
+          <w:tcPr>
+            <w:tcW w:type="dxa" w:w="1872"/>
+          </w:tcPr>
+          <w:p>
+            <w:r>
+              <w:t>Akreditifte talep edilen belgelerden biri eksik olduğundan banka ödemeyi reddedecektir.</w:t>
+            </w:r>
+          </w:p>
+        </w:tc>
+        <w:tc>
+          <w:tcPr>
+            <w:tcW w:type="dxa" w:w="1872"/>
+          </w:tcPr>
+          <w:p>
+            <w:r>
+              <w:t>UCP 600 Art 14 / Art 16</w:t>
+            </w:r>
+          </w:p>
+        </w:tc>
+        <w:tc>
+          <w:tcPr>
+            <w:tcW w:type="dxa" w:w="1872"/>
+          </w:tcPr>
+          <w:p>
+            <w:r>
+              <w:t>Eksik belgeyi temin ederek tam ibraz yapın.</w:t>
+            </w:r>
+          </w:p>
+        </w:tc>
+      </w:tr>
+      <w:tr>
+        <w:tc>
+          <w:tcPr>
+            <w:tcW w:type="dxa" w:w="1872"/>
+          </w:tcPr>
+          <w:p>
+            <w:r>
+              <w:t>REZERV — 46A gereği 'Çeki Listesi' belgesi depoda bulunamadı</w:t>
+            </w:r>
+          </w:p>
+        </w:tc>
+        <w:tc>
+          <w:tcPr>
+            <w:tcW w:type="dxa" w:w="1872"/>
+          </w:tcPr>
+          <w:p>
+            <w:r>
+              <w:t>ORTA</w:t>
+            </w:r>
+          </w:p>
+        </w:tc>
+        <w:tc>
+          <w:tcPr>
+            <w:tcW w:type="dxa" w:w="1872"/>
+          </w:tcPr>
+          <w:p>
+            <w:r>
+              <w:t>Akreditifte talep edilen belgelerden biri eksik olduğundan banka ödemeyi reddedecektir.</w:t>
+            </w:r>
+          </w:p>
+        </w:tc>
+        <w:tc>
+          <w:tcPr>
+            <w:tcW w:type="dxa" w:w="1872"/>
+          </w:tcPr>
+          <w:p>
+            <w:r>
+              <w:t>UCP 600 Art 14 / Art 16</w:t>
+            </w:r>
+          </w:p>
+        </w:tc>
+        <w:tc>
+          <w:tcPr>
+            <w:tcW w:type="dxa" w:w="1872"/>
+          </w:tcPr>
+          <w:p>
+            <w:r>
+              <w:t>Eksik belgeyi temin ederek tam ibraz yapın.</w:t>
+            </w:r>
+          </w:p>
+        </w:tc>
+      </w:tr>
+      <w:tr>
+        <w:tc>
+          <w:tcPr>
+            <w:tcW w:type="dxa" w:w="1872"/>
+          </w:tcPr>
+          <w:p>
+            <w:r>
+              <w:t>REZERV — 46A gereği 'Sigorta Poliçesi' belgesi depoda bulunamadı</w:t>
+            </w:r>
+          </w:p>
+        </w:tc>
+        <w:tc>
+          <w:tcPr>
+            <w:tcW w:type="dxa" w:w="1872"/>
+          </w:tcPr>
+          <w:p>
+            <w:r>
+              <w:t>ORTA</w:t>
+            </w:r>
+          </w:p>
+        </w:tc>
+        <w:tc>
+          <w:tcPr>
+            <w:tcW w:type="dxa" w:w="1872"/>
+          </w:tcPr>
+          <w:p>
+            <w:r>
+              <w:t>Akreditifte talep edilen belgelerden biri eksik olduğundan banka ödemeyi reddedecektir.</w:t>
+            </w:r>
+          </w:p>
+        </w:tc>
+        <w:tc>
+          <w:tcPr>
+            <w:tcW w:type="dxa" w:w="1872"/>
+          </w:tcPr>
+          <w:p>
+            <w:r>
+              <w:t>UCP 600 Art 14 / Art 16</w:t>
+            </w:r>
+          </w:p>
+        </w:tc>
+        <w:tc>
+          <w:tcPr>
+            <w:tcW w:type="dxa" w:w="1872"/>
+          </w:tcPr>
+          <w:p>
+            <w:r>
+              <w:t>Eksik belgeyi temin ederek tam ibraz yapın.</w:t>
+            </w:r>
+          </w:p>
+        </w:tc>
+      </w:tr>
     </w:tbl>
     <w:p>
       <w:r>
@@ -1429,7 +2627,7 @@
         <w:pStyle w:val="ListBullet"/>
       </w:pPr>
       <w:r>
-        <w:t>Toplam Risk Puanı: 55 — Risk Sınıfı: YÜKSEK RİSK</w:t>
+        <w:t>Toplam Risk Puanı: 100 — Risk Sınıfı: YÜKSEK RİSK</w:t>
       </w:r>
     </w:p>
     <w:p>
@@ -1437,7 +2635,7 @@
         <w:pStyle w:val="ListBullet"/>
       </w:pPr>
       <w:r>
-        <w:t>Uyumluluk Skoru: %45</w:t>
+        <w:t>Uyumluluk Skoru: %0</w:t>
       </w:r>
     </w:p>
     <w:p>
@@ -1454,6 +2652,46 @@
       </w:pPr>
       <w:r>
         <w:t>2. REZERV — Konşimento belgesi ibraz edilmemiş (Art 20)</w:t>
+      </w:r>
+    </w:p>
+    <w:p>
+      <w:pPr>
+        <w:pStyle w:val="ListBullet"/>
+      </w:pPr>
+      <w:r>
+        <w:t>3. REZERV — 46A gereği 'Ticari Fatura' belgesi depoda bulunamadı</w:t>
+      </w:r>
+    </w:p>
+    <w:p>
+      <w:pPr>
+        <w:pStyle w:val="ListBullet"/>
+      </w:pPr>
+      <w:r>
+        <w:t>4. REZERV — 46A gereği 'Ticari Fatura' belgesi depoda bulunamadı</w:t>
+      </w:r>
+    </w:p>
+    <w:p>
+      <w:pPr>
+        <w:pStyle w:val="ListBullet"/>
+      </w:pPr>
+      <w:r>
+        <w:t>5. REZERV — 46A gereği 'Konşimento (B/L)' belgesi depoda bulunamadı</w:t>
+      </w:r>
+    </w:p>
+    <w:p>
+      <w:pPr>
+        <w:pStyle w:val="ListBullet"/>
+      </w:pPr>
+      <w:r>
+        <w:t>6. REZERV — 46A gereği 'Çeki Listesi' belgesi depoda bulunamadı</w:t>
+      </w:r>
+    </w:p>
+    <w:p>
+      <w:pPr>
+        <w:pStyle w:val="ListBullet"/>
+      </w:pPr>
+      <w:r>
+        <w:t>7. REZERV — 46A gereği 'Sigorta Poliçesi' belgesi depoda bulunamadı</w:t>
       </w:r>
     </w:p>
     <w:sectPr>

--- a/DisTicaretRepo/Raporlar/akreditif_analiz_raporu.docx
+++ b/DisTicaretRepo/Raporlar/akreditif_analiz_raporu.docx
@@ -25,7 +25,7 @@
           <w:i/>
           <w:sz w:val="18"/>
         </w:rPr>
-        <w:t>Rapor Tarihi: 19.06.2026 03:10 | Altyapı: UCP 600 &amp; ISBP 821 Hukuk Motoru v5.0</w:t>
+        <w:t>Rapor Tarihi: 19.06.2026 03:14 | Altyapı: UCP 600 &amp; ISBP 821 Hukuk Motoru v5.0</w:t>
       </w:r>
     </w:p>
     <w:p>
@@ -57,7 +57,7 @@
         <w:pStyle w:val="ListBullet"/>
       </w:pPr>
       <w:r>
-        <w:t>Bankaya İbraz Süresi: 10 gün (UCP 600 Madde 14c'ye göre 21 günü aşamaz).</w:t>
+        <w:t>Bankaya İbraz Süresi: Belgeden tespit edilemedi — UCP 600 Madde 14c varsayılan 21 günlük limit uygulanır.</w:t>
       </w:r>
     </w:p>
     <w:p>
@@ -76,7 +76,7 @@
         <w:pStyle w:val="ListBullet"/>
       </w:pPr>
       <w:r>
-        <w:t>Ödeme Vadesi: Vadeli / Kabul Kredili Akreditif — Poliçe vade takvimini ve faiz taahhütlerini kontrol edin.</w:t>
+        <w:t>Ödeme Vadesi: Belgelerden tespit edilemedi — manuel kontrol önerilir.</w:t>
       </w:r>
     </w:p>
     <w:p>
@@ -95,15 +95,7 @@
         <w:pStyle w:val="ListBullet"/>
       </w:pPr>
       <w:r>
-        <w:t>Incoterms Standardı: CIF (ICC 2020 Rules)</w:t>
-      </w:r>
-    </w:p>
-    <w:p>
-      <w:pPr>
-        <w:pStyle w:val="ListBullet"/>
-      </w:pPr>
-      <w:r>
-        <w:t>[HUKUKİ REZERV RİSKİ] Teslim şekli CIF olmasına rağmen Sigorta Poliçesi bulunamadı!</w:t>
+        <w:t>Incoterms Standardı: Metinden tespit edilemedi — manuel kontrol önerilir.</w:t>
       </w:r>
     </w:p>
     <w:p>
@@ -177,7 +169,7 @@
           </w:tcPr>
           <w:p>
             <w:r>
-              <w:t>Tutar tespit edilemedi: Fatura</w:t>
+              <w:t>Tutar tespit edilemedi: Fatura, Akreditif (32B)</w:t>
             </w:r>
           </w:p>
         </w:tc>
@@ -241,7 +233,7 @@
           </w:tcPr>
           <w:p>
             <w:r>
-              <w:t>Mal tanımı tespit edilemedi: Fatura</w:t>
+              <w:t>Mal tanımı tespit edilemedi: Fatura, Küşat (45A)</w:t>
             </w:r>
           </w:p>
         </w:tc>
@@ -284,38 +276,6 @@
           <w:p>
             <w:r>
               <w:t>MANUEL KONTROL</w:t>
-            </w:r>
-          </w:p>
-        </w:tc>
-      </w:tr>
-      <w:tr>
-        <w:tc>
-          <w:tcPr>
-            <w:tcW w:type="dxa" w:w="3120"/>
-          </w:tcPr>
-          <w:p>
-            <w:r>
-              <w:t>Sigorta Bedeli ≥ Fatura × %110 (Art 28f-ii)</w:t>
-            </w:r>
-          </w:p>
-        </w:tc>
-        <w:tc>
-          <w:tcPr>
-            <w:tcW w:type="dxa" w:w="3120"/>
-          </w:tcPr>
-          <w:p>
-            <w:r>
-              <w:t>CIF teslimlerde sigorta poliçesi zorunludur ancak bulunamadı.</w:t>
-            </w:r>
-          </w:p>
-        </w:tc>
-        <w:tc>
-          <w:tcPr>
-            <w:tcW w:type="dxa" w:w="3120"/>
-          </w:tcPr>
-          <w:p>
-            <w:r>
-              <w:t>REZERV RİSKİ - SİGORTA BELGESİ EKSİK</w:t>
             </w:r>
           </w:p>
         </w:tc>
@@ -401,7 +361,7 @@
           </w:tcPr>
           <w:p>
             <w:r>
-              <w:t>Ticari Fatura</w:t>
+              <w:t>Alan 46A</w:t>
             </w:r>
           </w:p>
         </w:tc>
@@ -411,903 +371,7 @@
           </w:tcPr>
           <w:p>
             <w:r>
-              <w:t>Akreditif 46A'da talep edilmiş.</w:t>
-            </w:r>
-          </w:p>
-        </w:tc>
-        <w:tc>
-          <w:tcPr>
-            <w:tcW w:type="dxa" w:w="3120"/>
-          </w:tcPr>
-          <w:p>
-            <w:r>
-              <w:t>EKSİK</w:t>
-            </w:r>
-          </w:p>
-        </w:tc>
-      </w:tr>
-      <w:tr>
-        <w:tc>
-          <w:tcPr>
-            <w:tcW w:type="dxa" w:w="3120"/>
-          </w:tcPr>
-          <w:p>
-            <w:r>
-              <w:t>Ticari Fatura</w:t>
-            </w:r>
-          </w:p>
-        </w:tc>
-        <w:tc>
-          <w:tcPr>
-            <w:tcW w:type="dxa" w:w="3120"/>
-          </w:tcPr>
-          <w:p>
-            <w:r>
-              <w:t>Akreditif 46A'da talep edilmiş.</w:t>
-            </w:r>
-          </w:p>
-        </w:tc>
-        <w:tc>
-          <w:tcPr>
-            <w:tcW w:type="dxa" w:w="3120"/>
-          </w:tcPr>
-          <w:p>
-            <w:r>
-              <w:t>EKSİK</w:t>
-            </w:r>
-          </w:p>
-        </w:tc>
-      </w:tr>
-      <w:tr>
-        <w:tc>
-          <w:tcPr>
-            <w:tcW w:type="dxa" w:w="3120"/>
-          </w:tcPr>
-          <w:p>
-            <w:r>
-              <w:t>Konşimento (B/L)</w:t>
-            </w:r>
-          </w:p>
-        </w:tc>
-        <w:tc>
-          <w:tcPr>
-            <w:tcW w:type="dxa" w:w="3120"/>
-          </w:tcPr>
-          <w:p>
-            <w:r>
-              <w:t>Akreditif 46A'da talep edilmiş.</w:t>
-            </w:r>
-          </w:p>
-        </w:tc>
-        <w:tc>
-          <w:tcPr>
-            <w:tcW w:type="dxa" w:w="3120"/>
-          </w:tcPr>
-          <w:p>
-            <w:r>
-              <w:t>EKSİK</w:t>
-            </w:r>
-          </w:p>
-        </w:tc>
-      </w:tr>
-      <w:tr>
-        <w:tc>
-          <w:tcPr>
-            <w:tcW w:type="dxa" w:w="3120"/>
-          </w:tcPr>
-          <w:p>
-            <w:r>
-              <w:t>Çeki Listesi</w:t>
-            </w:r>
-          </w:p>
-        </w:tc>
-        <w:tc>
-          <w:tcPr>
-            <w:tcW w:type="dxa" w:w="3120"/>
-          </w:tcPr>
-          <w:p>
-            <w:r>
-              <w:t>Akreditif 46A'da talep edilmiş.</w:t>
-            </w:r>
-          </w:p>
-        </w:tc>
-        <w:tc>
-          <w:tcPr>
-            <w:tcW w:type="dxa" w:w="3120"/>
-          </w:tcPr>
-          <w:p>
-            <w:r>
-              <w:t>EKSİK</w:t>
-            </w:r>
-          </w:p>
-        </w:tc>
-      </w:tr>
-      <w:tr>
-        <w:tc>
-          <w:tcPr>
-            <w:tcW w:type="dxa" w:w="3120"/>
-          </w:tcPr>
-          <w:p>
-            <w:r>
-              <w:t>Sigorta Poliçesi</w:t>
-            </w:r>
-          </w:p>
-        </w:tc>
-        <w:tc>
-          <w:tcPr>
-            <w:tcW w:type="dxa" w:w="3120"/>
-          </w:tcPr>
-          <w:p>
-            <w:r>
-              <w:t>Akreditif 46A'da talep edilmiş.</w:t>
-            </w:r>
-          </w:p>
-        </w:tc>
-        <w:tc>
-          <w:tcPr>
-            <w:tcW w:type="dxa" w:w="3120"/>
-          </w:tcPr>
-          <w:p>
-            <w:r>
-              <w:t>EKSİK</w:t>
-            </w:r>
-          </w:p>
-        </w:tc>
-      </w:tr>
-      <w:tr>
-        <w:tc>
-          <w:tcPr>
-            <w:tcW w:type="dxa" w:w="3120"/>
-          </w:tcPr>
-          <w:p>
-            <w:r>
-              <w:t>signed by the Beneficiary, indicating L</w:t>
-            </w:r>
-          </w:p>
-        </w:tc>
-        <w:tc>
-          <w:tcPr>
-            <w:tcW w:type="dxa" w:w="3120"/>
-          </w:tcPr>
-          <w:p>
-            <w:r>
-              <w:t>Otomatik eşleştirme yapılamadı — manuel doğrulama gerekli.</w:t>
-            </w:r>
-          </w:p>
-        </w:tc>
-        <w:tc>
-          <w:tcPr>
-            <w:tcW w:type="dxa" w:w="3120"/>
-          </w:tcPr>
-          <w:p>
-            <w:r>
-              <w:t>MANUEL KONTROL</w:t>
-            </w:r>
-          </w:p>
-        </w:tc>
-      </w:tr>
-      <w:tr>
-        <w:tc>
-          <w:tcPr>
-            <w:tcW w:type="dxa" w:w="3120"/>
-          </w:tcPr>
-          <w:p>
-            <w:r>
-              <w:t>C No. and date.</w:t>
-            </w:r>
-          </w:p>
-        </w:tc>
-        <w:tc>
-          <w:tcPr>
-            <w:tcW w:type="dxa" w:w="3120"/>
-          </w:tcPr>
-          <w:p>
-            <w:r>
-              <w:t>Otomatik eşleştirme yapılamadı — manuel doğrulama gerekli.</w:t>
-            </w:r>
-          </w:p>
-        </w:tc>
-        <w:tc>
-          <w:tcPr>
-            <w:tcW w:type="dxa" w:w="3120"/>
-          </w:tcPr>
-          <w:p>
-            <w:r>
-              <w:t>MANUEL KONTROL</w:t>
-            </w:r>
-          </w:p>
-        </w:tc>
-      </w:tr>
-      <w:tr>
-        <w:tc>
-          <w:tcPr>
-            <w:tcW w:type="dxa" w:w="3120"/>
-          </w:tcPr>
-          <w:p>
-            <w:r>
-              <w:t>showing gross weight, net weight, measurement and package details per pallet.</w:t>
-            </w:r>
-          </w:p>
-        </w:tc>
-        <w:tc>
-          <w:tcPr>
-            <w:tcW w:type="dxa" w:w="3120"/>
-          </w:tcPr>
-          <w:p>
-            <w:r>
-              <w:t>Otomatik eşleştirme yapılamadı — manuel doğrulama gerekli.</w:t>
-            </w:r>
-          </w:p>
-        </w:tc>
-        <w:tc>
-          <w:tcPr>
-            <w:tcW w:type="dxa" w:w="3120"/>
-          </w:tcPr>
-          <w:p>
-            <w:r>
-              <w:t>MANUEL KONTROL</w:t>
-            </w:r>
-          </w:p>
-        </w:tc>
-      </w:tr>
-      <w:tr>
-        <w:tc>
-          <w:tcPr>
-            <w:tcW w:type="dxa" w:w="3120"/>
-          </w:tcPr>
-          <w:p>
-            <w:r>
-              <w:t>3. FULL SET (3</w:t>
-            </w:r>
-          </w:p>
-        </w:tc>
-        <w:tc>
-          <w:tcPr>
-            <w:tcW w:type="dxa" w:w="3120"/>
-          </w:tcPr>
-          <w:p>
-            <w:r>
-              <w:t>Otomatik eşleştirme yapılamadı — manuel doğrulama gerekli.</w:t>
-            </w:r>
-          </w:p>
-        </w:tc>
-        <w:tc>
-          <w:tcPr>
-            <w:tcW w:type="dxa" w:w="3120"/>
-          </w:tcPr>
-          <w:p>
-            <w:r>
-              <w:t>MANUEL KONTROL</w:t>
-            </w:r>
-          </w:p>
-        </w:tc>
-      </w:tr>
-      <w:tr>
-        <w:tc>
-          <w:tcPr>
-            <w:tcW w:type="dxa" w:w="3120"/>
-          </w:tcPr>
-          <w:p>
-            <w:r>
-              <w:t>made out TO ORDER OF ISSUING BANK (AMEX BANK LONDON PLC),</w:t>
-            </w:r>
-          </w:p>
-        </w:tc>
-        <w:tc>
-          <w:tcPr>
-            <w:tcW w:type="dxa" w:w="3120"/>
-          </w:tcPr>
-          <w:p>
-            <w:r>
-              <w:t>Otomatik eşleştirme yapılamadı — manuel doğrulama gerekli.</w:t>
-            </w:r>
-          </w:p>
-        </w:tc>
-        <w:tc>
-          <w:tcPr>
-            <w:tcW w:type="dxa" w:w="3120"/>
-          </w:tcPr>
-          <w:p>
-            <w:r>
-              <w:t>MANUEL KONTROL</w:t>
-            </w:r>
-          </w:p>
-        </w:tc>
-      </w:tr>
-      <w:tr>
-        <w:tc>
-          <w:tcPr>
-            <w:tcW w:type="dxa" w:w="3120"/>
-          </w:tcPr>
-          <w:p>
-            <w:r>
-              <w:t>marked "FREIGHT PREPAID" and notify applicant (ALPHA IMPORT EXPORT LTD.).</w:t>
-            </w:r>
-          </w:p>
-        </w:tc>
-        <w:tc>
-          <w:tcPr>
-            <w:tcW w:type="dxa" w:w="3120"/>
-          </w:tcPr>
-          <w:p>
-            <w:r>
-              <w:t>Otomatik eşleştirme yapılamadı — manuel doğrulama gerekli.</w:t>
-            </w:r>
-          </w:p>
-        </w:tc>
-        <w:tc>
-          <w:tcPr>
-            <w:tcW w:type="dxa" w:w="3120"/>
-          </w:tcPr>
-          <w:p>
-            <w:r>
-              <w:t>MANUEL KONTROL</w:t>
-            </w:r>
-          </w:p>
-        </w:tc>
-      </w:tr>
-      <w:tr>
-        <w:tc>
-          <w:tcPr>
-            <w:tcW w:type="dxa" w:w="3120"/>
-          </w:tcPr>
-          <w:p>
-            <w:r>
-              <w:t>CERTIFICATE in duplicate,</w:t>
-            </w:r>
-          </w:p>
-        </w:tc>
-        <w:tc>
-          <w:tcPr>
-            <w:tcW w:type="dxa" w:w="3120"/>
-          </w:tcPr>
-          <w:p>
-            <w:r>
-              <w:t>Otomatik eşleştirme yapılamadı — manuel doğrulama gerekli.</w:t>
-            </w:r>
-          </w:p>
-        </w:tc>
-        <w:tc>
-          <w:tcPr>
-            <w:tcW w:type="dxa" w:w="3120"/>
-          </w:tcPr>
-          <w:p>
-            <w:r>
-              <w:t>MANUEL KONTROL</w:t>
-            </w:r>
-          </w:p>
-        </w:tc>
-      </w:tr>
-      <w:tr>
-        <w:tc>
-          <w:tcPr>
-            <w:tcW w:type="dxa" w:w="3120"/>
-          </w:tcPr>
-          <w:p>
-            <w:r>
-              <w:t>endorsed in blank, covering Institute Cargo Clauses (A),</w:t>
-            </w:r>
-          </w:p>
-        </w:tc>
-        <w:tc>
-          <w:tcPr>
-            <w:tcW w:type="dxa" w:w="3120"/>
-          </w:tcPr>
-          <w:p>
-            <w:r>
-              <w:t>Otomatik eşleştirme yapılamadı — manuel doğrulama gerekli.</w:t>
-            </w:r>
-          </w:p>
-        </w:tc>
-        <w:tc>
-          <w:tcPr>
-            <w:tcW w:type="dxa" w:w="3120"/>
-          </w:tcPr>
-          <w:p>
-            <w:r>
-              <w:t>MANUEL KONTROL</w:t>
-            </w:r>
-          </w:p>
-        </w:tc>
-      </w:tr>
-      <w:tr>
-        <w:tc>
-          <w:tcPr>
-            <w:tcW w:type="dxa" w:w="3120"/>
-          </w:tcPr>
-          <w:p>
-            <w:r>
-              <w:t>for minimum 110% of CIF value,</w:t>
-            </w:r>
-          </w:p>
-        </w:tc>
-        <w:tc>
-          <w:tcPr>
-            <w:tcW w:type="dxa" w:w="3120"/>
-          </w:tcPr>
-          <w:p>
-            <w:r>
-              <w:t>Otomatik eşleştirme yapılamadı — manuel doğrulama gerekli.</w:t>
-            </w:r>
-          </w:p>
-        </w:tc>
-        <w:tc>
-          <w:tcPr>
-            <w:tcW w:type="dxa" w:w="3120"/>
-          </w:tcPr>
-          <w:p>
-            <w:r>
-              <w:t>MANUEL KONTROL</w:t>
-            </w:r>
-          </w:p>
-        </w:tc>
-      </w:tr>
-      <w:tr>
-        <w:tc>
-          <w:tcPr>
-            <w:tcW w:type="dxa" w:w="3120"/>
-          </w:tcPr>
-          <w:p>
-            <w:r>
-              <w:t>showing claims payable in London.</w:t>
-            </w:r>
-          </w:p>
-        </w:tc>
-        <w:tc>
-          <w:tcPr>
-            <w:tcW w:type="dxa" w:w="3120"/>
-          </w:tcPr>
-          <w:p>
-            <w:r>
-              <w:t>Otomatik eşleştirme yapılamadı — manuel doğrulama gerekli.</w:t>
-            </w:r>
-          </w:p>
-        </w:tc>
-        <w:tc>
-          <w:tcPr>
-            <w:tcW w:type="dxa" w:w="3120"/>
-          </w:tcPr>
-          <w:p>
-            <w:r>
-              <w:t>MANUEL KONTROL</w:t>
-            </w:r>
-          </w:p>
-        </w:tc>
-      </w:tr>
-      <w:tr>
-        <w:tc>
-          <w:tcPr>
-            <w:tcW w:type="dxa" w:w="3120"/>
-          </w:tcPr>
-          <w:p>
-            <w:r>
-              <w:t>5. CERTIFICATE OF ORIGIN issued by Chamber of Commerce,</w:t>
-            </w:r>
-          </w:p>
-        </w:tc>
-        <w:tc>
-          <w:tcPr>
-            <w:tcW w:type="dxa" w:w="3120"/>
-          </w:tcPr>
-          <w:p>
-            <w:r>
-              <w:t>Otomatik eşleştirme yapılamadı — manuel doğrulama gerekli.</w:t>
-            </w:r>
-          </w:p>
-        </w:tc>
-        <w:tc>
-          <w:tcPr>
-            <w:tcW w:type="dxa" w:w="3120"/>
-          </w:tcPr>
-          <w:p>
-            <w:r>
-              <w:t>MANUEL KONTROL</w:t>
-            </w:r>
-          </w:p>
-        </w:tc>
-      </w:tr>
-      <w:tr>
-        <w:tc>
-          <w:tcPr>
-            <w:tcW w:type="dxa" w:w="3120"/>
-          </w:tcPr>
-          <w:p>
-            <w:r>
-              <w:t>stating goods of Turkish origin.</w:t>
-            </w:r>
-          </w:p>
-        </w:tc>
-        <w:tc>
-          <w:tcPr>
-            <w:tcW w:type="dxa" w:w="3120"/>
-          </w:tcPr>
-          <w:p>
-            <w:r>
-              <w:t>Otomatik eşleştirme yapılamadı — manuel doğrulama gerekli.</w:t>
-            </w:r>
-          </w:p>
-        </w:tc>
-        <w:tc>
-          <w:tcPr>
-            <w:tcW w:type="dxa" w:w="3120"/>
-          </w:tcPr>
-          <w:p>
-            <w:r>
-              <w:t>MANUEL KONTROL</w:t>
-            </w:r>
-          </w:p>
-        </w:tc>
-      </w:tr>
-      <w:tr>
-        <w:tc>
-          <w:tcPr>
-            <w:tcW w:type="dxa" w:w="3120"/>
-          </w:tcPr>
-          <w:p>
-            <w:r>
-              <w:t>---</w:t>
-            </w:r>
-          </w:p>
-        </w:tc>
-        <w:tc>
-          <w:tcPr>
-            <w:tcW w:type="dxa" w:w="3120"/>
-          </w:tcPr>
-          <w:p>
-            <w:r>
-              <w:t>Otomatik eşleştirme yapılamadı — manuel doğrulama gerekli.</w:t>
-            </w:r>
-          </w:p>
-        </w:tc>
-        <w:tc>
-          <w:tcPr>
-            <w:tcW w:type="dxa" w:w="3120"/>
-          </w:tcPr>
-          <w:p>
-            <w:r>
-              <w:t>MANUEL KONTROL</w:t>
-            </w:r>
-          </w:p>
-        </w:tc>
-      </w:tr>
-      <w:tr>
-        <w:tc>
-          <w:tcPr>
-            <w:tcW w:type="dxa" w:w="3120"/>
-          </w:tcPr>
-          <w:p>
-            <w:r>
-              <w:t>SHIPMENT DETAILS:</w:t>
-            </w:r>
-          </w:p>
-        </w:tc>
-        <w:tc>
-          <w:tcPr>
-            <w:tcW w:type="dxa" w:w="3120"/>
-          </w:tcPr>
-          <w:p>
-            <w:r>
-              <w:t>Otomatik eşleştirme yapılamadı — manuel doğrulama gerekli.</w:t>
-            </w:r>
-          </w:p>
-        </w:tc>
-        <w:tc>
-          <w:tcPr>
-            <w:tcW w:type="dxa" w:w="3120"/>
-          </w:tcPr>
-          <w:p>
-            <w:r>
-              <w:t>MANUEL KONTROL</w:t>
-            </w:r>
-          </w:p>
-        </w:tc>
-      </w:tr>
-      <w:tr>
-        <w:tc>
-          <w:tcPr>
-            <w:tcW w:type="dxa" w:w="3120"/>
-          </w:tcPr>
-          <w:p>
-            <w:r>
-              <w:t>Port of Loading: AMBARLI</w:t>
-            </w:r>
-          </w:p>
-        </w:tc>
-        <w:tc>
-          <w:tcPr>
-            <w:tcW w:type="dxa" w:w="3120"/>
-          </w:tcPr>
-          <w:p>
-            <w:r>
-              <w:t>Otomatik eşleştirme yapılamadı — manuel doğrulama gerekli.</w:t>
-            </w:r>
-          </w:p>
-        </w:tc>
-        <w:tc>
-          <w:tcPr>
-            <w:tcW w:type="dxa" w:w="3120"/>
-          </w:tcPr>
-          <w:p>
-            <w:r>
-              <w:t>MANUEL KONTROL</w:t>
-            </w:r>
-          </w:p>
-        </w:tc>
-      </w:tr>
-      <w:tr>
-        <w:tc>
-          <w:tcPr>
-            <w:tcW w:type="dxa" w:w="3120"/>
-          </w:tcPr>
-          <w:p>
-            <w:r>
-              <w:t>ISTANBUL</w:t>
-            </w:r>
-          </w:p>
-        </w:tc>
-        <w:tc>
-          <w:tcPr>
-            <w:tcW w:type="dxa" w:w="3120"/>
-          </w:tcPr>
-          <w:p>
-            <w:r>
-              <w:t>Otomatik eşleştirme yapılamadı — manuel doğrulama gerekli.</w:t>
-            </w:r>
-          </w:p>
-        </w:tc>
-        <w:tc>
-          <w:tcPr>
-            <w:tcW w:type="dxa" w:w="3120"/>
-          </w:tcPr>
-          <w:p>
-            <w:r>
-              <w:t>MANUEL KONTROL</w:t>
-            </w:r>
-          </w:p>
-        </w:tc>
-      </w:tr>
-      <w:tr>
-        <w:tc>
-          <w:tcPr>
-            <w:tcW w:type="dxa" w:w="3120"/>
-          </w:tcPr>
-          <w:p>
-            <w:r>
-              <w:t>Port of Discharge: FELIXSTOWE</w:t>
-            </w:r>
-          </w:p>
-        </w:tc>
-        <w:tc>
-          <w:tcPr>
-            <w:tcW w:type="dxa" w:w="3120"/>
-          </w:tcPr>
-          <w:p>
-            <w:r>
-              <w:t>Otomatik eşleştirme yapılamadı — manuel doğrulama gerekli.</w:t>
-            </w:r>
-          </w:p>
-        </w:tc>
-        <w:tc>
-          <w:tcPr>
-            <w:tcW w:type="dxa" w:w="3120"/>
-          </w:tcPr>
-          <w:p>
-            <w:r>
-              <w:t>MANUEL KONTROL</w:t>
-            </w:r>
-          </w:p>
-        </w:tc>
-      </w:tr>
-      <w:tr>
-        <w:tc>
-          <w:tcPr>
-            <w:tcW w:type="dxa" w:w="3120"/>
-          </w:tcPr>
-          <w:p>
-            <w:r>
-              <w:t>UK</w:t>
-            </w:r>
-          </w:p>
-        </w:tc>
-        <w:tc>
-          <w:tcPr>
-            <w:tcW w:type="dxa" w:w="3120"/>
-          </w:tcPr>
-          <w:p>
-            <w:r>
-              <w:t>Otomatik eşleştirme yapılamadı — manuel doğrulama gerekli.</w:t>
-            </w:r>
-          </w:p>
-        </w:tc>
-        <w:tc>
-          <w:tcPr>
-            <w:tcW w:type="dxa" w:w="3120"/>
-          </w:tcPr>
-          <w:p>
-            <w:r>
-              <w:t>MANUEL KONTROL</w:t>
-            </w:r>
-          </w:p>
-        </w:tc>
-      </w:tr>
-      <w:tr>
-        <w:tc>
-          <w:tcPr>
-            <w:tcW w:type="dxa" w:w="3120"/>
-          </w:tcPr>
-          <w:p>
-            <w:r>
-              <w:t>Latest Shipment Date: 05.07.2026</w:t>
-            </w:r>
-          </w:p>
-        </w:tc>
-        <w:tc>
-          <w:tcPr>
-            <w:tcW w:type="dxa" w:w="3120"/>
-          </w:tcPr>
-          <w:p>
-            <w:r>
-              <w:t>Otomatik eşleştirme yapılamadı — manuel doğrulama gerekli.</w:t>
-            </w:r>
-          </w:p>
-        </w:tc>
-        <w:tc>
-          <w:tcPr>
-            <w:tcW w:type="dxa" w:w="3120"/>
-          </w:tcPr>
-          <w:p>
-            <w:r>
-              <w:t>MANUEL KONTROL</w:t>
-            </w:r>
-          </w:p>
-        </w:tc>
-      </w:tr>
-      <w:tr>
-        <w:tc>
-          <w:tcPr>
-            <w:tcW w:type="dxa" w:w="3120"/>
-          </w:tcPr>
-          <w:p>
-            <w:r>
-              <w:t>Partial Shipments: NOT ALLOWED</w:t>
-            </w:r>
-          </w:p>
-        </w:tc>
-        <w:tc>
-          <w:tcPr>
-            <w:tcW w:type="dxa" w:w="3120"/>
-          </w:tcPr>
-          <w:p>
-            <w:r>
-              <w:t>Otomatik eşleştirme yapılamadı — manuel doğrulama gerekli.</w:t>
-            </w:r>
-          </w:p>
-        </w:tc>
-        <w:tc>
-          <w:tcPr>
-            <w:tcW w:type="dxa" w:w="3120"/>
-          </w:tcPr>
-          <w:p>
-            <w:r>
-              <w:t>MANUEL KONTROL</w:t>
-            </w:r>
-          </w:p>
-        </w:tc>
-      </w:tr>
-      <w:tr>
-        <w:tc>
-          <w:tcPr>
-            <w:tcW w:type="dxa" w:w="3120"/>
-          </w:tcPr>
-          <w:p>
-            <w:r>
-              <w:t>Transshipment: NOT ALLOWED</w:t>
-            </w:r>
-          </w:p>
-        </w:tc>
-        <w:tc>
-          <w:tcPr>
-            <w:tcW w:type="dxa" w:w="3120"/>
-          </w:tcPr>
-          <w:p>
-            <w:r>
-              <w:t>Otomatik eşleştirme yapılamadı — manuel doğrulama gerekli.</w:t>
-            </w:r>
-          </w:p>
-        </w:tc>
-        <w:tc>
-          <w:tcPr>
-            <w:tcW w:type="dxa" w:w="3120"/>
-          </w:tcPr>
-          <w:p>
-            <w:r>
-              <w:t>MANUEL KONTROL</w:t>
-            </w:r>
-          </w:p>
-        </w:tc>
-      </w:tr>
-      <w:tr>
-        <w:tc>
-          <w:tcPr>
-            <w:tcW w:type="dxa" w:w="3120"/>
-          </w:tcPr>
-          <w:p>
-            <w:r>
-              <w:t>Goods Description:</w:t>
-            </w:r>
-          </w:p>
-        </w:tc>
-        <w:tc>
-          <w:tcPr>
-            <w:tcW w:type="dxa" w:w="3120"/>
-          </w:tcPr>
-          <w:p>
-            <w:r>
-              <w:t>Otomatik eşleştirme yapılamadı — manuel doğrulama gerekli.</w:t>
-            </w:r>
-          </w:p>
-        </w:tc>
-        <w:tc>
-          <w:tcPr>
-            <w:tcW w:type="dxa" w:w="3120"/>
-          </w:tcPr>
-          <w:p>
-            <w:r>
-              <w:t>MANUEL KONTROL</w:t>
-            </w:r>
-          </w:p>
-        </w:tc>
-      </w:tr>
-      <w:tr>
-        <w:tc>
-          <w:tcPr>
-            <w:tcW w:type="dxa" w:w="3120"/>
-          </w:tcPr>
-          <w:p>
-            <w:r>
-              <w:t>TEXTILE FABRICS (100% COTTON, DYED)</w:t>
-            </w:r>
-          </w:p>
-        </w:tc>
-        <w:tc>
-          <w:tcPr>
-            <w:tcW w:type="dxa" w:w="3120"/>
-          </w:tcPr>
-          <w:p>
-            <w:r>
-              <w:t>Otomatik eşleştirme yapılamadı — manuel doğrulama gerekli.</w:t>
-            </w:r>
-          </w:p>
-        </w:tc>
-        <w:tc>
-          <w:tcPr>
-            <w:tcW w:type="dxa" w:w="3120"/>
-          </w:tcPr>
-          <w:p>
-            <w:r>
-              <w:t>MANUEL KONTROL</w:t>
-            </w:r>
-          </w:p>
-        </w:tc>
-      </w:tr>
-      <w:tr>
-        <w:tc>
-          <w:tcPr>
-            <w:tcW w:type="dxa" w:w="3120"/>
-          </w:tcPr>
-          <w:p>
-            <w:r>
-              <w:t>HS Code: 5208.31.00.00.00</w:t>
-            </w:r>
-          </w:p>
-        </w:tc>
-        <w:tc>
-          <w:tcPr>
-            <w:tcW w:type="dxa" w:w="3120"/>
-          </w:tcPr>
-          <w:p>
-            <w:r>
-              <w:t>Otomatik eşleştirme yapılamadı — manuel doğrulama gerekli.</w:t>
+              <w:t>MT700 Alan 46A tespit edilemedi.</w:t>
             </w:r>
           </w:p>
         </w:tc>
@@ -1667,7 +731,7 @@
           </w:tcPr>
           <w:p>
             <w:r>
-              <w:t>REZERV RİSKİ</w:t>
+              <w:t>DOĞRUDAN GEÇMİYOR</w:t>
             </w:r>
           </w:p>
         </w:tc>
@@ -2007,90 +1071,6 @@
           </w:tcPr>
           <w:p>
             <w:r>
-              <w:t>Art 28</w:t>
-            </w:r>
-          </w:p>
-        </w:tc>
-        <w:tc>
-          <w:tcPr>
-            <w:tcW w:type="dxa" w:w="2340"/>
-          </w:tcPr>
-          <w:p>
-            <w:r>
-              <w:t>ISBP 821 Paragraf K1-K15 — Sigorta Belgesi Prensipleri</w:t>
-            </w:r>
-          </w:p>
-        </w:tc>
-        <w:tc>
-          <w:tcPr>
-            <w:tcW w:type="dxa" w:w="2340"/>
-          </w:tcPr>
-          <w:p>
-            <w:r>
-              <w:t>Sigorta Bedeli ≥ Fatura × %110 (Art 28f-ii): REZERV RİSKİ - SİGORTA BELGESİ EKSİK</w:t>
-            </w:r>
-          </w:p>
-        </w:tc>
-        <w:tc>
-          <w:tcPr>
-            <w:tcW w:type="dxa" w:w="2340"/>
-          </w:tcPr>
-          <w:p>
-            <w:r>
-              <w:t>Sigorta poliçesinin döviz cinsini, teminat tutarını ve kapsam tarihini akreditifle karşılaştırın.</w:t>
-            </w:r>
-          </w:p>
-        </w:tc>
-      </w:tr>
-      <w:tr>
-        <w:tc>
-          <w:tcPr>
-            <w:tcW w:type="dxa" w:w="2340"/>
-          </w:tcPr>
-          <w:p>
-            <w:r>
-              <w:t>Art 14</w:t>
-            </w:r>
-          </w:p>
-        </w:tc>
-        <w:tc>
-          <w:tcPr>
-            <w:tcW w:type="dxa" w:w="2340"/>
-          </w:tcPr>
-          <w:p>
-            <w:r>
-              <w:t>ISBP 821 Paragraf A1-A7 — Belge İnceleme Prensipleri</w:t>
-            </w:r>
-          </w:p>
-        </w:tc>
-        <w:tc>
-          <w:tcPr>
-            <w:tcW w:type="dxa" w:w="2340"/>
-          </w:tcPr>
-          <w:p>
-            <w:r>
-              <w:t>REZERV — 46A gereği 'Ticari Fatura' belgesi depoda bulunamadı</w:t>
-            </w:r>
-          </w:p>
-        </w:tc>
-        <w:tc>
-          <w:tcPr>
-            <w:tcW w:type="dxa" w:w="2340"/>
-          </w:tcPr>
-          <w:p>
-            <w:r>
-              <w:t>İbraz öncesi tüm belgeler 21 günlük süre kısıtlaması gözetilerek hazırlanmalıdır.</w:t>
-            </w:r>
-          </w:p>
-        </w:tc>
-      </w:tr>
-      <w:tr>
-        <w:tc>
-          <w:tcPr>
-            <w:tcW w:type="dxa" w:w="2340"/>
-          </w:tcPr>
-          <w:p>
-            <w:r>
               <w:t>Art 14</w:t>
             </w:r>
           </w:p>
@@ -2210,58 +1190,6 @@
           </w:tcPr>
           <w:p>
             <w:r>
-              <w:t>REZERV — Sigorta belgesi eksik (CIF teslimde Art 28 zorunluluğu)</w:t>
-            </w:r>
-          </w:p>
-        </w:tc>
-        <w:tc>
-          <w:tcPr>
-            <w:tcW w:type="dxa" w:w="1872"/>
-          </w:tcPr>
-          <w:p>
-            <w:r>
-              <w:t>YÜKSEK</w:t>
-            </w:r>
-          </w:p>
-        </w:tc>
-        <w:tc>
-          <w:tcPr>
-            <w:tcW w:type="dxa" w:w="1872"/>
-          </w:tcPr>
-          <w:p>
-            <w:r>
-              <w:t>Banka, sigorta poliçesi ibraz edilmeden ödeme yapmayı reddedecektir.</w:t>
-            </w:r>
-          </w:p>
-        </w:tc>
-        <w:tc>
-          <w:tcPr>
-            <w:tcW w:type="dxa" w:w="1872"/>
-          </w:tcPr>
-          <w:p>
-            <w:r>
-              <w:t>UCP 600 Art 28</w:t>
-            </w:r>
-          </w:p>
-        </w:tc>
-        <w:tc>
-          <w:tcPr>
-            <w:tcW w:type="dxa" w:w="1872"/>
-          </w:tcPr>
-          <w:p>
-            <w:r>
-              <w:t>CIF/CIP teslimde orijinal sigorta poliçesini en az fatura bedelinin %110'u için temin edin.</w:t>
-            </w:r>
-          </w:p>
-        </w:tc>
-      </w:tr>
-      <w:tr>
-        <w:tc>
-          <w:tcPr>
-            <w:tcW w:type="dxa" w:w="1872"/>
-          </w:tcPr>
-          <w:p>
-            <w:r>
               <w:t>REZERV — Konşimento belgesi ibraz edilmemiş (Art 20)</w:t>
             </w:r>
           </w:p>
@@ -2307,266 +1235,6 @@
           </w:p>
         </w:tc>
       </w:tr>
-      <w:tr>
-        <w:tc>
-          <w:tcPr>
-            <w:tcW w:type="dxa" w:w="1872"/>
-          </w:tcPr>
-          <w:p>
-            <w:r>
-              <w:t>REZERV — 46A gereği 'Ticari Fatura' belgesi depoda bulunamadı</w:t>
-            </w:r>
-          </w:p>
-        </w:tc>
-        <w:tc>
-          <w:tcPr>
-            <w:tcW w:type="dxa" w:w="1872"/>
-          </w:tcPr>
-          <w:p>
-            <w:r>
-              <w:t>ORTA</w:t>
-            </w:r>
-          </w:p>
-        </w:tc>
-        <w:tc>
-          <w:tcPr>
-            <w:tcW w:type="dxa" w:w="1872"/>
-          </w:tcPr>
-          <w:p>
-            <w:r>
-              <w:t>Akreditifte talep edilen belgelerden biri eksik olduğundan banka ödemeyi reddedecektir.</w:t>
-            </w:r>
-          </w:p>
-        </w:tc>
-        <w:tc>
-          <w:tcPr>
-            <w:tcW w:type="dxa" w:w="1872"/>
-          </w:tcPr>
-          <w:p>
-            <w:r>
-              <w:t>UCP 600 Art 14 / Art 16</w:t>
-            </w:r>
-          </w:p>
-        </w:tc>
-        <w:tc>
-          <w:tcPr>
-            <w:tcW w:type="dxa" w:w="1872"/>
-          </w:tcPr>
-          <w:p>
-            <w:r>
-              <w:t>Eksik belgeyi temin ederek tam ibraz yapın.</w:t>
-            </w:r>
-          </w:p>
-        </w:tc>
-      </w:tr>
-      <w:tr>
-        <w:tc>
-          <w:tcPr>
-            <w:tcW w:type="dxa" w:w="1872"/>
-          </w:tcPr>
-          <w:p>
-            <w:r>
-              <w:t>REZERV — 46A gereği 'Ticari Fatura' belgesi depoda bulunamadı</w:t>
-            </w:r>
-          </w:p>
-        </w:tc>
-        <w:tc>
-          <w:tcPr>
-            <w:tcW w:type="dxa" w:w="1872"/>
-          </w:tcPr>
-          <w:p>
-            <w:r>
-              <w:t>ORTA</w:t>
-            </w:r>
-          </w:p>
-        </w:tc>
-        <w:tc>
-          <w:tcPr>
-            <w:tcW w:type="dxa" w:w="1872"/>
-          </w:tcPr>
-          <w:p>
-            <w:r>
-              <w:t>Akreditifte talep edilen belgelerden biri eksik olduğundan banka ödemeyi reddedecektir.</w:t>
-            </w:r>
-          </w:p>
-        </w:tc>
-        <w:tc>
-          <w:tcPr>
-            <w:tcW w:type="dxa" w:w="1872"/>
-          </w:tcPr>
-          <w:p>
-            <w:r>
-              <w:t>UCP 600 Art 14 / Art 16</w:t>
-            </w:r>
-          </w:p>
-        </w:tc>
-        <w:tc>
-          <w:tcPr>
-            <w:tcW w:type="dxa" w:w="1872"/>
-          </w:tcPr>
-          <w:p>
-            <w:r>
-              <w:t>Eksik belgeyi temin ederek tam ibraz yapın.</w:t>
-            </w:r>
-          </w:p>
-        </w:tc>
-      </w:tr>
-      <w:tr>
-        <w:tc>
-          <w:tcPr>
-            <w:tcW w:type="dxa" w:w="1872"/>
-          </w:tcPr>
-          <w:p>
-            <w:r>
-              <w:t>REZERV — 46A gereği 'Konşimento (B/L)' belgesi depoda bulunamadı</w:t>
-            </w:r>
-          </w:p>
-        </w:tc>
-        <w:tc>
-          <w:tcPr>
-            <w:tcW w:type="dxa" w:w="1872"/>
-          </w:tcPr>
-          <w:p>
-            <w:r>
-              <w:t>ORTA</w:t>
-            </w:r>
-          </w:p>
-        </w:tc>
-        <w:tc>
-          <w:tcPr>
-            <w:tcW w:type="dxa" w:w="1872"/>
-          </w:tcPr>
-          <w:p>
-            <w:r>
-              <w:t>Akreditifte talep edilen belgelerden biri eksik olduğundan banka ödemeyi reddedecektir.</w:t>
-            </w:r>
-          </w:p>
-        </w:tc>
-        <w:tc>
-          <w:tcPr>
-            <w:tcW w:type="dxa" w:w="1872"/>
-          </w:tcPr>
-          <w:p>
-            <w:r>
-              <w:t>UCP 600 Art 14 / Art 16</w:t>
-            </w:r>
-          </w:p>
-        </w:tc>
-        <w:tc>
-          <w:tcPr>
-            <w:tcW w:type="dxa" w:w="1872"/>
-          </w:tcPr>
-          <w:p>
-            <w:r>
-              <w:t>Eksik belgeyi temin ederek tam ibraz yapın.</w:t>
-            </w:r>
-          </w:p>
-        </w:tc>
-      </w:tr>
-      <w:tr>
-        <w:tc>
-          <w:tcPr>
-            <w:tcW w:type="dxa" w:w="1872"/>
-          </w:tcPr>
-          <w:p>
-            <w:r>
-              <w:t>REZERV — 46A gereği 'Çeki Listesi' belgesi depoda bulunamadı</w:t>
-            </w:r>
-          </w:p>
-        </w:tc>
-        <w:tc>
-          <w:tcPr>
-            <w:tcW w:type="dxa" w:w="1872"/>
-          </w:tcPr>
-          <w:p>
-            <w:r>
-              <w:t>ORTA</w:t>
-            </w:r>
-          </w:p>
-        </w:tc>
-        <w:tc>
-          <w:tcPr>
-            <w:tcW w:type="dxa" w:w="1872"/>
-          </w:tcPr>
-          <w:p>
-            <w:r>
-              <w:t>Akreditifte talep edilen belgelerden biri eksik olduğundan banka ödemeyi reddedecektir.</w:t>
-            </w:r>
-          </w:p>
-        </w:tc>
-        <w:tc>
-          <w:tcPr>
-            <w:tcW w:type="dxa" w:w="1872"/>
-          </w:tcPr>
-          <w:p>
-            <w:r>
-              <w:t>UCP 600 Art 14 / Art 16</w:t>
-            </w:r>
-          </w:p>
-        </w:tc>
-        <w:tc>
-          <w:tcPr>
-            <w:tcW w:type="dxa" w:w="1872"/>
-          </w:tcPr>
-          <w:p>
-            <w:r>
-              <w:t>Eksik belgeyi temin ederek tam ibraz yapın.</w:t>
-            </w:r>
-          </w:p>
-        </w:tc>
-      </w:tr>
-      <w:tr>
-        <w:tc>
-          <w:tcPr>
-            <w:tcW w:type="dxa" w:w="1872"/>
-          </w:tcPr>
-          <w:p>
-            <w:r>
-              <w:t>REZERV — 46A gereği 'Sigorta Poliçesi' belgesi depoda bulunamadı</w:t>
-            </w:r>
-          </w:p>
-        </w:tc>
-        <w:tc>
-          <w:tcPr>
-            <w:tcW w:type="dxa" w:w="1872"/>
-          </w:tcPr>
-          <w:p>
-            <w:r>
-              <w:t>ORTA</w:t>
-            </w:r>
-          </w:p>
-        </w:tc>
-        <w:tc>
-          <w:tcPr>
-            <w:tcW w:type="dxa" w:w="1872"/>
-          </w:tcPr>
-          <w:p>
-            <w:r>
-              <w:t>Akreditifte talep edilen belgelerden biri eksik olduğundan banka ödemeyi reddedecektir.</w:t>
-            </w:r>
-          </w:p>
-        </w:tc>
-        <w:tc>
-          <w:tcPr>
-            <w:tcW w:type="dxa" w:w="1872"/>
-          </w:tcPr>
-          <w:p>
-            <w:r>
-              <w:t>UCP 600 Art 14 / Art 16</w:t>
-            </w:r>
-          </w:p>
-        </w:tc>
-        <w:tc>
-          <w:tcPr>
-            <w:tcW w:type="dxa" w:w="1872"/>
-          </w:tcPr>
-          <w:p>
-            <w:r>
-              <w:t>Eksik belgeyi temin ederek tam ibraz yapın.</w:t>
-            </w:r>
-          </w:p>
-        </w:tc>
-      </w:tr>
     </w:tbl>
     <w:p>
       <w:r>
@@ -2577,14 +1245,6 @@
           <w:sz w:val="24"/>
         </w:rPr>
         <w:t>10. Eksik Belgeler Özeti</w:t>
-      </w:r>
-    </w:p>
-    <w:p>
-      <w:pPr>
-        <w:pStyle w:val="ListBullet"/>
-      </w:pPr>
-      <w:r>
-        <w:t>EKSIK: Sigorta Poliçesi (CIF/CIP zorunlu)</w:t>
       </w:r>
     </w:p>
     <w:p>
@@ -2627,7 +1287,7 @@
         <w:pStyle w:val="ListBullet"/>
       </w:pPr>
       <w:r>
-        <w:t>Toplam Risk Puanı: 100 — Risk Sınıfı: YÜKSEK RİSK</w:t>
+        <w:t>Toplam Risk Puanı: 30 — Risk Sınıfı: ORTA RİSK</w:t>
       </w:r>
     </w:p>
     <w:p>
@@ -2635,7 +1295,7 @@
         <w:pStyle w:val="ListBullet"/>
       </w:pPr>
       <w:r>
-        <w:t>Uyumluluk Skoru: %0</w:t>
+        <w:t>Uyumluluk Skoru: %65</w:t>
       </w:r>
     </w:p>
     <w:p>
@@ -2643,55 +1303,7 @@
         <w:pStyle w:val="ListBullet"/>
       </w:pPr>
       <w:r>
-        <w:t>1. REZERV — Sigorta belgesi eksik (CIF teslimde Art 28 zorunluluğu)</w:t>
-      </w:r>
-    </w:p>
-    <w:p>
-      <w:pPr>
-        <w:pStyle w:val="ListBullet"/>
-      </w:pPr>
-      <w:r>
-        <w:t>2. REZERV — Konşimento belgesi ibraz edilmemiş (Art 20)</w:t>
-      </w:r>
-    </w:p>
-    <w:p>
-      <w:pPr>
-        <w:pStyle w:val="ListBullet"/>
-      </w:pPr>
-      <w:r>
-        <w:t>3. REZERV — 46A gereği 'Ticari Fatura' belgesi depoda bulunamadı</w:t>
-      </w:r>
-    </w:p>
-    <w:p>
-      <w:pPr>
-        <w:pStyle w:val="ListBullet"/>
-      </w:pPr>
-      <w:r>
-        <w:t>4. REZERV — 46A gereği 'Ticari Fatura' belgesi depoda bulunamadı</w:t>
-      </w:r>
-    </w:p>
-    <w:p>
-      <w:pPr>
-        <w:pStyle w:val="ListBullet"/>
-      </w:pPr>
-      <w:r>
-        <w:t>5. REZERV — 46A gereği 'Konşimento (B/L)' belgesi depoda bulunamadı</w:t>
-      </w:r>
-    </w:p>
-    <w:p>
-      <w:pPr>
-        <w:pStyle w:val="ListBullet"/>
-      </w:pPr>
-      <w:r>
-        <w:t>6. REZERV — 46A gereği 'Çeki Listesi' belgesi depoda bulunamadı</w:t>
-      </w:r>
-    </w:p>
-    <w:p>
-      <w:pPr>
-        <w:pStyle w:val="ListBullet"/>
-      </w:pPr>
-      <w:r>
-        <w:t>7. REZERV — 46A gereği 'Sigorta Poliçesi' belgesi depoda bulunamadı</w:t>
+        <w:t>1. REZERV — Konşimento belgesi ibraz edilmemiş (Art 20)</w:t>
       </w:r>
     </w:p>
     <w:sectPr>

--- a/DisTicaretRepo/Raporlar/akreditif_analiz_raporu.docx
+++ b/DisTicaretRepo/Raporlar/akreditif_analiz_raporu.docx
@@ -1260,6 +1260,14 @@
         <w:pStyle w:val="ListBullet"/>
       </w:pPr>
       <w:r>
+        <w:t>EKSIK: Küşat (MT700 Akreditif)</w:t>
+      </w:r>
+    </w:p>
+    <w:p>
+      <w:pPr>
+        <w:pStyle w:val="ListBullet"/>
+      </w:pPr>
+      <w:r>
         <w:t>EKSIK: Ticari Fatura</w:t>
       </w:r>
     </w:p>

--- a/DisTicaretRepo/Raporlar/akreditif_analiz_raporu.docx
+++ b/DisTicaretRepo/Raporlar/akreditif_analiz_raporu.docx
@@ -25,7 +25,7 @@
           <w:i/>
           <w:sz w:val="18"/>
         </w:rPr>
-        <w:t>Rapor Tarihi: 19.06.2026 03:14 | Altyapı: UCP 600 &amp; ISBP 821 Hukuk Motoru v5.0</w:t>
+        <w:t>Rapor Tarihi: 19.06.2026 03:15 | Altyapı: UCP 600 &amp; ISBP 821 Hukuk Motoru v5.0</w:t>
       </w:r>
     </w:p>
     <w:p>
@@ -95,7 +95,15 @@
         <w:pStyle w:val="ListBullet"/>
       </w:pPr>
       <w:r>
-        <w:t>Incoterms Standardı: Metinden tespit edilemedi — manuel kontrol önerilir.</w:t>
+        <w:t>Incoterms Standardı: CIF (ICC 2020 Rules)</w:t>
+      </w:r>
+    </w:p>
+    <w:p>
+      <w:pPr>
+        <w:pStyle w:val="ListBullet"/>
+      </w:pPr>
+      <w:r>
+        <w:t>[HUKUKİ REZERV RİSKİ] Teslim şekli CIF olmasına rağmen Sigorta Poliçesi bulunamadı!</w:t>
       </w:r>
     </w:p>
     <w:p>
@@ -169,7 +177,7 @@
           </w:tcPr>
           <w:p>
             <w:r>
-              <w:t>Tutar tespit edilemedi: Fatura, Akreditif (32B)</w:t>
+              <w:t>Tutar tespit edilemedi: Fatura</w:t>
             </w:r>
           </w:p>
         </w:tc>
@@ -276,6 +284,38 @@
           <w:p>
             <w:r>
               <w:t>MANUEL KONTROL</w:t>
+            </w:r>
+          </w:p>
+        </w:tc>
+      </w:tr>
+      <w:tr>
+        <w:tc>
+          <w:tcPr>
+            <w:tcW w:type="dxa" w:w="3120"/>
+          </w:tcPr>
+          <w:p>
+            <w:r>
+              <w:t>Sigorta Bedeli ≥ Fatura × %110 (Art 28f-ii)</w:t>
+            </w:r>
+          </w:p>
+        </w:tc>
+        <w:tc>
+          <w:tcPr>
+            <w:tcW w:type="dxa" w:w="3120"/>
+          </w:tcPr>
+          <w:p>
+            <w:r>
+              <w:t>CIF teslimlerde sigorta poliçesi zorunludur ancak bulunamadı.</w:t>
+            </w:r>
+          </w:p>
+        </w:tc>
+        <w:tc>
+          <w:tcPr>
+            <w:tcW w:type="dxa" w:w="3120"/>
+          </w:tcPr>
+          <w:p>
+            <w:r>
+              <w:t>REZERV RİSKİ - SİGORTA BELGESİ EKSİK</w:t>
             </w:r>
           </w:p>
         </w:tc>
@@ -731,7 +771,7 @@
           </w:tcPr>
           <w:p>
             <w:r>
-              <w:t>DOĞRUDAN GEÇMİYOR</w:t>
+              <w:t>REZERV RİSKİ</w:t>
             </w:r>
           </w:p>
         </w:tc>
@@ -1071,6 +1111,48 @@
           </w:tcPr>
           <w:p>
             <w:r>
+              <w:t>Art 28</w:t>
+            </w:r>
+          </w:p>
+        </w:tc>
+        <w:tc>
+          <w:tcPr>
+            <w:tcW w:type="dxa" w:w="2340"/>
+          </w:tcPr>
+          <w:p>
+            <w:r>
+              <w:t>ISBP 821 Paragraf K1-K15 — Sigorta Belgesi Prensipleri</w:t>
+            </w:r>
+          </w:p>
+        </w:tc>
+        <w:tc>
+          <w:tcPr>
+            <w:tcW w:type="dxa" w:w="2340"/>
+          </w:tcPr>
+          <w:p>
+            <w:r>
+              <w:t>Sigorta Bedeli ≥ Fatura × %110 (Art 28f-ii): REZERV RİSKİ - SİGORTA BELGESİ EKSİK</w:t>
+            </w:r>
+          </w:p>
+        </w:tc>
+        <w:tc>
+          <w:tcPr>
+            <w:tcW w:type="dxa" w:w="2340"/>
+          </w:tcPr>
+          <w:p>
+            <w:r>
+              <w:t>Sigorta poliçesinin döviz cinsini, teminat tutarını ve kapsam tarihini akreditifle karşılaştırın.</w:t>
+            </w:r>
+          </w:p>
+        </w:tc>
+      </w:tr>
+      <w:tr>
+        <w:tc>
+          <w:tcPr>
+            <w:tcW w:type="dxa" w:w="2340"/>
+          </w:tcPr>
+          <w:p>
+            <w:r>
               <w:t>Art 14</w:t>
             </w:r>
           </w:p>
@@ -1190,6 +1272,58 @@
           </w:tcPr>
           <w:p>
             <w:r>
+              <w:t>REZERV — Sigorta belgesi eksik (CIF teslimde Art 28 zorunluluğu)</w:t>
+            </w:r>
+          </w:p>
+        </w:tc>
+        <w:tc>
+          <w:tcPr>
+            <w:tcW w:type="dxa" w:w="1872"/>
+          </w:tcPr>
+          <w:p>
+            <w:r>
+              <w:t>YÜKSEK</w:t>
+            </w:r>
+          </w:p>
+        </w:tc>
+        <w:tc>
+          <w:tcPr>
+            <w:tcW w:type="dxa" w:w="1872"/>
+          </w:tcPr>
+          <w:p>
+            <w:r>
+              <w:t>Banka, sigorta poliçesi ibraz edilmeden ödeme yapmayı reddedecektir.</w:t>
+            </w:r>
+          </w:p>
+        </w:tc>
+        <w:tc>
+          <w:tcPr>
+            <w:tcW w:type="dxa" w:w="1872"/>
+          </w:tcPr>
+          <w:p>
+            <w:r>
+              <w:t>UCP 600 Art 28</w:t>
+            </w:r>
+          </w:p>
+        </w:tc>
+        <w:tc>
+          <w:tcPr>
+            <w:tcW w:type="dxa" w:w="1872"/>
+          </w:tcPr>
+          <w:p>
+            <w:r>
+              <w:t>CIF/CIP teslimde orijinal sigorta poliçesini en az fatura bedelinin %110'u için temin edin.</w:t>
+            </w:r>
+          </w:p>
+        </w:tc>
+      </w:tr>
+      <w:tr>
+        <w:tc>
+          <w:tcPr>
+            <w:tcW w:type="dxa" w:w="1872"/>
+          </w:tcPr>
+          <w:p>
+            <w:r>
               <w:t>REZERV — Konşimento belgesi ibraz edilmemiş (Art 20)</w:t>
             </w:r>
           </w:p>
@@ -1252,7 +1386,7 @@
         <w:pStyle w:val="ListBullet"/>
       </w:pPr>
       <w:r>
-        <w:t>EKSIK: Konşimento (Bill of Lading)</w:t>
+        <w:t>EKSIK: Sigorta Poliçesi (CIF/CIP zorunlu)</w:t>
       </w:r>
     </w:p>
     <w:p>
@@ -1260,7 +1394,7 @@
         <w:pStyle w:val="ListBullet"/>
       </w:pPr>
       <w:r>
-        <w:t>EKSIK: Küşat (MT700 Akreditif)</w:t>
+        <w:t>EKSIK: Konşimento (Bill of Lading)</w:t>
       </w:r>
     </w:p>
     <w:p>
@@ -1295,7 +1429,7 @@
         <w:pStyle w:val="ListBullet"/>
       </w:pPr>
       <w:r>
-        <w:t>Toplam Risk Puanı: 30 — Risk Sınıfı: ORTA RİSK</w:t>
+        <w:t>Toplam Risk Puanı: 55 — Risk Sınıfı: YÜKSEK RİSK</w:t>
       </w:r>
     </w:p>
     <w:p>
@@ -1303,7 +1437,7 @@
         <w:pStyle w:val="ListBullet"/>
       </w:pPr>
       <w:r>
-        <w:t>Uyumluluk Skoru: %65</w:t>
+        <w:t>Uyumluluk Skoru: %45</w:t>
       </w:r>
     </w:p>
     <w:p>
@@ -1311,7 +1445,15 @@
         <w:pStyle w:val="ListBullet"/>
       </w:pPr>
       <w:r>
-        <w:t>1. REZERV — Konşimento belgesi ibraz edilmemiş (Art 20)</w:t>
+        <w:t>1. REZERV — Sigorta belgesi eksik (CIF teslimde Art 28 zorunluluğu)</w:t>
+      </w:r>
+    </w:p>
+    <w:p>
+      <w:pPr>
+        <w:pStyle w:val="ListBullet"/>
+      </w:pPr>
+      <w:r>
+        <w:t>2. REZERV — Konşimento belgesi ibraz edilmemiş (Art 20)</w:t>
       </w:r>
     </w:p>
     <w:sectPr>

--- a/DisTicaretRepo/Raporlar/akreditif_analiz_raporu.docx
+++ b/DisTicaretRepo/Raporlar/akreditif_analiz_raporu.docx
@@ -25,7 +25,7 @@
           <w:i/>
           <w:sz w:val="18"/>
         </w:rPr>
-        <w:t>Rapor Tarihi: 19.06.2026 03:15 | Altyapı: UCP 600 &amp; ISBP 821 Hukuk Motoru v5.0</w:t>
+        <w:t>Rapor Tarihi: 19.06.2026 03:27 | Altyapı: UCP 600 &amp; ISBP 821 Hukuk Motoru v5.0</w:t>
       </w:r>
     </w:p>
     <w:p>
